--- a/spa/docx/52.content.docx
+++ b/spa/docx/52.content.docx
@@ -11,6 +11,15 @@
         <w:pStyle w:val="Heading2"/>
       </w:pPr>
       <w:r>
+        <w:t>Resource: Notas de Estudio (Tyndale)</w:t>
+      </w:r>
+      <w:r/>
+    </w:p>
+    <w:p>
+      <w:pPr>
+        <w:pStyle w:val="Heading2"/>
+      </w:pPr>
+      <w:r>
         <w:t>License Information</w:t>
       </w:r>
       <w:r/>
@@ -21,7 +30,7 @@
         <w:rPr>
           <w:b/>
         </w:rPr>
-        <w:t>Study Notes (Tyndale)</w:t>
+        <w:t>Notas de Estudio (Tyndale)</w:t>
       </w:r>
       <w:r>
         <w:t xml:space="preserve"> (Spanish) is based on</w:t>
@@ -74,7 +83,7 @@
         <w:pStyle w:val="Heading1"/>
       </w:pPr>
       <w:r>
-        <w:t>Study Notes (Tyndale)</w:t>
+        <w:t>Notas de Estudio (Tyndale)</w:t>
       </w:r>
     </w:p>
     <w:p>
@@ -83,6 +92,51 @@
           <w:headerReference w:type="even" r:id="rId8"/>
           <w:headerReference w:type="default" r:id="rId9"/>
           <w:footerReference w:type="default" r:id="rId10"/>
+          <w:footnotePr>
+            <w:numRestart w:val="eachSect"/>
+          </w:footnotePr>
+          <w:type w:val="continuous"/>
+          <w:pgSz w:w="12240" w:h="15840" w:code="1"/>
+          <w:pgMar w:top="1440" w:right="1440" w:bottom="1440" w:left="1440" w:header="504" w:footer="504" w:gutter="0"/>
+          <w:cols w:space="708"/>
+          <w:titlePg/>
+          <w:docGrid w:linePitch="360"/>
+        </w:sectPr>
+      </w:pPr>
+    </w:p>
+    <w:p>
+      <w:r/>
+    </w:p>
+    <w:p>
+      <w:pPr>
+        <w:pStyle w:val="Heading2"/>
+      </w:pPr>
+      <w:r>
+        <w:t>1TH</w:t>
+      </w:r>
+      <w:r/>
+    </w:p>
+    <w:p>
+      <w:r/>
+      <w:r>
+        <w:rPr>
+          <w:i/>
+        </w:rPr>
+        <w:t>1 Tesalonicenses 1:1, 1 Tesalonicenses 1:2, 1 Tesalonicenses 1:2–10, 1 Tesalonicenses 1:3, 1 Tesalonicenses 1:4, 1 Tesalonicenses 1:5, 1 Tesalonicenses 1:6, 1 Tesalonicenses 1:7–8, 1 Tesalonicenses 1:9, 1 Tesalonicenses 1:10, 1 Tesalonicenses 2:1, 1 Tesalonicenses 2:1–3.13, 1 Tesalonicenses 2:2, 1 Tesalonicenses 2:4, 1 Tesalonicenses 2:5, 1 Tesalonicenses 2:7, 1 Tesalonicenses 2:9, 1 Tesalonicenses 2:10, 1 Tesalonicenses 2:11, 1 Tesalonicenses 2:12, 1 Tesalonicenses 2:13, 1 Tesalonicenses 2:14, 1 Tesalonicenses 2:15, 1 Tesalonicenses 2:16, 1 Tesalonicenses 2:17, 1 Tesalonicenses 2:18, 1 Tesalonicenses 2:19, 1 Tesalonicenses 2:20, 1 Tesalonicenses 3:1–5, 1 Tesalonicenses 3:3, 1 Tesalonicenses 3:5, 1 Tesalonicenses 3:6, 1 Tesalonicenses 3:8, 1 Tesalonicenses 3:11, 1 Tesalonicenses 3:12, 1 Tesalonicenses 3:13, 1 Tesalonicenses 4:1–2, 1 Tesalonicenses 4:1–5.22, 1 Tesalonicenses 4:3, 1 Tesalonicenses 4:4, 1 Tesalonicenses 4:5, 1 Tesalonicenses 4:7, 1 Tesalonicenses 4:8, 1 Tesalonicenses 4:9, 1 Tesalonicenses 4:9–5:11, 1 Tesalonicenses 4:10, 1 Tesalonicenses 4:11, 1 Tesalonicenses 4:12, 1 Tesalonicenses 4:13, 1 Tesalonicenses 4:14, 1 Tesalonicenses 4:15, 1 Tesalonicenses 4:16, 1 Tesalonicenses 4:17, 1 Tesalonicenses 4:18, 1 Tesalonicenses 5:1, 1 Tesalonicenses 5:2, 1 Tesalonicenses 5:3, 1 Tesalonicenses 5:4, 1 Tesalonicenses 5:5, 1 Tesalonicenses 5:6, 1 Tesalonicenses 5:7, 1 Tesalonicenses 5:8, 1 Tesalonicenses 5:9, 1 Tesalonicenses 5:10, 1 Tesalonicenses 5:11, 1 Tesalonicenses 5:12, 1 Tesalonicenses 5:13, 1 Tesalonicenses 5:14, 1 Tesalonicenses 5:15, 1 Tesalonicenses 5:17, 1 Tesalonicenses 5:18, 1 Tesalonicenses 5:19, 1 Tesalonicenses 5:20–21, 1 Tesalonicenses 5:22, 1 Tesalonicenses 5:23, 1 Tesalonicenses 5:23–28, 1 Tesalonicenses 5:24, 1 Tesalonicenses 5:26, 1 Tesalonicenses 5:27, 1 Tesalonicenses 5:28</w:t>
+      </w:r>
+      <w:r/>
+    </w:p>
+    <w:p>
+      <w:r/>
+      <w:r>
+        <w:t xml:space="preserve"> </w:t>
+      </w:r>
+      <w:r/>
+      <w:r/>
+    </w:p>
+    <w:p>
+      <w:pPr>
+        <w:sectPr>
           <w:footnotePr>
             <w:numRestart w:val="eachSect"/>
           </w:footnotePr>

--- a/spa/docx/52.content.docx
+++ b/spa/docx/52.content.docx
@@ -163,13 +163,6 @@
         <w:rPr>
           <w:lang w:val="es_ES" w:bidi="es_ES"/>
         </w:rPr>
-      </w:r>
-      <w:r>
-        <w:rPr>
-          <w:i/>
-          <w:lang w:val="es_ES" w:bidi="es_ES"/>
-        </w:rPr>
-        <w:t>1 Tesalonicenses 1:1, 1 Tesalonicenses 1:2, 1 Tesalonicenses 1:2–10, 1 Tesalonicenses 1:3, 1 Tesalonicenses 1:4, 1 Tesalonicenses 1:5, 1 Tesalonicenses 1:6, 1 Tesalonicenses 1:7–8, 1 Tesalonicenses 1:9, 1 Tesalonicenses 1:10, 1 Tesalonicenses 2:1, 1 Tesalonicenses 2:1–3.13, 1 Tesalonicenses 2:2, 1 Tesalonicenses 2:4, 1 Tesalonicenses 2:5, 1 Tesalonicenses 2:7, 1 Tesalonicenses 2:9, 1 Tesalonicenses 2:10, 1 Tesalonicenses 2:11, 1 Tesalonicenses 2:12, 1 Tesalonicenses 2:13, 1 Tesalonicenses 2:14, 1 Tesalonicenses 2:15, 1 Tesalonicenses 2:16, 1 Tesalonicenses 2:17, 1 Tesalonicenses 2:18, 1 Tesalonicenses 2:19, 1 Tesalonicenses 2:20, 1 Tesalonicenses 3:1–5, 1 Tesalonicenses 3:3, 1 Tesalonicenses 3:5, 1 Tesalonicenses 3:6, 1 Tesalonicenses 3:8, 1 Tesalonicenses 3:11, 1 Tesalonicenses 3:12, 1 Tesalonicenses 3:13, 1 Tesalonicenses 4:1–2, 1 Tesalonicenses 4:1–5.22, 1 Tesalonicenses 4:3, 1 Tesalonicenses 4:4, 1 Tesalonicenses 4:5, 1 Tesalonicenses 4:7, 1 Tesalonicenses 4:8, 1 Tesalonicenses 4:9, 1 Tesalonicenses 4:9–5:11, 1 Tesalonicenses 4:10, 1 Tesalonicenses 4:11, 1 Tesalonicenses 4:12, 1 Tesalonicenses 4:13, 1 Tesalonicenses 4:14, 1 Tesalonicenses 4:15, 1 Tesalonicenses 4:16, 1 Tesalonicenses 4:17, 1 Tesalonicenses 4:18, 1 Tesalonicenses 5:1, 1 Tesalonicenses 5:2, 1 Tesalonicenses 5:3, 1 Tesalonicenses 5:4, 1 Tesalonicenses 5:5, 1 Tesalonicenses 5:6, 1 Tesalonicenses 5:7, 1 Tesalonicenses 5:8, 1 Tesalonicenses 5:9, 1 Tesalonicenses 5:10, 1 Tesalonicenses 5:11, 1 Tesalonicenses 5:12, 1 Tesalonicenses 5:13, 1 Tesalonicenses 5:14, 1 Tesalonicenses 5:15, 1 Tesalonicenses 5:17, 1 Tesalonicenses 5:18, 1 Tesalonicenses 5:19, 1 Tesalonicenses 5:20–21, 1 Tesalonicenses 5:22, 1 Tesalonicenses 5:23, 1 Tesalonicenses 5:23–28, 1 Tesalonicenses 5:24, 1 Tesalonicenses 5:26, 1 Tesalonicenses 5:27, 1 Tesalonicenses 5:28</w:t>
       </w:r>
       <w:r>
         <w:rPr>

--- a/spa/docx/52.content.docx
+++ b/spa/docx/52.content.docx
@@ -150,19 +150,6 @@
           <w:lang w:val="es_ES" w:bidi="es_ES"/>
         </w:rPr>
         <w:t>1TH</w:t>
-      </w:r>
-      <w:r>
-        <w:rPr>
-          <w:lang w:val="es_ES" w:bidi="es_ES"/>
-        </w:rPr>
-      </w:r>
-    </w:p>
-    <w:p>
-      <w:pPr/>
-      <w:r>
-        <w:rPr>
-          <w:lang w:val="es_ES" w:bidi="es_ES"/>
-        </w:rPr>
       </w:r>
       <w:r>
         <w:rPr>

--- a/spa/docx/52.content.docx
+++ b/spa/docx/52.content.docx
@@ -19,7 +19,7 @@
         <w:rPr>
           <w:lang w:val="es_ES" w:bidi="es_ES"/>
         </w:rPr>
-        <w:t>Resource: Notas de Estudio (Tyndale)</w:t>
+        <w:t>Resource: Tyndale Open Study Notes</w:t>
       </w:r>
       <w:r>
         <w:rPr>
@@ -112,7 +112,7 @@
         <w:rPr>
           <w:lang w:val="es_ES" w:bidi="es_ES"/>
         </w:rPr>
-        <w:t>Notas de Estudio (Tyndale)</w:t>
+        <w:t>Tyndale Open Study Notes</w:t>
       </w:r>
     </w:p>
     <w:p>

--- a/spa/docx/52.content.docx
+++ b/spa/docx/52.content.docx
@@ -19,7 +19,7 @@
         <w:rPr>
           <w:lang w:val="es_ES" w:bidi="es_ES"/>
         </w:rPr>
-        <w:t>Resource: Tyndale Open Study Notes</w:t>
+        <w:t>Resource: Aquifer Open Study Notes</w:t>
       </w:r>
       <w:r>
         <w:rPr>
@@ -112,7 +112,7 @@
         <w:rPr>
           <w:lang w:val="es_ES" w:bidi="es_ES"/>
         </w:rPr>
-        <w:t>Tyndale Open Study Notes</w:t>
+        <w:t>Aquifer Open Study Notes</w:t>
       </w:r>
     </w:p>
     <w:p>

--- a/spa/docx/52.content.docx
+++ b/spa/docx/52.content.docx
@@ -233,18 +233,12 @@
         </w:rPr>
         <w:t>Las cartas antiguas comenzaban con el nombre del autor, el nombre de los destinatarios y un saludo. • Pablo, Silas y Timoteo eran los fundadores de esta iglesia (</w:t>
       </w:r>
-      <w:hyperlink r:id="rId13">
-        <w:r>
-          <w:rPr>
-            <w:lang w:val="es_ES" w:bidi="es_ES"/>
-          </w:rPr>
-          <w:rPr>
-            <w:color w:val="0000EE"/>
-            <w:u w:val="single"/>
-          </w:rPr>
-          <w:t>Hc 17:1–9</w:t>
-        </w:r>
-      </w:hyperlink>
+      <w:r>
+        <w:rPr>
+          <w:lang w:val="es_ES" w:bidi="es_ES"/>
+        </w:rPr>
+        <w:t>Hc 17:1–9</w:t>
+      </w:r>
       <w:r>
         <w:rPr>
           <w:lang w:val="es_ES" w:bidi="es_ES"/>
@@ -305,36 +299,24 @@
         </w:rPr>
         <w:t xml:space="preserve"> este es el primero de tres agradecimientos para la iglesia (ver </w:t>
       </w:r>
-      <w:hyperlink r:id="rId14">
-        <w:r>
-          <w:rPr>
-            <w:lang w:val="es_ES" w:bidi="es_ES"/>
-          </w:rPr>
-          <w:rPr>
-            <w:color w:val="0000EE"/>
-            <w:u w:val="single"/>
-          </w:rPr>
-          <w:t>2:13,</w:t>
-        </w:r>
-      </w:hyperlink>
-      <w:r>
-        <w:rPr>
-          <w:lang w:val="es_ES" w:bidi="es_ES"/>
-        </w:rPr>
-        <w:t xml:space="preserve"> </w:t>
-      </w:r>
-      <w:hyperlink r:id="rId15">
-        <w:r>
-          <w:rPr>
-            <w:lang w:val="es_ES" w:bidi="es_ES"/>
-          </w:rPr>
-          <w:rPr>
-            <w:color w:val="0000EE"/>
-            <w:u w:val="single"/>
-          </w:rPr>
-          <w:t>3:9</w:t>
-        </w:r>
-      </w:hyperlink>
+      <w:r>
+        <w:rPr>
+          <w:lang w:val="es_ES" w:bidi="es_ES"/>
+        </w:rPr>
+        <w:t>2:13,</w:t>
+      </w:r>
+      <w:r>
+        <w:rPr>
+          <w:lang w:val="es_ES" w:bidi="es_ES"/>
+        </w:rPr>
+        <w:t xml:space="preserve"> </w:t>
+      </w:r>
+      <w:r>
+        <w:rPr>
+          <w:lang w:val="es_ES" w:bidi="es_ES"/>
+        </w:rPr>
+        <w:t>3:9</w:t>
+      </w:r>
       <w:r>
         <w:rPr>
           <w:lang w:val="es_ES" w:bidi="es_ES"/>
@@ -389,90 +371,60 @@
         </w:rPr>
         <w:t>Después de agradecer a Dios por la fe, el amor y la esperanza de los creyentes de Tesalónica (</w:t>
       </w:r>
-      <w:hyperlink r:id="rId16">
-        <w:r>
-          <w:rPr>
-            <w:lang w:val="es_ES" w:bidi="es_ES"/>
-          </w:rPr>
-          <w:rPr>
-            <w:color w:val="0000EE"/>
-            <w:u w:val="single"/>
-          </w:rPr>
-          <w:t>1:2–3</w:t>
-        </w:r>
-      </w:hyperlink>
+      <w:r>
+        <w:rPr>
+          <w:lang w:val="es_ES" w:bidi="es_ES"/>
+        </w:rPr>
+        <w:t>1:2–3</w:t>
+      </w:r>
       <w:r>
         <w:rPr>
           <w:lang w:val="es_ES" w:bidi="es_ES"/>
         </w:rPr>
         <w:t>), Pablo recuerda cómo se les proclamó las buenas nuevas (</w:t>
       </w:r>
-      <w:hyperlink r:id="rId17">
-        <w:r>
-          <w:rPr>
-            <w:lang w:val="es_ES" w:bidi="es_ES"/>
-          </w:rPr>
-          <w:rPr>
-            <w:color w:val="0000EE"/>
-            <w:u w:val="single"/>
-          </w:rPr>
-          <w:t>1:4–5</w:t>
-        </w:r>
-      </w:hyperlink>
+      <w:r>
+        <w:rPr>
+          <w:lang w:val="es_ES" w:bidi="es_ES"/>
+        </w:rPr>
+        <w:t>1:4–5</w:t>
+      </w:r>
       <w:r>
         <w:rPr>
           <w:lang w:val="es_ES" w:bidi="es_ES"/>
         </w:rPr>
         <w:t>) y cómo aceptaron su mensaje (</w:t>
       </w:r>
-      <w:hyperlink r:id="rId18">
-        <w:r>
-          <w:rPr>
-            <w:lang w:val="es_ES" w:bidi="es_ES"/>
-          </w:rPr>
-          <w:rPr>
-            <w:color w:val="0000EE"/>
-            <w:u w:val="single"/>
-          </w:rPr>
-          <w:t>1:6–10</w:t>
-        </w:r>
-      </w:hyperlink>
+      <w:r>
+        <w:rPr>
+          <w:lang w:val="es_ES" w:bidi="es_ES"/>
+        </w:rPr>
+        <w:t>1:6–10</w:t>
+      </w:r>
       <w:r>
         <w:rPr>
           <w:lang w:val="es_ES" w:bidi="es_ES"/>
         </w:rPr>
         <w:t xml:space="preserve">). Pablo retoma estos temas en </w:t>
       </w:r>
-      <w:hyperlink r:id="rId19">
-        <w:r>
-          <w:rPr>
-            <w:lang w:val="es_ES" w:bidi="es_ES"/>
-          </w:rPr>
-          <w:rPr>
-            <w:color w:val="0000EE"/>
-            <w:u w:val="single"/>
-          </w:rPr>
-          <w:t>2:1–12</w:t>
-        </w:r>
-      </w:hyperlink>
+      <w:r>
+        <w:rPr>
+          <w:lang w:val="es_ES" w:bidi="es_ES"/>
+        </w:rPr>
+        <w:t>2:1–12</w:t>
+      </w:r>
       <w:r>
         <w:rPr>
           <w:lang w:val="es_ES" w:bidi="es_ES"/>
         </w:rPr>
         <w:t xml:space="preserve"> y </w:t>
       </w:r>
-      <w:hyperlink r:id="rId20">
-        <w:r>
-          <w:rPr>
-            <w:lang w:val="es_ES" w:bidi="es_ES"/>
-          </w:rPr>
-          <w:rPr>
-            <w:color w:val="0000EE"/>
-            <w:u w:val="single"/>
-          </w:rPr>
-          <w:t>2:13–16</w:t>
-        </w:r>
-      </w:hyperlink>
+      <w:r>
+        <w:rPr>
+          <w:lang w:val="es_ES" w:bidi="es_ES"/>
+        </w:rPr>
+        <w:t>2:13–16</w:t>
+      </w:r>
       <w:r>
         <w:rPr>
           <w:lang w:val="es_ES" w:bidi="es_ES"/>
@@ -527,54 +479,36 @@
         </w:rPr>
         <w:t xml:space="preserve">La razón de la gratitud de Pablo era el trabajo fiel de los tesalonicenses, sus obras de amor y su esperanza duradera (o confianza; ver </w:t>
       </w:r>
-      <w:hyperlink r:id="rId21">
-        <w:r>
-          <w:rPr>
-            <w:lang w:val="es_ES" w:bidi="es_ES"/>
-          </w:rPr>
-          <w:rPr>
-            <w:color w:val="0000EE"/>
-            <w:u w:val="single"/>
-          </w:rPr>
-          <w:t>3:6,</w:t>
-        </w:r>
-      </w:hyperlink>
-      <w:r>
-        <w:rPr>
-          <w:lang w:val="es_ES" w:bidi="es_ES"/>
-        </w:rPr>
-        <w:t xml:space="preserve"> </w:t>
-      </w:r>
-      <w:hyperlink r:id="rId22">
-        <w:r>
-          <w:rPr>
-            <w:lang w:val="es_ES" w:bidi="es_ES"/>
-          </w:rPr>
-          <w:rPr>
-            <w:color w:val="0000EE"/>
-            <w:u w:val="single"/>
-          </w:rPr>
-          <w:t>5:8;</w:t>
-        </w:r>
-      </w:hyperlink>
-      <w:r>
-        <w:rPr>
-          <w:lang w:val="es_ES" w:bidi="es_ES"/>
-        </w:rPr>
-        <w:t xml:space="preserve"> </w:t>
-      </w:r>
-      <w:hyperlink r:id="rId23">
-        <w:r>
-          <w:rPr>
-            <w:lang w:val="es_ES" w:bidi="es_ES"/>
-          </w:rPr>
-          <w:rPr>
-            <w:color w:val="0000EE"/>
-            <w:u w:val="single"/>
-          </w:rPr>
-          <w:t>2 Ts 1:3–4</w:t>
-        </w:r>
-      </w:hyperlink>
+      <w:r>
+        <w:rPr>
+          <w:lang w:val="es_ES" w:bidi="es_ES"/>
+        </w:rPr>
+        <w:t>3:6,</w:t>
+      </w:r>
+      <w:r>
+        <w:rPr>
+          <w:lang w:val="es_ES" w:bidi="es_ES"/>
+        </w:rPr>
+        <w:t xml:space="preserve"> </w:t>
+      </w:r>
+      <w:r>
+        <w:rPr>
+          <w:lang w:val="es_ES" w:bidi="es_ES"/>
+        </w:rPr>
+        <w:t>5:8;</w:t>
+      </w:r>
+      <w:r>
+        <w:rPr>
+          <w:lang w:val="es_ES" w:bidi="es_ES"/>
+        </w:rPr>
+        <w:t xml:space="preserve"> </w:t>
+      </w:r>
+      <w:r>
+        <w:rPr>
+          <w:lang w:val="es_ES" w:bidi="es_ES"/>
+        </w:rPr>
+        <w:t>2 Ts 1:3–4</w:t>
+      </w:r>
       <w:r>
         <w:rPr>
           <w:lang w:val="es_ES" w:bidi="es_ES"/>
@@ -690,54 +624,36 @@
         </w:rPr>
         <w:t>Dios llamó a los tesalonicenses a través de la proclamación de las buenas nuevas (</w:t>
       </w:r>
-      <w:hyperlink r:id="rId24">
-        <w:r>
-          <w:rPr>
-            <w:lang w:val="es_ES" w:bidi="es_ES"/>
-          </w:rPr>
-          <w:rPr>
-            <w:color w:val="0000EE"/>
-            <w:u w:val="single"/>
-          </w:rPr>
-          <w:t>2 Ts 2:13–14</w:t>
-        </w:r>
-      </w:hyperlink>
+      <w:r>
+        <w:rPr>
+          <w:lang w:val="es_ES" w:bidi="es_ES"/>
+        </w:rPr>
+        <w:t>2 Ts 2:13–14</w:t>
+      </w:r>
       <w:r>
         <w:rPr>
           <w:lang w:val="es_ES" w:bidi="es_ES"/>
         </w:rPr>
         <w:t>). El Espíritu Santo convenció a los oyentes de que el mensaje era verdadero (</w:t>
       </w:r>
-      <w:hyperlink r:id="rId25">
-        <w:r>
-          <w:rPr>
-            <w:lang w:val="es_ES" w:bidi="es_ES"/>
-          </w:rPr>
-          <w:rPr>
-            <w:color w:val="0000EE"/>
-            <w:u w:val="single"/>
-          </w:rPr>
-          <w:t>1 Co 2:4–5,</w:t>
-        </w:r>
-      </w:hyperlink>
-      <w:r>
-        <w:rPr>
-          <w:lang w:val="es_ES" w:bidi="es_ES"/>
-        </w:rPr>
-        <w:t xml:space="preserve"> </w:t>
-      </w:r>
-      <w:hyperlink r:id="rId26">
-        <w:r>
-          <w:rPr>
-            <w:lang w:val="es_ES" w:bidi="es_ES"/>
-          </w:rPr>
-          <w:rPr>
-            <w:color w:val="0000EE"/>
-            <w:u w:val="single"/>
-          </w:rPr>
-          <w:t>1 Pe 1:12</w:t>
-        </w:r>
-      </w:hyperlink>
+      <w:r>
+        <w:rPr>
+          <w:lang w:val="es_ES" w:bidi="es_ES"/>
+        </w:rPr>
+        <w:t>1 Co 2:4–5,</w:t>
+      </w:r>
+      <w:r>
+        <w:rPr>
+          <w:lang w:val="es_ES" w:bidi="es_ES"/>
+        </w:rPr>
+        <w:t xml:space="preserve"> </w:t>
+      </w:r>
+      <w:r>
+        <w:rPr>
+          <w:lang w:val="es_ES" w:bidi="es_ES"/>
+        </w:rPr>
+        <w:t>1 Pe 1:12</w:t>
+      </w:r>
       <w:r>
         <w:rPr>
           <w:lang w:val="es_ES" w:bidi="es_ES"/>
@@ -792,126 +708,84 @@
         </w:rPr>
         <w:t>Por haber aceptado las buenas nuevas, los tesalonicenses experimentaron un sufrimiento severo por parte de sus contemporáneos (</w:t>
       </w:r>
-      <w:hyperlink r:id="rId27">
-        <w:r>
-          <w:rPr>
-            <w:lang w:val="es_ES" w:bidi="es_ES"/>
-          </w:rPr>
-          <w:rPr>
-            <w:color w:val="0000EE"/>
-            <w:u w:val="single"/>
-          </w:rPr>
-          <w:t>2:14;</w:t>
-        </w:r>
-      </w:hyperlink>
-      <w:r>
-        <w:rPr>
-          <w:lang w:val="es_ES" w:bidi="es_ES"/>
-        </w:rPr>
-        <w:t xml:space="preserve"> </w:t>
-      </w:r>
-      <w:hyperlink r:id="rId28">
-        <w:r>
-          <w:rPr>
-            <w:lang w:val="es_ES" w:bidi="es_ES"/>
-          </w:rPr>
-          <w:rPr>
-            <w:color w:val="0000EE"/>
-            <w:u w:val="single"/>
-          </w:rPr>
-          <w:t>3:3–4</w:t>
-        </w:r>
-      </w:hyperlink>
+      <w:r>
+        <w:rPr>
+          <w:lang w:val="es_ES" w:bidi="es_ES"/>
+        </w:rPr>
+        <w:t>2:14;</w:t>
+      </w:r>
+      <w:r>
+        <w:rPr>
+          <w:lang w:val="es_ES" w:bidi="es_ES"/>
+        </w:rPr>
+        <w:t xml:space="preserve"> </w:t>
+      </w:r>
+      <w:r>
+        <w:rPr>
+          <w:lang w:val="es_ES" w:bidi="es_ES"/>
+        </w:rPr>
+        <w:t>3:3–4</w:t>
+      </w:r>
       <w:r>
         <w:rPr>
           <w:lang w:val="es_ES" w:bidi="es_ES"/>
         </w:rPr>
         <w:t>). Sin embargo, al seguir el ejemplo de los apóstoles y del Señor (</w:t>
       </w:r>
-      <w:hyperlink r:id="rId29">
-        <w:r>
-          <w:rPr>
-            <w:lang w:val="es_ES" w:bidi="es_ES"/>
-          </w:rPr>
-          <w:rPr>
-            <w:color w:val="0000EE"/>
-            <w:u w:val="single"/>
-          </w:rPr>
-          <w:t>Mt 5:11–12;</w:t>
-        </w:r>
-      </w:hyperlink>
-      <w:r>
-        <w:rPr>
-          <w:lang w:val="es_ES" w:bidi="es_ES"/>
-        </w:rPr>
-        <w:t xml:space="preserve"> </w:t>
-      </w:r>
-      <w:hyperlink r:id="rId30">
-        <w:r>
-          <w:rPr>
-            <w:lang w:val="es_ES" w:bidi="es_ES"/>
-          </w:rPr>
-          <w:rPr>
-            <w:color w:val="0000EE"/>
-            <w:u w:val="single"/>
-          </w:rPr>
-          <w:t>Ro 8:1,</w:t>
-        </w:r>
-      </w:hyperlink>
-      <w:r>
-        <w:rPr>
-          <w:lang w:val="es_ES" w:bidi="es_ES"/>
-        </w:rPr>
-        <w:t xml:space="preserve"> </w:t>
-      </w:r>
-      <w:hyperlink r:id="rId31">
-        <w:r>
-          <w:rPr>
-            <w:lang w:val="es_ES" w:bidi="es_ES"/>
-          </w:rPr>
-          <w:rPr>
-            <w:color w:val="0000EE"/>
-            <w:u w:val="single"/>
-          </w:rPr>
-          <w:t>12:12;</w:t>
-        </w:r>
-      </w:hyperlink>
-      <w:r>
-        <w:rPr>
-          <w:lang w:val="es_ES" w:bidi="es_ES"/>
-        </w:rPr>
-        <w:t xml:space="preserve"> </w:t>
-      </w:r>
-      <w:hyperlink r:id="rId32">
-        <w:r>
-          <w:rPr>
-            <w:lang w:val="es_ES" w:bidi="es_ES"/>
-          </w:rPr>
-          <w:rPr>
-            <w:color w:val="0000EE"/>
-            <w:u w:val="single"/>
-          </w:rPr>
-          <w:t>Fil 2:17</w:t>
-        </w:r>
-      </w:hyperlink>
+      <w:r>
+        <w:rPr>
+          <w:lang w:val="es_ES" w:bidi="es_ES"/>
+        </w:rPr>
+        <w:t>Mt 5:11–12;</w:t>
+      </w:r>
+      <w:r>
+        <w:rPr>
+          <w:lang w:val="es_ES" w:bidi="es_ES"/>
+        </w:rPr>
+        <w:t xml:space="preserve"> </w:t>
+      </w:r>
+      <w:r>
+        <w:rPr>
+          <w:lang w:val="es_ES" w:bidi="es_ES"/>
+        </w:rPr>
+        <w:t>Ro 8:1,</w:t>
+      </w:r>
+      <w:r>
+        <w:rPr>
+          <w:lang w:val="es_ES" w:bidi="es_ES"/>
+        </w:rPr>
+        <w:t xml:space="preserve"> </w:t>
+      </w:r>
+      <w:r>
+        <w:rPr>
+          <w:lang w:val="es_ES" w:bidi="es_ES"/>
+        </w:rPr>
+        <w:t>12:12;</w:t>
+      </w:r>
+      <w:r>
+        <w:rPr>
+          <w:lang w:val="es_ES" w:bidi="es_ES"/>
+        </w:rPr>
+        <w:t xml:space="preserve"> </w:t>
+      </w:r>
+      <w:r>
+        <w:rPr>
+          <w:lang w:val="es_ES" w:bidi="es_ES"/>
+        </w:rPr>
+        <w:t>Fil 2:17</w:t>
+      </w:r>
       <w:r>
         <w:rPr>
           <w:lang w:val="es_ES" w:bidi="es_ES"/>
         </w:rPr>
         <w:t>), recibieron alegria del Espíritu Santo (</w:t>
       </w:r>
-      <w:hyperlink r:id="rId33">
-        <w:r>
-          <w:rPr>
-            <w:lang w:val="es_ES" w:bidi="es_ES"/>
-          </w:rPr>
-          <w:rPr>
-            <w:color w:val="0000EE"/>
-            <w:u w:val="single"/>
-          </w:rPr>
-          <w:t>1 Pe 4:13–14</w:t>
-        </w:r>
-      </w:hyperlink>
+      <w:r>
+        <w:rPr>
+          <w:lang w:val="es_ES" w:bidi="es_ES"/>
+        </w:rPr>
+        <w:t>1 Pe 4:13–14</w:t>
+      </w:r>
       <w:r>
         <w:rPr>
           <w:lang w:val="es_ES" w:bidi="es_ES"/>
@@ -1039,90 +913,60 @@
         </w:rPr>
         <w:t xml:space="preserve"> quien creó todas las cosas (</w:t>
       </w:r>
-      <w:hyperlink r:id="rId34">
-        <w:r>
-          <w:rPr>
-            <w:lang w:val="es_ES" w:bidi="es_ES"/>
-          </w:rPr>
-          <w:rPr>
-            <w:color w:val="0000EE"/>
-            <w:u w:val="single"/>
-          </w:rPr>
-          <w:t>Hc 14:11–18,</w:t>
-        </w:r>
-      </w:hyperlink>
-      <w:r>
-        <w:rPr>
-          <w:lang w:val="es_ES" w:bidi="es_ES"/>
-        </w:rPr>
-        <w:t xml:space="preserve"> </w:t>
-      </w:r>
-      <w:hyperlink r:id="rId35">
-        <w:r>
-          <w:rPr>
-            <w:lang w:val="es_ES" w:bidi="es_ES"/>
-          </w:rPr>
-          <w:rPr>
-            <w:color w:val="0000EE"/>
-            <w:u w:val="single"/>
-          </w:rPr>
-          <w:t>17:22–31,</w:t>
-        </w:r>
-      </w:hyperlink>
-      <w:r>
-        <w:rPr>
-          <w:lang w:val="es_ES" w:bidi="es_ES"/>
-        </w:rPr>
-        <w:t xml:space="preserve"> </w:t>
-      </w:r>
-      <w:hyperlink r:id="rId36">
-        <w:r>
-          <w:rPr>
-            <w:lang w:val="es_ES" w:bidi="es_ES"/>
-          </w:rPr>
-          <w:rPr>
-            <w:color w:val="0000EE"/>
-            <w:u w:val="single"/>
-          </w:rPr>
-          <w:t>19:23–41</w:t>
-        </w:r>
-      </w:hyperlink>
+      <w:r>
+        <w:rPr>
+          <w:lang w:val="es_ES" w:bidi="es_ES"/>
+        </w:rPr>
+        <w:t>Hc 14:11–18,</w:t>
+      </w:r>
+      <w:r>
+        <w:rPr>
+          <w:lang w:val="es_ES" w:bidi="es_ES"/>
+        </w:rPr>
+        <w:t xml:space="preserve"> </w:t>
+      </w:r>
+      <w:r>
+        <w:rPr>
+          <w:lang w:val="es_ES" w:bidi="es_ES"/>
+        </w:rPr>
+        <w:t>17:22–31,</w:t>
+      </w:r>
+      <w:r>
+        <w:rPr>
+          <w:lang w:val="es_ES" w:bidi="es_ES"/>
+        </w:rPr>
+        <w:t xml:space="preserve"> </w:t>
+      </w:r>
+      <w:r>
+        <w:rPr>
+          <w:lang w:val="es_ES" w:bidi="es_ES"/>
+        </w:rPr>
+        <w:t>19:23–41</w:t>
+      </w:r>
       <w:r>
         <w:rPr>
           <w:lang w:val="es_ES" w:bidi="es_ES"/>
         </w:rPr>
         <w:t xml:space="preserve">). En un entorno religioso pluralista, el llamado a abandonar a los dioses ancestrales era poco común (cp. </w:t>
       </w:r>
-      <w:hyperlink r:id="rId37">
-        <w:r>
-          <w:rPr>
-            <w:lang w:val="es_ES" w:bidi="es_ES"/>
-          </w:rPr>
-          <w:rPr>
-            <w:color w:val="0000EE"/>
-            <w:u w:val="single"/>
-          </w:rPr>
-          <w:t>Jr 10:8–10,</w:t>
-        </w:r>
-      </w:hyperlink>
-      <w:r>
-        <w:rPr>
-          <w:lang w:val="es_ES" w:bidi="es_ES"/>
-        </w:rPr>
-        <w:t xml:space="preserve"> </w:t>
-      </w:r>
-      <w:hyperlink r:id="rId38">
-        <w:r>
-          <w:rPr>
-            <w:lang w:val="es_ES" w:bidi="es_ES"/>
-          </w:rPr>
-          <w:rPr>
-            <w:color w:val="0000EE"/>
-            <w:u w:val="single"/>
-          </w:rPr>
-          <w:t>1 Co 8:4–6</w:t>
-        </w:r>
-      </w:hyperlink>
+      <w:r>
+        <w:rPr>
+          <w:lang w:val="es_ES" w:bidi="es_ES"/>
+        </w:rPr>
+        <w:t>Jr 10:8–10,</w:t>
+      </w:r>
+      <w:r>
+        <w:rPr>
+          <w:lang w:val="es_ES" w:bidi="es_ES"/>
+        </w:rPr>
+        <w:t xml:space="preserve"> </w:t>
+      </w:r>
+      <w:r>
+        <w:rPr>
+          <w:lang w:val="es_ES" w:bidi="es_ES"/>
+        </w:rPr>
+        <w:t>1 Co 8:4–6</w:t>
+      </w:r>
       <w:r>
         <w:rPr>
           <w:lang w:val="es_ES" w:bidi="es_ES"/>
@@ -1177,144 +1021,96 @@
         </w:rPr>
         <w:t>La resurrección de Jesús de entre los muertos fue el núcleo de la predicación de los apóstoles (</w:t>
       </w:r>
-      <w:hyperlink r:id="rId39">
-        <w:r>
-          <w:rPr>
-            <w:lang w:val="es_ES" w:bidi="es_ES"/>
-          </w:rPr>
-          <w:rPr>
-            <w:color w:val="0000EE"/>
-            <w:u w:val="single"/>
-          </w:rPr>
-          <w:t>4:14;</w:t>
-        </w:r>
-      </w:hyperlink>
-      <w:r>
-        <w:rPr>
-          <w:lang w:val="es_ES" w:bidi="es_ES"/>
-        </w:rPr>
-        <w:t xml:space="preserve"> </w:t>
-      </w:r>
-      <w:hyperlink r:id="rId40">
-        <w:r>
-          <w:rPr>
-            <w:lang w:val="es_ES" w:bidi="es_ES"/>
-          </w:rPr>
-          <w:rPr>
-            <w:color w:val="0000EE"/>
-            <w:u w:val="single"/>
-          </w:rPr>
-          <w:t>Hc 2:32,</w:t>
-        </w:r>
-      </w:hyperlink>
-      <w:r>
-        <w:rPr>
-          <w:lang w:val="es_ES" w:bidi="es_ES"/>
-        </w:rPr>
-        <w:t xml:space="preserve"> </w:t>
-      </w:r>
-      <w:hyperlink r:id="rId41">
-        <w:r>
-          <w:rPr>
-            <w:lang w:val="es_ES" w:bidi="es_ES"/>
-          </w:rPr>
-          <w:rPr>
-            <w:color w:val="0000EE"/>
-            <w:u w:val="single"/>
-          </w:rPr>
-          <w:t>3:15,</w:t>
-        </w:r>
-      </w:hyperlink>
-      <w:r>
-        <w:rPr>
-          <w:lang w:val="es_ES" w:bidi="es_ES"/>
-        </w:rPr>
-        <w:t xml:space="preserve"> </w:t>
-      </w:r>
-      <w:hyperlink r:id="rId42">
-        <w:r>
-          <w:rPr>
-            <w:lang w:val="es_ES" w:bidi="es_ES"/>
-          </w:rPr>
-          <w:rPr>
-            <w:color w:val="0000EE"/>
-            <w:u w:val="single"/>
-          </w:rPr>
-          <w:t>10:40,</w:t>
-        </w:r>
-      </w:hyperlink>
-      <w:r>
-        <w:rPr>
-          <w:lang w:val="es_ES" w:bidi="es_ES"/>
-        </w:rPr>
-        <w:t xml:space="preserve"> </w:t>
-      </w:r>
-      <w:hyperlink r:id="rId43">
-        <w:r>
-          <w:rPr>
-            <w:lang w:val="es_ES" w:bidi="es_ES"/>
-          </w:rPr>
-          <w:rPr>
-            <w:color w:val="0000EE"/>
-            <w:u w:val="single"/>
-          </w:rPr>
-          <w:t>13:29–30;</w:t>
-        </w:r>
-      </w:hyperlink>
-      <w:r>
-        <w:rPr>
-          <w:lang w:val="es_ES" w:bidi="es_ES"/>
-        </w:rPr>
-        <w:t xml:space="preserve"> </w:t>
-      </w:r>
-      <w:hyperlink r:id="rId44">
-        <w:r>
-          <w:rPr>
-            <w:lang w:val="es_ES" w:bidi="es_ES"/>
-          </w:rPr>
-          <w:rPr>
-            <w:color w:val="0000EE"/>
-            <w:u w:val="single"/>
-          </w:rPr>
-          <w:t>1 Co 15:3–8</w:t>
-        </w:r>
-      </w:hyperlink>
+      <w:r>
+        <w:rPr>
+          <w:lang w:val="es_ES" w:bidi="es_ES"/>
+        </w:rPr>
+        <w:t>4:14;</w:t>
+      </w:r>
+      <w:r>
+        <w:rPr>
+          <w:lang w:val="es_ES" w:bidi="es_ES"/>
+        </w:rPr>
+        <w:t xml:space="preserve"> </w:t>
+      </w:r>
+      <w:r>
+        <w:rPr>
+          <w:lang w:val="es_ES" w:bidi="es_ES"/>
+        </w:rPr>
+        <w:t>Hc 2:32,</w:t>
+      </w:r>
+      <w:r>
+        <w:rPr>
+          <w:lang w:val="es_ES" w:bidi="es_ES"/>
+        </w:rPr>
+        <w:t xml:space="preserve"> </w:t>
+      </w:r>
+      <w:r>
+        <w:rPr>
+          <w:lang w:val="es_ES" w:bidi="es_ES"/>
+        </w:rPr>
+        <w:t>3:15,</w:t>
+      </w:r>
+      <w:r>
+        <w:rPr>
+          <w:lang w:val="es_ES" w:bidi="es_ES"/>
+        </w:rPr>
+        <w:t xml:space="preserve"> </w:t>
+      </w:r>
+      <w:r>
+        <w:rPr>
+          <w:lang w:val="es_ES" w:bidi="es_ES"/>
+        </w:rPr>
+        <w:t>10:40,</w:t>
+      </w:r>
+      <w:r>
+        <w:rPr>
+          <w:lang w:val="es_ES" w:bidi="es_ES"/>
+        </w:rPr>
+        <w:t xml:space="preserve"> </w:t>
+      </w:r>
+      <w:r>
+        <w:rPr>
+          <w:lang w:val="es_ES" w:bidi="es_ES"/>
+        </w:rPr>
+        <w:t>13:29–30;</w:t>
+      </w:r>
+      <w:r>
+        <w:rPr>
+          <w:lang w:val="es_ES" w:bidi="es_ES"/>
+        </w:rPr>
+        <w:t xml:space="preserve"> </w:t>
+      </w:r>
+      <w:r>
+        <w:rPr>
+          <w:lang w:val="es_ES" w:bidi="es_ES"/>
+        </w:rPr>
+        <w:t>1 Co 15:3–8</w:t>
+      </w:r>
       <w:r>
         <w:rPr>
           <w:lang w:val="es_ES" w:bidi="es_ES"/>
         </w:rPr>
         <w:t xml:space="preserve">) y la base para la confianza en el regreso de Jesús (ver </w:t>
       </w:r>
-      <w:hyperlink r:id="rId45">
-        <w:r>
-          <w:rPr>
-            <w:lang w:val="es_ES" w:bidi="es_ES"/>
-          </w:rPr>
-          <w:rPr>
-            <w:color w:val="0000EE"/>
-            <w:u w:val="single"/>
-          </w:rPr>
-          <w:t>1 Ts 5:9,</w:t>
-        </w:r>
-      </w:hyperlink>
-      <w:r>
-        <w:rPr>
-          <w:lang w:val="es_ES" w:bidi="es_ES"/>
-        </w:rPr>
-        <w:t xml:space="preserve"> </w:t>
-      </w:r>
-      <w:hyperlink r:id="rId46">
-        <w:r>
-          <w:rPr>
-            <w:lang w:val="es_ES" w:bidi="es_ES"/>
-          </w:rPr>
-          <w:rPr>
-            <w:color w:val="0000EE"/>
-            <w:u w:val="single"/>
-          </w:rPr>
-          <w:t>2 Ts 1:6–10</w:t>
-        </w:r>
-      </w:hyperlink>
+      <w:r>
+        <w:rPr>
+          <w:lang w:val="es_ES" w:bidi="es_ES"/>
+        </w:rPr>
+        <w:t>1 Ts 5:9,</w:t>
+      </w:r>
+      <w:r>
+        <w:rPr>
+          <w:lang w:val="es_ES" w:bidi="es_ES"/>
+        </w:rPr>
+        <w:t xml:space="preserve"> </w:t>
+      </w:r>
+      <w:r>
+        <w:rPr>
+          <w:lang w:val="es_ES" w:bidi="es_ES"/>
+        </w:rPr>
+        <w:t>2 Ts 1:6–10</w:t>
+      </w:r>
       <w:r>
         <w:rPr>
           <w:lang w:val="es_ES" w:bidi="es_ES"/>
@@ -1417,108 +1213,72 @@
         </w:rPr>
         <w:t>El cuerpo de esta carta comienza discutiendo el carácter de Pablo y sus asociados (</w:t>
       </w:r>
-      <w:hyperlink r:id="rId19">
-        <w:r>
-          <w:rPr>
-            <w:lang w:val="es_ES" w:bidi="es_ES"/>
-          </w:rPr>
-          <w:rPr>
-            <w:color w:val="0000EE"/>
-            <w:u w:val="single"/>
-          </w:rPr>
-          <w:t>2:1–12</w:t>
-        </w:r>
-      </w:hyperlink>
+      <w:r>
+        <w:rPr>
+          <w:lang w:val="es_ES" w:bidi="es_ES"/>
+        </w:rPr>
+        <w:t>2:1–12</w:t>
+      </w:r>
       <w:r>
         <w:rPr>
           <w:lang w:val="es_ES" w:bidi="es_ES"/>
         </w:rPr>
         <w:t>) y la manera en la que los tesalonicenses recibieron las buenas nuevas (</w:t>
       </w:r>
-      <w:hyperlink r:id="rId20">
-        <w:r>
-          <w:rPr>
-            <w:lang w:val="es_ES" w:bidi="es_ES"/>
-          </w:rPr>
-          <w:rPr>
-            <w:color w:val="0000EE"/>
-            <w:u w:val="single"/>
-          </w:rPr>
-          <w:t>2:13–16</w:t>
-        </w:r>
-      </w:hyperlink>
+      <w:r>
+        <w:rPr>
+          <w:lang w:val="es_ES" w:bidi="es_ES"/>
+        </w:rPr>
+        <w:t>2:13–16</w:t>
+      </w:r>
       <w:r>
         <w:rPr>
           <w:lang w:val="es_ES" w:bidi="es_ES"/>
         </w:rPr>
         <w:t>). Luego, enfatiza el sincero cuidado de Pablo por la iglesia, mencionando sus intentos de regresar a visitarlos (</w:t>
       </w:r>
-      <w:hyperlink r:id="rId47">
-        <w:r>
-          <w:rPr>
-            <w:lang w:val="es_ES" w:bidi="es_ES"/>
-          </w:rPr>
-          <w:rPr>
-            <w:color w:val="0000EE"/>
-            <w:u w:val="single"/>
-          </w:rPr>
-          <w:t>2:17–20</w:t>
-        </w:r>
-      </w:hyperlink>
+      <w:r>
+        <w:rPr>
+          <w:lang w:val="es_ES" w:bidi="es_ES"/>
+        </w:rPr>
+        <w:t>2:17–20</w:t>
+      </w:r>
       <w:r>
         <w:rPr>
           <w:lang w:val="es_ES" w:bidi="es_ES"/>
         </w:rPr>
         <w:t>) y su decisión de enviar a Timoteo cuando él mismo no podía ir (</w:t>
       </w:r>
-      <w:hyperlink r:id="rId48">
-        <w:r>
-          <w:rPr>
-            <w:lang w:val="es_ES" w:bidi="es_ES"/>
-          </w:rPr>
-          <w:rPr>
-            <w:color w:val="0000EE"/>
-            <w:u w:val="single"/>
-          </w:rPr>
-          <w:t>3:1–5</w:t>
-        </w:r>
-      </w:hyperlink>
+      <w:r>
+        <w:rPr>
+          <w:lang w:val="es_ES" w:bidi="es_ES"/>
+        </w:rPr>
+        <w:t>3:1–5</w:t>
+      </w:r>
       <w:r>
         <w:rPr>
           <w:lang w:val="es_ES" w:bidi="es_ES"/>
         </w:rPr>
         <w:t>). Finalmente, relata la alegría de Pablo por el buen informe de Timoteo (</w:t>
       </w:r>
-      <w:hyperlink r:id="rId49">
-        <w:r>
-          <w:rPr>
-            <w:lang w:val="es_ES" w:bidi="es_ES"/>
-          </w:rPr>
-          <w:rPr>
-            <w:color w:val="0000EE"/>
-            <w:u w:val="single"/>
-          </w:rPr>
-          <w:t>3:6–9</w:t>
-        </w:r>
-      </w:hyperlink>
+      <w:r>
+        <w:rPr>
+          <w:lang w:val="es_ES" w:bidi="es_ES"/>
+        </w:rPr>
+        <w:t>3:6–9</w:t>
+      </w:r>
       <w:r>
         <w:rPr>
           <w:lang w:val="es_ES" w:bidi="es_ES"/>
         </w:rPr>
         <w:t>) y sus oraciones para regresar a la iglesia personalmente (</w:t>
       </w:r>
-      <w:hyperlink r:id="rId50">
-        <w:r>
-          <w:rPr>
-            <w:lang w:val="es_ES" w:bidi="es_ES"/>
-          </w:rPr>
-          <w:rPr>
-            <w:color w:val="0000EE"/>
-            <w:u w:val="single"/>
-          </w:rPr>
-          <w:t>3:10–13</w:t>
-        </w:r>
-      </w:hyperlink>
+      <w:r>
+        <w:rPr>
+          <w:lang w:val="es_ES" w:bidi="es_ES"/>
+        </w:rPr>
+        <w:t>3:10–13</w:t>
+      </w:r>
       <w:r>
         <w:rPr>
           <w:lang w:val="es_ES" w:bidi="es_ES"/>
@@ -1573,18 +1333,12 @@
         </w:rPr>
         <w:t>A pesar de la deshonra y el dolor que Pablo y Silas habían sufrido en Filipo (</w:t>
       </w:r>
-      <w:hyperlink r:id="rId51">
-        <w:r>
-          <w:rPr>
-            <w:lang w:val="es_ES" w:bidi="es_ES"/>
-          </w:rPr>
-          <w:rPr>
-            <w:color w:val="0000EE"/>
-            <w:u w:val="single"/>
-          </w:rPr>
-          <w:t>Hc 16:19–40</w:t>
-        </w:r>
-      </w:hyperlink>
+      <w:r>
+        <w:rPr>
+          <w:lang w:val="es_ES" w:bidi="es_ES"/>
+        </w:rPr>
+        <w:t>Hc 16:19–40</w:t>
+      </w:r>
       <w:r>
         <w:rPr>
           <w:lang w:val="es_ES" w:bidi="es_ES"/>
@@ -1639,18 +1393,12 @@
         </w:rPr>
         <w:t>En el mundo antiguo, aquellos a quienes se les confiaba un cargo público debían ser evaluados y aprobados. Los tesalonicenses (</w:t>
       </w:r>
-      <w:hyperlink r:id="rId52">
-        <w:r>
-          <w:rPr>
-            <w:lang w:val="es_ES" w:bidi="es_ES"/>
-          </w:rPr>
-          <w:rPr>
-            <w:color w:val="0000EE"/>
-            <w:u w:val="single"/>
-          </w:rPr>
-          <w:t>2:3</w:t>
-        </w:r>
-      </w:hyperlink>
+      <w:r>
+        <w:rPr>
+          <w:lang w:val="es_ES" w:bidi="es_ES"/>
+        </w:rPr>
+        <w:t>2:3</w:t>
+      </w:r>
       <w:r>
         <w:rPr>
           <w:lang w:val="es_ES" w:bidi="es_ES"/>
@@ -1705,72 +1453,48 @@
         </w:rPr>
         <w:t xml:space="preserve">La adulación era un medio común para obtener beneficios financieros de otros. Pablo niega haber adulado a los tesalonicenses para recibir dinero. Nuevamente llama tanto a los tesalonicenses como a Dios de testigos (cp. </w:t>
       </w:r>
-      <w:hyperlink r:id="rId53">
-        <w:r>
-          <w:rPr>
-            <w:lang w:val="es_ES" w:bidi="es_ES"/>
-          </w:rPr>
-          <w:rPr>
-            <w:color w:val="0000EE"/>
-            <w:u w:val="single"/>
-          </w:rPr>
-          <w:t>2:10,</w:t>
-        </w:r>
-      </w:hyperlink>
-      <w:r>
-        <w:rPr>
-          <w:lang w:val="es_ES" w:bidi="es_ES"/>
-        </w:rPr>
-        <w:t xml:space="preserve"> </w:t>
-      </w:r>
-      <w:hyperlink r:id="rId54">
-        <w:r>
-          <w:rPr>
-            <w:lang w:val="es_ES" w:bidi="es_ES"/>
-          </w:rPr>
-          <w:rPr>
-            <w:color w:val="0000EE"/>
-            <w:u w:val="single"/>
-          </w:rPr>
-          <w:t>Dt 19:15,</w:t>
-        </w:r>
-      </w:hyperlink>
-      <w:r>
-        <w:rPr>
-          <w:lang w:val="es_ES" w:bidi="es_ES"/>
-        </w:rPr>
-        <w:t xml:space="preserve"> </w:t>
-      </w:r>
-      <w:hyperlink r:id="rId55">
-        <w:r>
-          <w:rPr>
-            <w:lang w:val="es_ES" w:bidi="es_ES"/>
-          </w:rPr>
-          <w:rPr>
-            <w:color w:val="0000EE"/>
-            <w:u w:val="single"/>
-          </w:rPr>
-          <w:t>2 Co 13:1,</w:t>
-        </w:r>
-      </w:hyperlink>
-      <w:r>
-        <w:rPr>
-          <w:lang w:val="es_ES" w:bidi="es_ES"/>
-        </w:rPr>
-        <w:t xml:space="preserve"> </w:t>
-      </w:r>
-      <w:hyperlink r:id="rId56">
-        <w:r>
-          <w:rPr>
-            <w:lang w:val="es_ES" w:bidi="es_ES"/>
-          </w:rPr>
-          <w:rPr>
-            <w:color w:val="0000EE"/>
-            <w:u w:val="single"/>
-          </w:rPr>
-          <w:t>1 Tm 5:19</w:t>
-        </w:r>
-      </w:hyperlink>
+      <w:r>
+        <w:rPr>
+          <w:lang w:val="es_ES" w:bidi="es_ES"/>
+        </w:rPr>
+        <w:t>2:10,</w:t>
+      </w:r>
+      <w:r>
+        <w:rPr>
+          <w:lang w:val="es_ES" w:bidi="es_ES"/>
+        </w:rPr>
+        <w:t xml:space="preserve"> </w:t>
+      </w:r>
+      <w:r>
+        <w:rPr>
+          <w:lang w:val="es_ES" w:bidi="es_ES"/>
+        </w:rPr>
+        <w:t>Dt 19:15,</w:t>
+      </w:r>
+      <w:r>
+        <w:rPr>
+          <w:lang w:val="es_ES" w:bidi="es_ES"/>
+        </w:rPr>
+        <w:t xml:space="preserve"> </w:t>
+      </w:r>
+      <w:r>
+        <w:rPr>
+          <w:lang w:val="es_ES" w:bidi="es_ES"/>
+        </w:rPr>
+        <w:t>2 Co 13:1,</w:t>
+      </w:r>
+      <w:r>
+        <w:rPr>
+          <w:lang w:val="es_ES" w:bidi="es_ES"/>
+        </w:rPr>
+        <w:t xml:space="preserve"> </w:t>
+      </w:r>
+      <w:r>
+        <w:rPr>
+          <w:lang w:val="es_ES" w:bidi="es_ES"/>
+        </w:rPr>
+        <w:t>1 Tm 5:19</w:t>
+      </w:r>
       <w:r>
         <w:rPr>
           <w:lang w:val="es_ES" w:bidi="es_ES"/>
@@ -1850,18 +1574,12 @@
         </w:rPr>
         <w:t xml:space="preserve"> Pablo y sus asociados no ejercieron su autoridad apostólica para imponer demandas (cp. </w:t>
       </w:r>
-      <w:hyperlink r:id="rId57">
-        <w:r>
-          <w:rPr>
-            <w:lang w:val="es_ES" w:bidi="es_ES"/>
-          </w:rPr>
-          <w:rPr>
-            <w:color w:val="0000EE"/>
-            <w:u w:val="single"/>
-          </w:rPr>
-          <w:t>Mt 20:25–28</w:t>
-        </w:r>
-      </w:hyperlink>
+      <w:r>
+        <w:rPr>
+          <w:lang w:val="es_ES" w:bidi="es_ES"/>
+        </w:rPr>
+        <w:t>Mt 20:25–28</w:t>
+      </w:r>
       <w:r>
         <w:rPr>
           <w:lang w:val="es_ES" w:bidi="es_ES"/>
@@ -1916,54 +1634,36 @@
         </w:rPr>
         <w:t xml:space="preserve">Pablo y sus colaboradores se dedicaron al trabajo manual para mantenerse mientras estaban en la ciudad (cp. </w:t>
       </w:r>
-      <w:hyperlink r:id="rId58">
-        <w:r>
-          <w:rPr>
-            <w:lang w:val="es_ES" w:bidi="es_ES"/>
-          </w:rPr>
-          <w:rPr>
-            <w:color w:val="0000EE"/>
-            <w:u w:val="single"/>
-          </w:rPr>
-          <w:t>Hc 18:1–4,</w:t>
-        </w:r>
-      </w:hyperlink>
-      <w:r>
-        <w:rPr>
-          <w:lang w:val="es_ES" w:bidi="es_ES"/>
-        </w:rPr>
-        <w:t xml:space="preserve"> </w:t>
-      </w:r>
-      <w:hyperlink r:id="rId59">
-        <w:r>
-          <w:rPr>
-            <w:lang w:val="es_ES" w:bidi="es_ES"/>
-          </w:rPr>
-          <w:rPr>
-            <w:color w:val="0000EE"/>
-            <w:u w:val="single"/>
-          </w:rPr>
-          <w:t>1 Co 9:12–18</w:t>
-        </w:r>
-      </w:hyperlink>
+      <w:r>
+        <w:rPr>
+          <w:lang w:val="es_ES" w:bidi="es_ES"/>
+        </w:rPr>
+        <w:t>Hc 18:1–4,</w:t>
+      </w:r>
+      <w:r>
+        <w:rPr>
+          <w:lang w:val="es_ES" w:bidi="es_ES"/>
+        </w:rPr>
+        <w:t xml:space="preserve"> </w:t>
+      </w:r>
+      <w:r>
+        <w:rPr>
+          <w:lang w:val="es_ES" w:bidi="es_ES"/>
+        </w:rPr>
+        <w:t>1 Co 9:12–18</w:t>
+      </w:r>
       <w:r>
         <w:rPr>
           <w:lang w:val="es_ES" w:bidi="es_ES"/>
         </w:rPr>
         <w:t>) como ejemplo para los tesalonicenses (</w:t>
       </w:r>
-      <w:hyperlink r:id="rId60">
-        <w:r>
-          <w:rPr>
-            <w:lang w:val="es_ES" w:bidi="es_ES"/>
-          </w:rPr>
-          <w:rPr>
-            <w:color w:val="0000EE"/>
-            <w:u w:val="single"/>
-          </w:rPr>
-          <w:t>2 Ts 3:8–9</w:t>
-        </w:r>
-      </w:hyperlink>
+      <w:r>
+        <w:rPr>
+          <w:lang w:val="es_ES" w:bidi="es_ES"/>
+        </w:rPr>
+        <w:t>2 Ts 3:8–9</w:t>
+      </w:r>
       <w:r>
         <w:rPr>
           <w:lang w:val="es_ES" w:bidi="es_ES"/>
@@ -2018,18 +1718,12 @@
         </w:rPr>
         <w:t xml:space="preserve">Tanto Dios como los tesalonicenses eran testigos (ver </w:t>
       </w:r>
-      <w:hyperlink r:id="rId61">
-        <w:r>
-          <w:rPr>
-            <w:lang w:val="es_ES" w:bidi="es_ES"/>
-          </w:rPr>
-          <w:rPr>
-            <w:color w:val="0000EE"/>
-            <w:u w:val="single"/>
-          </w:rPr>
-          <w:t>2:5</w:t>
-        </w:r>
-      </w:hyperlink>
+      <w:r>
+        <w:rPr>
+          <w:lang w:val="es_ES" w:bidi="es_ES"/>
+        </w:rPr>
+        <w:t>2:5</w:t>
+      </w:r>
       <w:r>
         <w:rPr>
           <w:lang w:val="es_ES" w:bidi="es_ES"/>
@@ -2151,72 +1845,48 @@
         </w:rPr>
         <w:t>Lo que Dios consideraría digno es una vida vivida en armonía con los altos estándares que espera de aquellos que son llamados (</w:t>
       </w:r>
-      <w:hyperlink r:id="rId62">
-        <w:r>
-          <w:rPr>
-            <w:lang w:val="es_ES" w:bidi="es_ES"/>
-          </w:rPr>
-          <w:rPr>
-            <w:color w:val="0000EE"/>
-            <w:u w:val="single"/>
-          </w:rPr>
-          <w:t>4:7</w:t>
-        </w:r>
-      </w:hyperlink>
+      <w:r>
+        <w:rPr>
+          <w:lang w:val="es_ES" w:bidi="es_ES"/>
+        </w:rPr>
+        <w:t>4:7</w:t>
+      </w:r>
       <w:r>
         <w:rPr>
           <w:lang w:val="es_ES" w:bidi="es_ES"/>
         </w:rPr>
         <w:t>) a compartir su Reino y su gloria (</w:t>
       </w:r>
-      <w:hyperlink r:id="rId63">
-        <w:r>
-          <w:rPr>
-            <w:lang w:val="es_ES" w:bidi="es_ES"/>
-          </w:rPr>
-          <w:rPr>
-            <w:color w:val="0000EE"/>
-            <w:u w:val="single"/>
-          </w:rPr>
-          <w:t>Ro 8:17–18,</w:t>
-        </w:r>
-      </w:hyperlink>
-      <w:r>
-        <w:rPr>
-          <w:lang w:val="es_ES" w:bidi="es_ES"/>
-        </w:rPr>
-        <w:t xml:space="preserve"> </w:t>
-      </w:r>
-      <w:hyperlink r:id="rId64">
-        <w:r>
-          <w:rPr>
-            <w:lang w:val="es_ES" w:bidi="es_ES"/>
-          </w:rPr>
-          <w:rPr>
-            <w:color w:val="0000EE"/>
-            <w:u w:val="single"/>
-          </w:rPr>
-          <w:t>Col 1:27,</w:t>
-        </w:r>
-      </w:hyperlink>
-      <w:r>
-        <w:rPr>
-          <w:lang w:val="es_ES" w:bidi="es_ES"/>
-        </w:rPr>
-        <w:t xml:space="preserve"> </w:t>
-      </w:r>
-      <w:hyperlink r:id="rId65">
-        <w:r>
-          <w:rPr>
-            <w:lang w:val="es_ES" w:bidi="es_ES"/>
-          </w:rPr>
-          <w:rPr>
-            <w:color w:val="0000EE"/>
-            <w:u w:val="single"/>
-          </w:rPr>
-          <w:t>2 Ts 2:14</w:t>
-        </w:r>
-      </w:hyperlink>
+      <w:r>
+        <w:rPr>
+          <w:lang w:val="es_ES" w:bidi="es_ES"/>
+        </w:rPr>
+        <w:t>Ro 8:17–18,</w:t>
+      </w:r>
+      <w:r>
+        <w:rPr>
+          <w:lang w:val="es_ES" w:bidi="es_ES"/>
+        </w:rPr>
+        <w:t xml:space="preserve"> </w:t>
+      </w:r>
+      <w:r>
+        <w:rPr>
+          <w:lang w:val="es_ES" w:bidi="es_ES"/>
+        </w:rPr>
+        <w:t>Col 1:27,</w:t>
+      </w:r>
+      <w:r>
+        <w:rPr>
+          <w:lang w:val="es_ES" w:bidi="es_ES"/>
+        </w:rPr>
+        <w:t xml:space="preserve"> </w:t>
+      </w:r>
+      <w:r>
+        <w:rPr>
+          <w:lang w:val="es_ES" w:bidi="es_ES"/>
+        </w:rPr>
+        <w:t>2 Ts 2:14</w:t>
+      </w:r>
       <w:r>
         <w:rPr>
           <w:lang w:val="es_ES" w:bidi="es_ES"/>
@@ -2271,90 +1941,60 @@
         </w:rPr>
         <w:t xml:space="preserve">Pablo agradece una segunda vez (ver </w:t>
       </w:r>
-      <w:hyperlink r:id="rId66">
-        <w:r>
-          <w:rPr>
-            <w:lang w:val="es_ES" w:bidi="es_ES"/>
-          </w:rPr>
-          <w:rPr>
-            <w:color w:val="0000EE"/>
-            <w:u w:val="single"/>
-          </w:rPr>
-          <w:t>1:2,</w:t>
-        </w:r>
-      </w:hyperlink>
-      <w:r>
-        <w:rPr>
-          <w:lang w:val="es_ES" w:bidi="es_ES"/>
-        </w:rPr>
-        <w:t xml:space="preserve"> </w:t>
-      </w:r>
-      <w:hyperlink r:id="rId15">
-        <w:r>
-          <w:rPr>
-            <w:lang w:val="es_ES" w:bidi="es_ES"/>
-          </w:rPr>
-          <w:rPr>
-            <w:color w:val="0000EE"/>
-            <w:u w:val="single"/>
-          </w:rPr>
-          <w:t>3:9</w:t>
-        </w:r>
-      </w:hyperlink>
+      <w:r>
+        <w:rPr>
+          <w:lang w:val="es_ES" w:bidi="es_ES"/>
+        </w:rPr>
+        <w:t>1:2,</w:t>
+      </w:r>
+      <w:r>
+        <w:rPr>
+          <w:lang w:val="es_ES" w:bidi="es_ES"/>
+        </w:rPr>
+        <w:t xml:space="preserve"> </w:t>
+      </w:r>
+      <w:r>
+        <w:rPr>
+          <w:lang w:val="es_ES" w:bidi="es_ES"/>
+        </w:rPr>
+        <w:t>3:9</w:t>
+      </w:r>
       <w:r>
         <w:rPr>
           <w:lang w:val="es_ES" w:bidi="es_ES"/>
         </w:rPr>
         <w:t>) porque los tesalonicenses aceptaron el mensaje de los apóstoles, no solo como filosofía humana, sino como la misma palabra de Dios (</w:t>
       </w:r>
-      <w:hyperlink r:id="rId67">
-        <w:r>
-          <w:rPr>
-            <w:lang w:val="es_ES" w:bidi="es_ES"/>
-          </w:rPr>
-          <w:rPr>
-            <w:color w:val="0000EE"/>
-            <w:u w:val="single"/>
-          </w:rPr>
-          <w:t>1:5,</w:t>
-        </w:r>
-      </w:hyperlink>
-      <w:r>
-        <w:rPr>
-          <w:lang w:val="es_ES" w:bidi="es_ES"/>
-        </w:rPr>
-        <w:t xml:space="preserve"> </w:t>
-      </w:r>
-      <w:hyperlink r:id="rId65">
-        <w:r>
-          <w:rPr>
-            <w:lang w:val="es_ES" w:bidi="es_ES"/>
-          </w:rPr>
-          <w:rPr>
-            <w:color w:val="0000EE"/>
-            <w:u w:val="single"/>
-          </w:rPr>
-          <w:t>2 Ts 2:14,</w:t>
-        </w:r>
-      </w:hyperlink>
-      <w:r>
-        <w:rPr>
-          <w:lang w:val="es_ES" w:bidi="es_ES"/>
-        </w:rPr>
-        <w:t xml:space="preserve"> </w:t>
-      </w:r>
-      <w:hyperlink r:id="rId68">
-        <w:r>
-          <w:rPr>
-            <w:lang w:val="es_ES" w:bidi="es_ES"/>
-          </w:rPr>
-          <w:rPr>
-            <w:color w:val="0000EE"/>
-            <w:u w:val="single"/>
-          </w:rPr>
-          <w:t>2 Co 5:20</w:t>
-        </w:r>
-      </w:hyperlink>
+      <w:r>
+        <w:rPr>
+          <w:lang w:val="es_ES" w:bidi="es_ES"/>
+        </w:rPr>
+        <w:t>1:5,</w:t>
+      </w:r>
+      <w:r>
+        <w:rPr>
+          <w:lang w:val="es_ES" w:bidi="es_ES"/>
+        </w:rPr>
+        <w:t xml:space="preserve"> </w:t>
+      </w:r>
+      <w:r>
+        <w:rPr>
+          <w:lang w:val="es_ES" w:bidi="es_ES"/>
+        </w:rPr>
+        <w:t>2 Ts 2:14,</w:t>
+      </w:r>
+      <w:r>
+        <w:rPr>
+          <w:lang w:val="es_ES" w:bidi="es_ES"/>
+        </w:rPr>
+        <w:t xml:space="preserve"> </w:t>
+      </w:r>
+      <w:r>
+        <w:rPr>
+          <w:lang w:val="es_ES" w:bidi="es_ES"/>
+        </w:rPr>
+        <w:t>2 Co 5:20</w:t>
+      </w:r>
       <w:r>
         <w:rPr>
           <w:lang w:val="es_ES" w:bidi="es_ES"/>
@@ -2409,36 +2049,24 @@
         </w:rPr>
         <w:t>La evidencia de que los creyentes de Tesalónica aceptaron la palabra de Dios fue que sufrieron persecución (</w:t>
       </w:r>
-      <w:hyperlink r:id="rId69">
-        <w:r>
-          <w:rPr>
-            <w:lang w:val="es_ES" w:bidi="es_ES"/>
-          </w:rPr>
-          <w:rPr>
-            <w:color w:val="0000EE"/>
-            <w:u w:val="single"/>
-          </w:rPr>
-          <w:t>1:6</w:t>
-        </w:r>
-      </w:hyperlink>
+      <w:r>
+        <w:rPr>
+          <w:lang w:val="es_ES" w:bidi="es_ES"/>
+        </w:rPr>
+        <w:t>1:6</w:t>
+      </w:r>
       <w:r>
         <w:rPr>
           <w:lang w:val="es_ES" w:bidi="es_ES"/>
         </w:rPr>
         <w:t>). Esto siguió el ejemplo de los apóstoles, las iglesias en Judea (</w:t>
       </w:r>
-      <w:hyperlink r:id="rId70">
-        <w:r>
-          <w:rPr>
-            <w:lang w:val="es_ES" w:bidi="es_ES"/>
-          </w:rPr>
-          <w:rPr>
-            <w:color w:val="0000EE"/>
-            <w:u w:val="single"/>
-          </w:rPr>
-          <w:t>Hc 8:1</w:t>
-        </w:r>
-      </w:hyperlink>
+      <w:r>
+        <w:rPr>
+          <w:lang w:val="es_ES" w:bidi="es_ES"/>
+        </w:rPr>
+        <w:t>Hc 8:1</w:t>
+      </w:r>
       <w:r>
         <w:rPr>
           <w:lang w:val="es_ES" w:bidi="es_ES"/>
@@ -2493,108 +2121,72 @@
         </w:rPr>
         <w:t>Pablo no era antijudío; por amor a su propio pueblo, oraba por su salvación (</w:t>
       </w:r>
-      <w:hyperlink r:id="rId71">
-        <w:r>
-          <w:rPr>
-            <w:lang w:val="es_ES" w:bidi="es_ES"/>
-          </w:rPr>
-          <w:rPr>
-            <w:color w:val="0000EE"/>
-            <w:u w:val="single"/>
-          </w:rPr>
-          <w:t>Ro 9:1–5,</w:t>
-        </w:r>
-      </w:hyperlink>
-      <w:r>
-        <w:rPr>
-          <w:lang w:val="es_ES" w:bidi="es_ES"/>
-        </w:rPr>
-        <w:t xml:space="preserve"> </w:t>
-      </w:r>
-      <w:hyperlink r:id="rId72">
-        <w:r>
-          <w:rPr>
-            <w:lang w:val="es_ES" w:bidi="es_ES"/>
-          </w:rPr>
-          <w:rPr>
-            <w:color w:val="0000EE"/>
-            <w:u w:val="single"/>
-          </w:rPr>
-          <w:t>10:1</w:t>
-        </w:r>
-      </w:hyperlink>
+      <w:r>
+        <w:rPr>
+          <w:lang w:val="es_ES" w:bidi="es_ES"/>
+        </w:rPr>
+        <w:t>Ro 9:1–5,</w:t>
+      </w:r>
+      <w:r>
+        <w:rPr>
+          <w:lang w:val="es_ES" w:bidi="es_ES"/>
+        </w:rPr>
+        <w:t xml:space="preserve"> </w:t>
+      </w:r>
+      <w:r>
+        <w:rPr>
+          <w:lang w:val="es_ES" w:bidi="es_ES"/>
+        </w:rPr>
+        <w:t>10:1</w:t>
+      </w:r>
       <w:r>
         <w:rPr>
           <w:lang w:val="es_ES" w:bidi="es_ES"/>
         </w:rPr>
         <w:t>). Sin embargo, era consciente del papel que algunos judíos desempeñaron en las muertes de los mensajeros de Dios, incluido Jesús (</w:t>
       </w:r>
-      <w:hyperlink r:id="rId73">
-        <w:r>
-          <w:rPr>
-            <w:lang w:val="es_ES" w:bidi="es_ES"/>
-          </w:rPr>
-          <w:rPr>
-            <w:color w:val="0000EE"/>
-            <w:u w:val="single"/>
-          </w:rPr>
-          <w:t>1 Re 19:10,</w:t>
-        </w:r>
-      </w:hyperlink>
-      <w:r>
-        <w:rPr>
-          <w:lang w:val="es_ES" w:bidi="es_ES"/>
-        </w:rPr>
-        <w:t xml:space="preserve"> </w:t>
-      </w:r>
-      <w:hyperlink r:id="rId74">
-        <w:r>
-          <w:rPr>
-            <w:lang w:val="es_ES" w:bidi="es_ES"/>
-          </w:rPr>
-          <w:rPr>
-            <w:color w:val="0000EE"/>
-            <w:u w:val="single"/>
-          </w:rPr>
-          <w:t>Hc 7:52</w:t>
-        </w:r>
-      </w:hyperlink>
+      <w:r>
+        <w:rPr>
+          <w:lang w:val="es_ES" w:bidi="es_ES"/>
+        </w:rPr>
+        <w:t>1 Re 19:10,</w:t>
+      </w:r>
+      <w:r>
+        <w:rPr>
+          <w:lang w:val="es_ES" w:bidi="es_ES"/>
+        </w:rPr>
+        <w:t xml:space="preserve"> </w:t>
+      </w:r>
+      <w:r>
+        <w:rPr>
+          <w:lang w:val="es_ES" w:bidi="es_ES"/>
+        </w:rPr>
+        <w:t>Hc 7:52</w:t>
+      </w:r>
       <w:r>
         <w:rPr>
           <w:lang w:val="es_ES" w:bidi="es_ES"/>
         </w:rPr>
         <w:t>). Ahora habían perseguido a los mensajeros apostólicos en Tesalónica (</w:t>
       </w:r>
-      <w:hyperlink r:id="rId75">
-        <w:r>
-          <w:rPr>
-            <w:lang w:val="es_ES" w:bidi="es_ES"/>
-          </w:rPr>
-          <w:rPr>
-            <w:color w:val="0000EE"/>
-            <w:u w:val="single"/>
-          </w:rPr>
-          <w:t>Hc 17:10,</w:t>
-        </w:r>
-      </w:hyperlink>
-      <w:r>
-        <w:rPr>
-          <w:lang w:val="es_ES" w:bidi="es_ES"/>
-        </w:rPr>
-        <w:t xml:space="preserve"> </w:t>
-      </w:r>
-      <w:hyperlink r:id="rId76">
-        <w:r>
-          <w:rPr>
-            <w:lang w:val="es_ES" w:bidi="es_ES"/>
-          </w:rPr>
-          <w:rPr>
-            <w:color w:val="0000EE"/>
-            <w:u w:val="single"/>
-          </w:rPr>
-          <w:t>2 Co 11:26</w:t>
-        </w:r>
-      </w:hyperlink>
+      <w:r>
+        <w:rPr>
+          <w:lang w:val="es_ES" w:bidi="es_ES"/>
+        </w:rPr>
+        <w:t>Hc 17:10,</w:t>
+      </w:r>
+      <w:r>
+        <w:rPr>
+          <w:lang w:val="es_ES" w:bidi="es_ES"/>
+        </w:rPr>
+        <w:t xml:space="preserve"> </w:t>
+      </w:r>
+      <w:r>
+        <w:rPr>
+          <w:lang w:val="es_ES" w:bidi="es_ES"/>
+        </w:rPr>
+        <w:t>2 Co 11:26</w:t>
+      </w:r>
       <w:r>
         <w:rPr>
           <w:lang w:val="es_ES" w:bidi="es_ES"/>
@@ -2649,126 +2241,84 @@
         </w:rPr>
         <w:t>La misión hacia los gentiles fue uno de los temas más importantes en la iglesia primitiva (</w:t>
       </w:r>
-      <w:hyperlink r:id="rId77">
-        <w:r>
-          <w:rPr>
-            <w:lang w:val="es_ES" w:bidi="es_ES"/>
-          </w:rPr>
-          <w:rPr>
-            <w:color w:val="0000EE"/>
-            <w:u w:val="single"/>
-          </w:rPr>
-          <w:t>Hc 11:18,</w:t>
-        </w:r>
-      </w:hyperlink>
-      <w:r>
-        <w:rPr>
-          <w:lang w:val="es_ES" w:bidi="es_ES"/>
-        </w:rPr>
-        <w:t xml:space="preserve"> </w:t>
-      </w:r>
-      <w:hyperlink r:id="rId78">
-        <w:r>
-          <w:rPr>
-            <w:lang w:val="es_ES" w:bidi="es_ES"/>
-          </w:rPr>
-          <w:rPr>
-            <w:color w:val="0000EE"/>
-            <w:u w:val="single"/>
-          </w:rPr>
-          <w:t>13:46–49,</w:t>
-        </w:r>
-      </w:hyperlink>
-      <w:r>
-        <w:rPr>
-          <w:lang w:val="es_ES" w:bidi="es_ES"/>
-        </w:rPr>
-        <w:t xml:space="preserve"> </w:t>
-      </w:r>
-      <w:hyperlink r:id="rId79">
-        <w:r>
-          <w:rPr>
-            <w:lang w:val="es_ES" w:bidi="es_ES"/>
-          </w:rPr>
-          <w:rPr>
-            <w:color w:val="0000EE"/>
-            <w:u w:val="single"/>
-          </w:rPr>
-          <w:t>28:28;</w:t>
-        </w:r>
-      </w:hyperlink>
-      <w:r>
-        <w:rPr>
-          <w:lang w:val="es_ES" w:bidi="es_ES"/>
-        </w:rPr>
-        <w:t xml:space="preserve"> </w:t>
-      </w:r>
-      <w:hyperlink r:id="rId80">
-        <w:r>
-          <w:rPr>
-            <w:lang w:val="es_ES" w:bidi="es_ES"/>
-          </w:rPr>
-          <w:rPr>
-            <w:color w:val="0000EE"/>
-            <w:u w:val="single"/>
-          </w:rPr>
-          <w:t>Ro 1:16</w:t>
-        </w:r>
-      </w:hyperlink>
+      <w:r>
+        <w:rPr>
+          <w:lang w:val="es_ES" w:bidi="es_ES"/>
+        </w:rPr>
+        <w:t>Hc 11:18,</w:t>
+      </w:r>
+      <w:r>
+        <w:rPr>
+          <w:lang w:val="es_ES" w:bidi="es_ES"/>
+        </w:rPr>
+        <w:t xml:space="preserve"> </w:t>
+      </w:r>
+      <w:r>
+        <w:rPr>
+          <w:lang w:val="es_ES" w:bidi="es_ES"/>
+        </w:rPr>
+        <w:t>13:46–49,</w:t>
+      </w:r>
+      <w:r>
+        <w:rPr>
+          <w:lang w:val="es_ES" w:bidi="es_ES"/>
+        </w:rPr>
+        <w:t xml:space="preserve"> </w:t>
+      </w:r>
+      <w:r>
+        <w:rPr>
+          <w:lang w:val="es_ES" w:bidi="es_ES"/>
+        </w:rPr>
+        <w:t>28:28;</w:t>
+      </w:r>
+      <w:r>
+        <w:rPr>
+          <w:lang w:val="es_ES" w:bidi="es_ES"/>
+        </w:rPr>
+        <w:t xml:space="preserve"> </w:t>
+      </w:r>
+      <w:r>
+        <w:rPr>
+          <w:lang w:val="es_ES" w:bidi="es_ES"/>
+        </w:rPr>
+        <w:t>Ro 1:16</w:t>
+      </w:r>
       <w:r>
         <w:rPr>
           <w:lang w:val="es_ES" w:bidi="es_ES"/>
         </w:rPr>
         <w:t>). • El juicio llega cuando los pecados se acumulan hasta alcanzar su medida completa (</w:t>
       </w:r>
-      <w:hyperlink r:id="rId81">
-        <w:r>
-          <w:rPr>
-            <w:lang w:val="es_ES" w:bidi="es_ES"/>
-          </w:rPr>
-          <w:rPr>
-            <w:color w:val="0000EE"/>
-            <w:u w:val="single"/>
-          </w:rPr>
-          <w:t>Gn 15:16,</w:t>
-        </w:r>
-      </w:hyperlink>
-      <w:r>
-        <w:rPr>
-          <w:lang w:val="es_ES" w:bidi="es_ES"/>
-        </w:rPr>
-        <w:t xml:space="preserve"> </w:t>
-      </w:r>
-      <w:hyperlink r:id="rId82">
-        <w:r>
-          <w:rPr>
-            <w:lang w:val="es_ES" w:bidi="es_ES"/>
-          </w:rPr>
-          <w:rPr>
-            <w:color w:val="0000EE"/>
-            <w:u w:val="single"/>
-          </w:rPr>
-          <w:t>Dn 8:23,</w:t>
-        </w:r>
-      </w:hyperlink>
+      <w:r>
+        <w:rPr>
+          <w:lang w:val="es_ES" w:bidi="es_ES"/>
+        </w:rPr>
+        <w:t>Gn 15:16,</w:t>
+      </w:r>
+      <w:r>
+        <w:rPr>
+          <w:lang w:val="es_ES" w:bidi="es_ES"/>
+        </w:rPr>
+        <w:t xml:space="preserve"> </w:t>
+      </w:r>
+      <w:r>
+        <w:rPr>
+          <w:lang w:val="es_ES" w:bidi="es_ES"/>
+        </w:rPr>
+        <w:t>Dn 8:23,</w:t>
+      </w:r>
       <w:r>
         <w:rPr>
           <w:lang w:val="es_ES" w:bidi="es_ES"/>
         </w:rPr>
         <w:t xml:space="preserve"> cp. </w:t>
       </w:r>
-      <w:hyperlink r:id="rId83">
-        <w:r>
-          <w:rPr>
-            <w:lang w:val="es_ES" w:bidi="es_ES"/>
-          </w:rPr>
-          <w:rPr>
-            <w:color w:val="0000EE"/>
-            <w:u w:val="single"/>
-          </w:rPr>
-          <w:t>Mt 23:31–36</w:t>
-        </w:r>
-      </w:hyperlink>
+      <w:r>
+        <w:rPr>
+          <w:lang w:val="es_ES" w:bidi="es_ES"/>
+        </w:rPr>
+        <w:t>Mt 23:31–36</w:t>
+      </w:r>
       <w:r>
         <w:rPr>
           <w:lang w:val="es_ES" w:bidi="es_ES"/>
@@ -2823,54 +2373,36 @@
         </w:rPr>
         <w:t xml:space="preserve">"privados de vosotros": Pablo describe su partida no planificada de Tesalónica (ver </w:t>
       </w:r>
-      <w:hyperlink r:id="rId75">
-        <w:r>
-          <w:rPr>
-            <w:lang w:val="es_ES" w:bidi="es_ES"/>
-          </w:rPr>
-          <w:rPr>
-            <w:color w:val="0000EE"/>
-            <w:u w:val="single"/>
-          </w:rPr>
-          <w:t>Hc 17:10</w:t>
-        </w:r>
-      </w:hyperlink>
+      <w:r>
+        <w:rPr>
+          <w:lang w:val="es_ES" w:bidi="es_ES"/>
+        </w:rPr>
+        <w:t>Hc 17:10</w:t>
+      </w:r>
       <w:r>
         <w:rPr>
           <w:lang w:val="es_ES" w:bidi="es_ES"/>
         </w:rPr>
         <w:t xml:space="preserve">) como una privación para estos nuevos creyentes de sus padres espirituales. Sin embargo, esta ausencia no fue por negligencia. Como lo demuestran los intentos de Pablo de regresar a la iglesia, la separación fue involuntaria (cp. </w:t>
       </w:r>
-      <w:hyperlink r:id="rId84">
-        <w:r>
-          <w:rPr>
-            <w:lang w:val="es_ES" w:bidi="es_ES"/>
-          </w:rPr>
-          <w:rPr>
-            <w:color w:val="0000EE"/>
-            <w:u w:val="single"/>
-          </w:rPr>
-          <w:t>Fil 1:7,</w:t>
-        </w:r>
-      </w:hyperlink>
-      <w:r>
-        <w:rPr>
-          <w:lang w:val="es_ES" w:bidi="es_ES"/>
-        </w:rPr>
-        <w:t xml:space="preserve"> </w:t>
-      </w:r>
-      <w:hyperlink r:id="rId85">
-        <w:r>
-          <w:rPr>
-            <w:lang w:val="es_ES" w:bidi="es_ES"/>
-          </w:rPr>
-          <w:rPr>
-            <w:color w:val="0000EE"/>
-            <w:u w:val="single"/>
-          </w:rPr>
-          <w:t>Col 2:5</w:t>
-        </w:r>
-      </w:hyperlink>
+      <w:r>
+        <w:rPr>
+          <w:lang w:val="es_ES" w:bidi="es_ES"/>
+        </w:rPr>
+        <w:t>Fil 1:7,</w:t>
+      </w:r>
+      <w:r>
+        <w:rPr>
+          <w:lang w:val="es_ES" w:bidi="es_ES"/>
+        </w:rPr>
+        <w:t xml:space="preserve"> </w:t>
+      </w:r>
+      <w:r>
+        <w:rPr>
+          <w:lang w:val="es_ES" w:bidi="es_ES"/>
+        </w:rPr>
+        <w:t>Col 2:5</w:t>
+      </w:r>
       <w:r>
         <w:rPr>
           <w:lang w:val="es_ES" w:bidi="es_ES"/>
@@ -2925,102 +2457,66 @@
         </w:rPr>
         <w:t xml:space="preserve">Una y otra vez, Pablo intentó regresar a la iglesia de Tesalónica. A pesar de la oposición de Satanás (ver </w:t>
       </w:r>
-      <w:hyperlink r:id="rId86">
-        <w:r>
-          <w:rPr>
-            <w:lang w:val="es_ES" w:bidi="es_ES"/>
-          </w:rPr>
-          <w:rPr>
-            <w:color w:val="0000EE"/>
-            <w:u w:val="single"/>
-          </w:rPr>
-          <w:t>Ro 16:20,</w:t>
-        </w:r>
-      </w:hyperlink>
-      <w:r>
-        <w:rPr>
-          <w:lang w:val="es_ES" w:bidi="es_ES"/>
-        </w:rPr>
-        <w:t xml:space="preserve"> </w:t>
-      </w:r>
-      <w:hyperlink r:id="rId87">
-        <w:r>
-          <w:rPr>
-            <w:lang w:val="es_ES" w:bidi="es_ES"/>
-          </w:rPr>
-          <w:rPr>
-            <w:color w:val="0000EE"/>
-            <w:u w:val="single"/>
-          </w:rPr>
-          <w:t>2 Co 2:11,</w:t>
-        </w:r>
-      </w:hyperlink>
-      <w:r>
-        <w:rPr>
-          <w:lang w:val="es_ES" w:bidi="es_ES"/>
-        </w:rPr>
-        <w:t xml:space="preserve"> </w:t>
-      </w:r>
-      <w:hyperlink r:id="rId88">
-        <w:r>
-          <w:rPr>
-            <w:lang w:val="es_ES" w:bidi="es_ES"/>
-          </w:rPr>
-          <w:rPr>
-            <w:color w:val="0000EE"/>
-            <w:u w:val="single"/>
-          </w:rPr>
-          <w:t>Ef 6:10–12</w:t>
-        </w:r>
-      </w:hyperlink>
+      <w:r>
+        <w:rPr>
+          <w:lang w:val="es_ES" w:bidi="es_ES"/>
+        </w:rPr>
+        <w:t>Ro 16:20,</w:t>
+      </w:r>
+      <w:r>
+        <w:rPr>
+          <w:lang w:val="es_ES" w:bidi="es_ES"/>
+        </w:rPr>
+        <w:t xml:space="preserve"> </w:t>
+      </w:r>
+      <w:r>
+        <w:rPr>
+          <w:lang w:val="es_ES" w:bidi="es_ES"/>
+        </w:rPr>
+        <w:t>2 Co 2:11,</w:t>
+      </w:r>
+      <w:r>
+        <w:rPr>
+          <w:lang w:val="es_ES" w:bidi="es_ES"/>
+        </w:rPr>
+        <w:t xml:space="preserve"> </w:t>
+      </w:r>
+      <w:r>
+        <w:rPr>
+          <w:lang w:val="es_ES" w:bidi="es_ES"/>
+        </w:rPr>
+        <w:t>Ef 6:10–12</w:t>
+      </w:r>
       <w:r>
         <w:rPr>
           <w:lang w:val="es_ES" w:bidi="es_ES"/>
         </w:rPr>
         <w:t>), tanto Timoteo (</w:t>
       </w:r>
-      <w:hyperlink r:id="rId89">
-        <w:r>
-          <w:rPr>
-            <w:lang w:val="es_ES" w:bidi="es_ES"/>
-          </w:rPr>
-          <w:rPr>
-            <w:color w:val="0000EE"/>
-            <w:u w:val="single"/>
-          </w:rPr>
-          <w:t>1 Ts 3:2,</w:t>
-        </w:r>
-      </w:hyperlink>
-      <w:hyperlink r:id="rId90">
-        <w:r>
-          <w:rPr>
-            <w:lang w:val="es_ES" w:bidi="es_ES"/>
-          </w:rPr>
-          <w:rPr>
-            <w:color w:val="0000EE"/>
-            <w:u w:val="single"/>
-          </w:rPr>
-          <w:t>5</w:t>
-        </w:r>
-      </w:hyperlink>
+      <w:r>
+        <w:rPr>
+          <w:lang w:val="es_ES" w:bidi="es_ES"/>
+        </w:rPr>
+        <w:t>1 Ts 3:2,</w:t>
+      </w:r>
+      <w:r>
+        <w:rPr>
+          <w:lang w:val="es_ES" w:bidi="es_ES"/>
+        </w:rPr>
+        <w:t>5</w:t>
+      </w:r>
       <w:r>
         <w:rPr>
           <w:lang w:val="es_ES" w:bidi="es_ES"/>
         </w:rPr>
         <w:t>) como Pablo (</w:t>
       </w:r>
-      <w:hyperlink r:id="rId91">
-        <w:r>
-          <w:rPr>
-            <w:lang w:val="es_ES" w:bidi="es_ES"/>
-          </w:rPr>
-          <w:rPr>
-            <w:color w:val="0000EE"/>
-            <w:u w:val="single"/>
-          </w:rPr>
-          <w:t>Hc 20:1–3</w:t>
-        </w:r>
-      </w:hyperlink>
+      <w:r>
+        <w:rPr>
+          <w:lang w:val="es_ES" w:bidi="es_ES"/>
+        </w:rPr>
+        <w:t>Hc 20:1–3</w:t>
+      </w:r>
       <w:r>
         <w:rPr>
           <w:lang w:val="es_ES" w:bidi="es_ES"/>
@@ -3123,18 +2619,12 @@
         </w:rPr>
         <w:t>Pablo considera a los creyentes de Tesalónica, y no sus propios logros, como la fuente de su orgullo, su renombre y su alegría (</w:t>
       </w:r>
-      <w:hyperlink r:id="rId15">
-        <w:r>
-          <w:rPr>
-            <w:lang w:val="es_ES" w:bidi="es_ES"/>
-          </w:rPr>
-          <w:rPr>
-            <w:color w:val="0000EE"/>
-            <w:u w:val="single"/>
-          </w:rPr>
-          <w:t>3:9</w:t>
-        </w:r>
-      </w:hyperlink>
+      <w:r>
+        <w:rPr>
+          <w:lang w:val="es_ES" w:bidi="es_ES"/>
+        </w:rPr>
+        <w:t>3:9</w:t>
+      </w:r>
       <w:r>
         <w:rPr>
           <w:lang w:val="es_ES" w:bidi="es_ES"/>
@@ -3189,72 +2679,48 @@
         </w:rPr>
         <w:t>Después de predicar en Berea, Pablo partió de Macedonia y navegó hacia Atenas, instruyendo a Silas y Timoteo a que pronto se juntaran con él (</w:t>
       </w:r>
-      <w:hyperlink r:id="rId92">
-        <w:r>
-          <w:rPr>
-            <w:lang w:val="es_ES" w:bidi="es_ES"/>
-          </w:rPr>
-          <w:rPr>
-            <w:color w:val="0000EE"/>
-            <w:u w:val="single"/>
-          </w:rPr>
-          <w:t>Hc 17:13–15</w:t>
-        </w:r>
-      </w:hyperlink>
+      <w:r>
+        <w:rPr>
+          <w:lang w:val="es_ES" w:bidi="es_ES"/>
+        </w:rPr>
+        <w:t>Hc 17:13–15</w:t>
+      </w:r>
       <w:r>
         <w:rPr>
           <w:lang w:val="es_ES" w:bidi="es_ES"/>
         </w:rPr>
         <w:t>). Timoteo regresó a Tesalónica (</w:t>
       </w:r>
-      <w:hyperlink r:id="rId89">
-        <w:r>
-          <w:rPr>
-            <w:lang w:val="es_ES" w:bidi="es_ES"/>
-          </w:rPr>
-          <w:rPr>
-            <w:color w:val="0000EE"/>
-            <w:u w:val="single"/>
-          </w:rPr>
-          <w:t>1 Ts 3:2</w:t>
-        </w:r>
-      </w:hyperlink>
+      <w:r>
+        <w:rPr>
+          <w:lang w:val="es_ES" w:bidi="es_ES"/>
+        </w:rPr>
+        <w:t>1 Ts 3:2</w:t>
+      </w:r>
       <w:r>
         <w:rPr>
           <w:lang w:val="es_ES" w:bidi="es_ES"/>
         </w:rPr>
         <w:t>), ya que la preocupación de Pablo por la iglesia de Tesalónica había aumentado (</w:t>
       </w:r>
-      <w:hyperlink r:id="rId93">
-        <w:r>
-          <w:rPr>
-            <w:lang w:val="es_ES" w:bidi="es_ES"/>
-          </w:rPr>
-          <w:rPr>
-            <w:color w:val="0000EE"/>
-            <w:u w:val="single"/>
-          </w:rPr>
-          <w:t>3:1,</w:t>
-        </w:r>
-      </w:hyperlink>
-      <w:r>
-        <w:rPr>
-          <w:lang w:val="es_ES" w:bidi="es_ES"/>
-        </w:rPr>
-        <w:t xml:space="preserve"> </w:t>
-      </w:r>
-      <w:hyperlink r:id="rId90">
-        <w:r>
-          <w:rPr>
-            <w:lang w:val="es_ES" w:bidi="es_ES"/>
-          </w:rPr>
-          <w:rPr>
-            <w:color w:val="0000EE"/>
-            <w:u w:val="single"/>
-          </w:rPr>
-          <w:t>5</w:t>
-        </w:r>
-      </w:hyperlink>
+      <w:r>
+        <w:rPr>
+          <w:lang w:val="es_ES" w:bidi="es_ES"/>
+        </w:rPr>
+        <w:t>3:1,</w:t>
+      </w:r>
+      <w:r>
+        <w:rPr>
+          <w:lang w:val="es_ES" w:bidi="es_ES"/>
+        </w:rPr>
+        <w:t xml:space="preserve"> </w:t>
+      </w:r>
+      <w:r>
+        <w:rPr>
+          <w:lang w:val="es_ES" w:bidi="es_ES"/>
+        </w:rPr>
+        <w:t>5</w:t>
+      </w:r>
       <w:r>
         <w:rPr>
           <w:lang w:val="es_ES" w:bidi="es_ES"/>
@@ -3309,126 +2775,84 @@
         </w:rPr>
         <w:t>"vosotros sabéis que nosotros somos puestos para esto": sufrir por la fe es a menudo parte de la vida de un cristiano (</w:t>
       </w:r>
-      <w:hyperlink r:id="rId69">
-        <w:r>
-          <w:rPr>
-            <w:lang w:val="es_ES" w:bidi="es_ES"/>
-          </w:rPr>
-          <w:rPr>
-            <w:color w:val="0000EE"/>
-            <w:u w:val="single"/>
-          </w:rPr>
-          <w:t>1:6,</w:t>
-        </w:r>
-      </w:hyperlink>
-      <w:r>
-        <w:rPr>
-          <w:lang w:val="es_ES" w:bidi="es_ES"/>
-        </w:rPr>
-        <w:t xml:space="preserve"> </w:t>
-      </w:r>
-      <w:hyperlink r:id="rId27">
-        <w:r>
-          <w:rPr>
-            <w:lang w:val="es_ES" w:bidi="es_ES"/>
-          </w:rPr>
-          <w:rPr>
-            <w:color w:val="0000EE"/>
-            <w:u w:val="single"/>
-          </w:rPr>
-          <w:t>2:14;</w:t>
-        </w:r>
-      </w:hyperlink>
-      <w:r>
-        <w:rPr>
-          <w:lang w:val="es_ES" w:bidi="es_ES"/>
-        </w:rPr>
-        <w:t xml:space="preserve"> </w:t>
-      </w:r>
-      <w:hyperlink r:id="rId94">
-        <w:r>
-          <w:rPr>
-            <w:lang w:val="es_ES" w:bidi="es_ES"/>
-          </w:rPr>
-          <w:rPr>
-            <w:color w:val="0000EE"/>
-            <w:u w:val="single"/>
-          </w:rPr>
-          <w:t>Fil 1:29;</w:t>
-        </w:r>
-      </w:hyperlink>
-      <w:r>
-        <w:rPr>
-          <w:lang w:val="es_ES" w:bidi="es_ES"/>
-        </w:rPr>
-        <w:t xml:space="preserve"> </w:t>
-      </w:r>
-      <w:hyperlink r:id="rId95">
-        <w:r>
-          <w:rPr>
-            <w:lang w:val="es_ES" w:bidi="es_ES"/>
-          </w:rPr>
-          <w:rPr>
-            <w:color w:val="0000EE"/>
-            <w:u w:val="single"/>
-          </w:rPr>
-          <w:t>1 Pe 1:6,</w:t>
-        </w:r>
-      </w:hyperlink>
-      <w:r>
-        <w:rPr>
-          <w:lang w:val="es_ES" w:bidi="es_ES"/>
-        </w:rPr>
-        <w:t xml:space="preserve"> </w:t>
-      </w:r>
-      <w:hyperlink r:id="rId96">
-        <w:r>
-          <w:rPr>
-            <w:lang w:val="es_ES" w:bidi="es_ES"/>
-          </w:rPr>
-          <w:rPr>
-            <w:color w:val="0000EE"/>
-            <w:u w:val="single"/>
-          </w:rPr>
-          <w:t>2:21,</w:t>
-        </w:r>
-      </w:hyperlink>
-      <w:r>
-        <w:rPr>
-          <w:lang w:val="es_ES" w:bidi="es_ES"/>
-        </w:rPr>
-        <w:t xml:space="preserve"> </w:t>
-      </w:r>
-      <w:hyperlink r:id="rId97">
-        <w:r>
-          <w:rPr>
-            <w:lang w:val="es_ES" w:bidi="es_ES"/>
-          </w:rPr>
-          <w:rPr>
-            <w:color w:val="0000EE"/>
-            <w:u w:val="single"/>
-          </w:rPr>
-          <w:t>3:17,</w:t>
-        </w:r>
-      </w:hyperlink>
-      <w:r>
-        <w:rPr>
-          <w:lang w:val="es_ES" w:bidi="es_ES"/>
-        </w:rPr>
-        <w:t xml:space="preserve"> </w:t>
-      </w:r>
-      <w:hyperlink r:id="rId98">
-        <w:r>
-          <w:rPr>
-            <w:lang w:val="es_ES" w:bidi="es_ES"/>
-          </w:rPr>
-          <w:rPr>
-            <w:color w:val="0000EE"/>
-            <w:u w:val="single"/>
-          </w:rPr>
-          <w:t>4:19</w:t>
-        </w:r>
-      </w:hyperlink>
+      <w:r>
+        <w:rPr>
+          <w:lang w:val="es_ES" w:bidi="es_ES"/>
+        </w:rPr>
+        <w:t>1:6,</w:t>
+      </w:r>
+      <w:r>
+        <w:rPr>
+          <w:lang w:val="es_ES" w:bidi="es_ES"/>
+        </w:rPr>
+        <w:t xml:space="preserve"> </w:t>
+      </w:r>
+      <w:r>
+        <w:rPr>
+          <w:lang w:val="es_ES" w:bidi="es_ES"/>
+        </w:rPr>
+        <w:t>2:14;</w:t>
+      </w:r>
+      <w:r>
+        <w:rPr>
+          <w:lang w:val="es_ES" w:bidi="es_ES"/>
+        </w:rPr>
+        <w:t xml:space="preserve"> </w:t>
+      </w:r>
+      <w:r>
+        <w:rPr>
+          <w:lang w:val="es_ES" w:bidi="es_ES"/>
+        </w:rPr>
+        <w:t>Fil 1:29;</w:t>
+      </w:r>
+      <w:r>
+        <w:rPr>
+          <w:lang w:val="es_ES" w:bidi="es_ES"/>
+        </w:rPr>
+        <w:t xml:space="preserve"> </w:t>
+      </w:r>
+      <w:r>
+        <w:rPr>
+          <w:lang w:val="es_ES" w:bidi="es_ES"/>
+        </w:rPr>
+        <w:t>1 Pe 1:6,</w:t>
+      </w:r>
+      <w:r>
+        <w:rPr>
+          <w:lang w:val="es_ES" w:bidi="es_ES"/>
+        </w:rPr>
+        <w:t xml:space="preserve"> </w:t>
+      </w:r>
+      <w:r>
+        <w:rPr>
+          <w:lang w:val="es_ES" w:bidi="es_ES"/>
+        </w:rPr>
+        <w:t>2:21,</w:t>
+      </w:r>
+      <w:r>
+        <w:rPr>
+          <w:lang w:val="es_ES" w:bidi="es_ES"/>
+        </w:rPr>
+        <w:t xml:space="preserve"> </w:t>
+      </w:r>
+      <w:r>
+        <w:rPr>
+          <w:lang w:val="es_ES" w:bidi="es_ES"/>
+        </w:rPr>
+        <w:t>3:17,</w:t>
+      </w:r>
+      <w:r>
+        <w:rPr>
+          <w:lang w:val="es_ES" w:bidi="es_ES"/>
+        </w:rPr>
+        <w:t xml:space="preserve"> </w:t>
+      </w:r>
+      <w:r>
+        <w:rPr>
+          <w:lang w:val="es_ES" w:bidi="es_ES"/>
+        </w:rPr>
+        <w:t>4:19</w:t>
+      </w:r>
       <w:r>
         <w:rPr>
           <w:lang w:val="es_ES" w:bidi="es_ES"/>
@@ -3483,114 +2907,72 @@
         </w:rPr>
         <w:t>Pablo estaba preocupado de que Satanás, el tentador (</w:t>
       </w:r>
-      <w:hyperlink r:id="rId99">
-        <w:r>
-          <w:rPr>
-            <w:lang w:val="es_ES" w:bidi="es_ES"/>
-          </w:rPr>
-          <w:rPr>
-            <w:color w:val="0000EE"/>
-            <w:u w:val="single"/>
-          </w:rPr>
-          <w:t>Mc 1:13,</w:t>
-        </w:r>
-      </w:hyperlink>
-      <w:r>
-        <w:rPr>
-          <w:lang w:val="es_ES" w:bidi="es_ES"/>
-        </w:rPr>
-        <w:t xml:space="preserve"> </w:t>
-      </w:r>
-      <w:hyperlink r:id="rId100">
-        <w:r>
-          <w:rPr>
-            <w:lang w:val="es_ES" w:bidi="es_ES"/>
-          </w:rPr>
-          <w:rPr>
-            <w:color w:val="0000EE"/>
-            <w:u w:val="single"/>
-          </w:rPr>
-          <w:t>1 Co 7:5</w:t>
-        </w:r>
-      </w:hyperlink>
+      <w:r>
+        <w:rPr>
+          <w:lang w:val="es_ES" w:bidi="es_ES"/>
+        </w:rPr>
+        <w:t>Mc 1:13,</w:t>
+      </w:r>
+      <w:r>
+        <w:rPr>
+          <w:lang w:val="es_ES" w:bidi="es_ES"/>
+        </w:rPr>
+        <w:t xml:space="preserve"> </w:t>
+      </w:r>
+      <w:r>
+        <w:rPr>
+          <w:lang w:val="es_ES" w:bidi="es_ES"/>
+        </w:rPr>
+        <w:t>1 Co 7:5</w:t>
+      </w:r>
       <w:r>
         <w:rPr>
           <w:lang w:val="es_ES" w:bidi="es_ES"/>
         </w:rPr>
         <w:t>), hubiera debilitado la fe de los tesalonicenses (</w:t>
       </w:r>
-      <w:hyperlink r:id="rId89">
-        <w:r>
-          <w:rPr>
-            <w:lang w:val="es_ES" w:bidi="es_ES"/>
-          </w:rPr>
-          <w:rPr>
-            <w:color w:val="0000EE"/>
-            <w:u w:val="single"/>
-          </w:rPr>
-          <w:t>1 Ts 3:2,</w:t>
-        </w:r>
-      </w:hyperlink>
-      <w:hyperlink r:id="rId21">
-        <w:r>
-          <w:rPr>
-            <w:lang w:val="es_ES" w:bidi="es_ES"/>
-          </w:rPr>
-          <w:rPr>
-            <w:color w:val="0000EE"/>
-            <w:u w:val="single"/>
-          </w:rPr>
-          <w:t>6,</w:t>
-        </w:r>
-      </w:hyperlink>
-      <w:hyperlink r:id="rId101">
-        <w:r>
-          <w:rPr>
-            <w:lang w:val="es_ES" w:bidi="es_ES"/>
-          </w:rPr>
-          <w:rPr>
-            <w:color w:val="0000EE"/>
-            <w:u w:val="single"/>
-          </w:rPr>
-          <w:t>8</w:t>
-        </w:r>
-      </w:hyperlink>
+      <w:r>
+        <w:rPr>
+          <w:lang w:val="es_ES" w:bidi="es_ES"/>
+        </w:rPr>
+        <w:t>1 Ts 3:2,</w:t>
+      </w:r>
+      <w:r>
+        <w:rPr>
+          <w:lang w:val="es_ES" w:bidi="es_ES"/>
+        </w:rPr>
+        <w:t>6,</w:t>
+      </w:r>
+      <w:r>
+        <w:rPr>
+          <w:lang w:val="es_ES" w:bidi="es_ES"/>
+        </w:rPr>
+        <w:t>8</w:t>
+      </w:r>
       <w:r>
         <w:rPr>
           <w:lang w:val="es_ES" w:bidi="es_ES"/>
         </w:rPr>
         <w:t>) y que su trabajo entre ellos se hubiera vuelto inútil (</w:t>
       </w:r>
-      <w:hyperlink r:id="rId102">
-        <w:r>
-          <w:rPr>
-            <w:lang w:val="es_ES" w:bidi="es_ES"/>
-          </w:rPr>
-          <w:rPr>
-            <w:color w:val="0000EE"/>
-            <w:u w:val="single"/>
-          </w:rPr>
-          <w:t>Ga 2:2,</w:t>
-        </w:r>
-      </w:hyperlink>
-      <w:r>
-        <w:rPr>
-          <w:lang w:val="es_ES" w:bidi="es_ES"/>
-        </w:rPr>
-        <w:t xml:space="preserve"> </w:t>
-      </w:r>
-      <w:hyperlink r:id="rId103">
-        <w:r>
-          <w:rPr>
-            <w:lang w:val="es_ES" w:bidi="es_ES"/>
-          </w:rPr>
-          <w:rPr>
-            <w:color w:val="0000EE"/>
-            <w:u w:val="single"/>
-          </w:rPr>
-          <w:t>Fil 2:16</w:t>
-        </w:r>
-      </w:hyperlink>
+      <w:r>
+        <w:rPr>
+          <w:lang w:val="es_ES" w:bidi="es_ES"/>
+        </w:rPr>
+        <w:t>Ga 2:2,</w:t>
+      </w:r>
+      <w:r>
+        <w:rPr>
+          <w:lang w:val="es_ES" w:bidi="es_ES"/>
+        </w:rPr>
+        <w:t xml:space="preserve"> </w:t>
+      </w:r>
+      <w:r>
+        <w:rPr>
+          <w:lang w:val="es_ES" w:bidi="es_ES"/>
+        </w:rPr>
+        <w:t>Fil 2:16</w:t>
+      </w:r>
       <w:r>
         <w:rPr>
           <w:lang w:val="es_ES" w:bidi="es_ES"/>
@@ -3645,48 +3027,30 @@
         </w:rPr>
         <w:t>Pablo escribió Primera de Tesalonicenses desde Corinto justo después de que Timoteo regresara de Tesalónica (</w:t>
       </w:r>
-      <w:hyperlink r:id="rId89">
-        <w:r>
-          <w:rPr>
-            <w:lang w:val="es_ES" w:bidi="es_ES"/>
-          </w:rPr>
-          <w:rPr>
-            <w:color w:val="0000EE"/>
-            <w:u w:val="single"/>
-          </w:rPr>
-          <w:t>3:2,</w:t>
-        </w:r>
-      </w:hyperlink>
-      <w:hyperlink r:id="rId90">
-        <w:r>
-          <w:rPr>
-            <w:lang w:val="es_ES" w:bidi="es_ES"/>
-          </w:rPr>
-          <w:rPr>
-            <w:color w:val="0000EE"/>
-            <w:u w:val="single"/>
-          </w:rPr>
-          <w:t>5;</w:t>
-        </w:r>
-      </w:hyperlink>
-      <w:r>
-        <w:rPr>
-          <w:lang w:val="es_ES" w:bidi="es_ES"/>
-        </w:rPr>
-        <w:t xml:space="preserve"> </w:t>
-      </w:r>
-      <w:hyperlink r:id="rId104">
-        <w:r>
-          <w:rPr>
-            <w:lang w:val="es_ES" w:bidi="es_ES"/>
-          </w:rPr>
-          <w:rPr>
-            <w:color w:val="0000EE"/>
-            <w:u w:val="single"/>
-          </w:rPr>
-          <w:t>Hc 18:5</w:t>
-        </w:r>
-      </w:hyperlink>
+      <w:r>
+        <w:rPr>
+          <w:lang w:val="es_ES" w:bidi="es_ES"/>
+        </w:rPr>
+        <w:t>3:2,</w:t>
+      </w:r>
+      <w:r>
+        <w:rPr>
+          <w:lang w:val="es_ES" w:bidi="es_ES"/>
+        </w:rPr>
+        <w:t>5;</w:t>
+      </w:r>
+      <w:r>
+        <w:rPr>
+          <w:lang w:val="es_ES" w:bidi="es_ES"/>
+        </w:rPr>
+        <w:t xml:space="preserve"> </w:t>
+      </w:r>
+      <w:r>
+        <w:rPr>
+          <w:lang w:val="es_ES" w:bidi="es_ES"/>
+        </w:rPr>
+        <w:t>Hc 18:5</w:t>
+      </w:r>
       <w:r>
         <w:rPr>
           <w:lang w:val="es_ES" w:bidi="es_ES"/>
@@ -3706,54 +3070,36 @@
         </w:rPr>
         <w:t xml:space="preserve"> así como la firmeza (</w:t>
       </w:r>
-      <w:hyperlink r:id="rId101">
-        <w:r>
-          <w:rPr>
-            <w:lang w:val="es_ES" w:bidi="es_ES"/>
-          </w:rPr>
-          <w:rPr>
-            <w:color w:val="0000EE"/>
-            <w:u w:val="single"/>
-          </w:rPr>
-          <w:t>1 Ts 3:8</w:t>
-        </w:r>
-      </w:hyperlink>
+      <w:r>
+        <w:rPr>
+          <w:lang w:val="es_ES" w:bidi="es_ES"/>
+        </w:rPr>
+        <w:t>1 Ts 3:8</w:t>
+      </w:r>
       <w:r>
         <w:rPr>
           <w:lang w:val="es_ES" w:bidi="es_ES"/>
         </w:rPr>
         <w:t xml:space="preserve">) y esperanza que tenían (ver también </w:t>
       </w:r>
-      <w:hyperlink r:id="rId22">
-        <w:r>
-          <w:rPr>
-            <w:lang w:val="es_ES" w:bidi="es_ES"/>
-          </w:rPr>
-          <w:rPr>
-            <w:color w:val="0000EE"/>
-            <w:u w:val="single"/>
-          </w:rPr>
-          <w:t>5:8,</w:t>
-        </w:r>
-      </w:hyperlink>
-      <w:r>
-        <w:rPr>
-          <w:lang w:val="es_ES" w:bidi="es_ES"/>
-        </w:rPr>
-        <w:t xml:space="preserve"> </w:t>
-      </w:r>
-      <w:hyperlink r:id="rId23">
-        <w:r>
-          <w:rPr>
-            <w:lang w:val="es_ES" w:bidi="es_ES"/>
-          </w:rPr>
-          <w:rPr>
-            <w:color w:val="0000EE"/>
-            <w:u w:val="single"/>
-          </w:rPr>
-          <w:t>2 Ts 1:3–4</w:t>
-        </w:r>
-      </w:hyperlink>
+      <w:r>
+        <w:rPr>
+          <w:lang w:val="es_ES" w:bidi="es_ES"/>
+        </w:rPr>
+        <w:t>5:8,</w:t>
+      </w:r>
+      <w:r>
+        <w:rPr>
+          <w:lang w:val="es_ES" w:bidi="es_ES"/>
+        </w:rPr>
+        <w:t xml:space="preserve"> </w:t>
+      </w:r>
+      <w:r>
+        <w:rPr>
+          <w:lang w:val="es_ES" w:bidi="es_ES"/>
+        </w:rPr>
+        <w:t>2 Ts 1:3–4</w:t>
+      </w:r>
       <w:r>
         <w:rPr>
           <w:lang w:val="es_ES" w:bidi="es_ES"/>
@@ -3808,84 +3154,54 @@
         </w:rPr>
         <w:t>Pablo se sentía angustiado por sus circunstancias actuales (</w:t>
       </w:r>
-      <w:hyperlink r:id="rId105">
-        <w:r>
-          <w:rPr>
-            <w:lang w:val="es_ES" w:bidi="es_ES"/>
-          </w:rPr>
-          <w:rPr>
-            <w:color w:val="0000EE"/>
-            <w:u w:val="single"/>
-          </w:rPr>
-          <w:t>3:7</w:t>
-        </w:r>
-      </w:hyperlink>
+      <w:r>
+        <w:rPr>
+          <w:lang w:val="es_ES" w:bidi="es_ES"/>
+        </w:rPr>
+        <w:t>3:7</w:t>
+      </w:r>
       <w:r>
         <w:rPr>
           <w:lang w:val="es_ES" w:bidi="es_ES"/>
         </w:rPr>
         <w:t>) y estaba profundamente preocupado por la iglesia (</w:t>
       </w:r>
-      <w:hyperlink r:id="rId93">
-        <w:r>
-          <w:rPr>
-            <w:lang w:val="es_ES" w:bidi="es_ES"/>
-          </w:rPr>
-          <w:rPr>
-            <w:color w:val="0000EE"/>
-            <w:u w:val="single"/>
-          </w:rPr>
-          <w:t>3:1,</w:t>
-        </w:r>
-      </w:hyperlink>
-      <w:hyperlink r:id="rId90">
-        <w:r>
-          <w:rPr>
-            <w:lang w:val="es_ES" w:bidi="es_ES"/>
-          </w:rPr>
-          <w:rPr>
-            <w:color w:val="0000EE"/>
-            <w:u w:val="single"/>
-          </w:rPr>
-          <w:t>5</w:t>
-        </w:r>
-      </w:hyperlink>
+      <w:r>
+        <w:rPr>
+          <w:lang w:val="es_ES" w:bidi="es_ES"/>
+        </w:rPr>
+        <w:t>3:1,</w:t>
+      </w:r>
+      <w:r>
+        <w:rPr>
+          <w:lang w:val="es_ES" w:bidi="es_ES"/>
+        </w:rPr>
+        <w:t>5</w:t>
+      </w:r>
       <w:r>
         <w:rPr>
           <w:lang w:val="es_ES" w:bidi="es_ES"/>
         </w:rPr>
         <w:t>). Se sintió aliviado al saber que los tesalonicenses seguían siendo fuertes y permanecían firmes en el Señor, a pesar de que también estaban sufriendo (</w:t>
       </w:r>
-      <w:hyperlink r:id="rId27">
-        <w:r>
-          <w:rPr>
-            <w:lang w:val="es_ES" w:bidi="es_ES"/>
-          </w:rPr>
-          <w:rPr>
-            <w:color w:val="0000EE"/>
-            <w:u w:val="single"/>
-          </w:rPr>
-          <w:t>2:14,</w:t>
-        </w:r>
-      </w:hyperlink>
-      <w:r>
-        <w:rPr>
-          <w:lang w:val="es_ES" w:bidi="es_ES"/>
-        </w:rPr>
-        <w:t xml:space="preserve"> </w:t>
-      </w:r>
-      <w:hyperlink r:id="rId28">
-        <w:r>
-          <w:rPr>
-            <w:lang w:val="es_ES" w:bidi="es_ES"/>
-          </w:rPr>
-          <w:rPr>
-            <w:color w:val="0000EE"/>
-            <w:u w:val="single"/>
-          </w:rPr>
-          <w:t>3:3–4</w:t>
-        </w:r>
-      </w:hyperlink>
+      <w:r>
+        <w:rPr>
+          <w:lang w:val="es_ES" w:bidi="es_ES"/>
+        </w:rPr>
+        <w:t>2:14,</w:t>
+      </w:r>
+      <w:r>
+        <w:rPr>
+          <w:lang w:val="es_ES" w:bidi="es_ES"/>
+        </w:rPr>
+        <w:t xml:space="preserve"> </w:t>
+      </w:r>
+      <w:r>
+        <w:rPr>
+          <w:lang w:val="es_ES" w:bidi="es_ES"/>
+        </w:rPr>
+        <w:t>3:3–4</w:t>
+      </w:r>
       <w:r>
         <w:rPr>
           <w:lang w:val="es_ES" w:bidi="es_ES"/>
@@ -3940,18 +3256,12 @@
         </w:rPr>
         <w:t>La oración de Pablo para regresar a Tesalónica muy pronto (</w:t>
       </w:r>
-      <w:hyperlink r:id="rId106">
-        <w:r>
-          <w:rPr>
-            <w:lang w:val="es_ES" w:bidi="es_ES"/>
-          </w:rPr>
-          <w:rPr>
-            <w:color w:val="0000EE"/>
-            <w:u w:val="single"/>
-          </w:rPr>
-          <w:t>3:10</w:t>
-        </w:r>
-      </w:hyperlink>
+      <w:r>
+        <w:rPr>
+          <w:lang w:val="es_ES" w:bidi="es_ES"/>
+        </w:rPr>
+        <w:t>3:10</w:t>
+      </w:r>
       <w:r>
         <w:rPr>
           <w:lang w:val="es_ES" w:bidi="es_ES"/>
@@ -4019,108 +3329,72 @@
         </w:rPr>
         <w:t>Una característica de esta iglesia era el amor mutuo entre sus miembros como parte de la familia de Dios (</w:t>
       </w:r>
-      <w:hyperlink r:id="rId107">
-        <w:r>
-          <w:rPr>
-            <w:lang w:val="es_ES" w:bidi="es_ES"/>
-          </w:rPr>
-          <w:rPr>
-            <w:color w:val="0000EE"/>
-            <w:u w:val="single"/>
-          </w:rPr>
-          <w:t>4:9,</w:t>
-        </w:r>
-      </w:hyperlink>
-      <w:r>
-        <w:rPr>
-          <w:lang w:val="es_ES" w:bidi="es_ES"/>
-        </w:rPr>
-        <w:t xml:space="preserve"> </w:t>
-      </w:r>
-      <w:hyperlink r:id="rId23">
-        <w:r>
-          <w:rPr>
-            <w:lang w:val="es_ES" w:bidi="es_ES"/>
-          </w:rPr>
-          <w:rPr>
-            <w:color w:val="0000EE"/>
-            <w:u w:val="single"/>
-          </w:rPr>
-          <w:t>2 Ts 1:3–4</w:t>
-        </w:r>
-      </w:hyperlink>
+      <w:r>
+        <w:rPr>
+          <w:lang w:val="es_ES" w:bidi="es_ES"/>
+        </w:rPr>
+        <w:t>4:9,</w:t>
+      </w:r>
+      <w:r>
+        <w:rPr>
+          <w:lang w:val="es_ES" w:bidi="es_ES"/>
+        </w:rPr>
+        <w:t xml:space="preserve"> </w:t>
+      </w:r>
+      <w:r>
+        <w:rPr>
+          <w:lang w:val="es_ES" w:bidi="es_ES"/>
+        </w:rPr>
+        <w:t>2 Ts 1:3–4</w:t>
+      </w:r>
       <w:r>
         <w:rPr>
           <w:lang w:val="es_ES" w:bidi="es_ES"/>
         </w:rPr>
         <w:t xml:space="preserve">). Pablo ora para que su amor crezca y se desborde hacia aquellos fuera de la comunidad cristiana (cp. </w:t>
       </w:r>
-      <w:hyperlink r:id="rId108">
-        <w:r>
-          <w:rPr>
-            <w:lang w:val="es_ES" w:bidi="es_ES"/>
-          </w:rPr>
-          <w:rPr>
-            <w:color w:val="0000EE"/>
-            <w:u w:val="single"/>
-          </w:rPr>
-          <w:t>1 Ts 5:15,</w:t>
-        </w:r>
-      </w:hyperlink>
-      <w:r>
-        <w:rPr>
-          <w:lang w:val="es_ES" w:bidi="es_ES"/>
-        </w:rPr>
-        <w:t xml:space="preserve"> </w:t>
-      </w:r>
-      <w:hyperlink r:id="rId109">
-        <w:r>
-          <w:rPr>
-            <w:lang w:val="es_ES" w:bidi="es_ES"/>
-          </w:rPr>
-          <w:rPr>
-            <w:color w:val="0000EE"/>
-            <w:u w:val="single"/>
-          </w:rPr>
-          <w:t>Ga 6:10,</w:t>
-        </w:r>
-      </w:hyperlink>
-      <w:r>
-        <w:rPr>
-          <w:lang w:val="es_ES" w:bidi="es_ES"/>
-        </w:rPr>
-        <w:t xml:space="preserve"> </w:t>
-      </w:r>
-      <w:hyperlink r:id="rId110">
-        <w:r>
-          <w:rPr>
-            <w:lang w:val="es_ES" w:bidi="es_ES"/>
-          </w:rPr>
-          <w:rPr>
-            <w:color w:val="0000EE"/>
-            <w:u w:val="single"/>
-          </w:rPr>
-          <w:t>2 Tm 2:24,</w:t>
-        </w:r>
-      </w:hyperlink>
-      <w:r>
-        <w:rPr>
-          <w:lang w:val="es_ES" w:bidi="es_ES"/>
-        </w:rPr>
-        <w:t xml:space="preserve"> </w:t>
-      </w:r>
-      <w:hyperlink r:id="rId111">
-        <w:r>
-          <w:rPr>
-            <w:lang w:val="es_ES" w:bidi="es_ES"/>
-          </w:rPr>
-          <w:rPr>
-            <w:color w:val="0000EE"/>
-            <w:u w:val="single"/>
-          </w:rPr>
-          <w:t>Tt 3:2</w:t>
-        </w:r>
-      </w:hyperlink>
+      <w:r>
+        <w:rPr>
+          <w:lang w:val="es_ES" w:bidi="es_ES"/>
+        </w:rPr>
+        <w:t>1 Ts 5:15,</w:t>
+      </w:r>
+      <w:r>
+        <w:rPr>
+          <w:lang w:val="es_ES" w:bidi="es_ES"/>
+        </w:rPr>
+        <w:t xml:space="preserve"> </w:t>
+      </w:r>
+      <w:r>
+        <w:rPr>
+          <w:lang w:val="es_ES" w:bidi="es_ES"/>
+        </w:rPr>
+        <w:t>Ga 6:10,</w:t>
+      </w:r>
+      <w:r>
+        <w:rPr>
+          <w:lang w:val="es_ES" w:bidi="es_ES"/>
+        </w:rPr>
+        <w:t xml:space="preserve"> </w:t>
+      </w:r>
+      <w:r>
+        <w:rPr>
+          <w:lang w:val="es_ES" w:bidi="es_ES"/>
+        </w:rPr>
+        <w:t>2 Tm 2:24,</w:t>
+      </w:r>
+      <w:r>
+        <w:rPr>
+          <w:lang w:val="es_ES" w:bidi="es_ES"/>
+        </w:rPr>
+        <w:t xml:space="preserve"> </w:t>
+      </w:r>
+      <w:r>
+        <w:rPr>
+          <w:lang w:val="es_ES" w:bidi="es_ES"/>
+        </w:rPr>
+        <w:t>Tt 3:2</w:t>
+      </w:r>
       <w:r>
         <w:rPr>
           <w:lang w:val="es_ES" w:bidi="es_ES"/>
@@ -4175,228 +3449,150 @@
         </w:rPr>
         <w:t>En la parte final de esta oración (</w:t>
       </w:r>
-      <w:hyperlink r:id="rId112">
-        <w:r>
-          <w:rPr>
-            <w:lang w:val="es_ES" w:bidi="es_ES"/>
-          </w:rPr>
-          <w:rPr>
-            <w:color w:val="0000EE"/>
-            <w:u w:val="single"/>
-          </w:rPr>
-          <w:t>3:11–13</w:t>
-        </w:r>
-      </w:hyperlink>
+      <w:r>
+        <w:rPr>
+          <w:lang w:val="es_ES" w:bidi="es_ES"/>
+        </w:rPr>
+        <w:t>3:11–13</w:t>
+      </w:r>
       <w:r>
         <w:rPr>
           <w:lang w:val="es_ES" w:bidi="es_ES"/>
         </w:rPr>
         <w:t>), Pablo ora para que sus corazones, la conducta y resolución moral de los tesalonicenses (</w:t>
       </w:r>
-      <w:hyperlink r:id="rId113">
-        <w:r>
-          <w:rPr>
-            <w:lang w:val="es_ES" w:bidi="es_ES"/>
-          </w:rPr>
-          <w:rPr>
-            <w:color w:val="0000EE"/>
-            <w:u w:val="single"/>
-          </w:rPr>
-          <w:t>Mt 5:8,</w:t>
-        </w:r>
-      </w:hyperlink>
-      <w:r>
-        <w:rPr>
-          <w:lang w:val="es_ES" w:bidi="es_ES"/>
-        </w:rPr>
-        <w:t xml:space="preserve"> </w:t>
-      </w:r>
-      <w:hyperlink r:id="rId114">
-        <w:r>
-          <w:rPr>
-            <w:lang w:val="es_ES" w:bidi="es_ES"/>
-          </w:rPr>
-          <w:rPr>
-            <w:color w:val="0000EE"/>
-            <w:u w:val="single"/>
-          </w:rPr>
-          <w:t>Hc 15:9,</w:t>
-        </w:r>
-      </w:hyperlink>
-      <w:r>
-        <w:rPr>
-          <w:lang w:val="es_ES" w:bidi="es_ES"/>
-        </w:rPr>
-        <w:t xml:space="preserve"> </w:t>
-      </w:r>
-      <w:hyperlink r:id="rId115">
-        <w:r>
-          <w:rPr>
-            <w:lang w:val="es_ES" w:bidi="es_ES"/>
-          </w:rPr>
-          <w:rPr>
-            <w:color w:val="0000EE"/>
-            <w:u w:val="single"/>
-          </w:rPr>
-          <w:t>Hb 10:22</w:t>
-        </w:r>
-      </w:hyperlink>
+      <w:r>
+        <w:rPr>
+          <w:lang w:val="es_ES" w:bidi="es_ES"/>
+        </w:rPr>
+        <w:t>Mt 5:8,</w:t>
+      </w:r>
+      <w:r>
+        <w:rPr>
+          <w:lang w:val="es_ES" w:bidi="es_ES"/>
+        </w:rPr>
+        <w:t xml:space="preserve"> </w:t>
+      </w:r>
+      <w:r>
+        <w:rPr>
+          <w:lang w:val="es_ES" w:bidi="es_ES"/>
+        </w:rPr>
+        <w:t>Hc 15:9,</w:t>
+      </w:r>
+      <w:r>
+        <w:rPr>
+          <w:lang w:val="es_ES" w:bidi="es_ES"/>
+        </w:rPr>
+        <w:t xml:space="preserve"> </w:t>
+      </w:r>
+      <w:r>
+        <w:rPr>
+          <w:lang w:val="es_ES" w:bidi="es_ES"/>
+        </w:rPr>
+        <w:t>Hb 10:22</w:t>
+      </w:r>
       <w:r>
         <w:rPr>
           <w:lang w:val="es_ES" w:bidi="es_ES"/>
         </w:rPr>
         <w:t>), sea fuertes, irreprochable y santa. • Cuando Jesús vuelva, vendrá acompañado de todo su pueblo santo, posiblemente una referencia a los ángeles (</w:t>
       </w:r>
-      <w:hyperlink r:id="rId116">
-        <w:r>
-          <w:rPr>
-            <w:lang w:val="es_ES" w:bidi="es_ES"/>
-          </w:rPr>
-          <w:rPr>
-            <w:color w:val="0000EE"/>
-            <w:u w:val="single"/>
-          </w:rPr>
-          <w:t>Dt 33:2;</w:t>
-        </w:r>
-      </w:hyperlink>
-      <w:r>
-        <w:rPr>
-          <w:lang w:val="es_ES" w:bidi="es_ES"/>
-        </w:rPr>
-        <w:t xml:space="preserve"> </w:t>
-      </w:r>
-      <w:hyperlink r:id="rId117">
-        <w:r>
-          <w:rPr>
-            <w:lang w:val="es_ES" w:bidi="es_ES"/>
-          </w:rPr>
-          <w:rPr>
-            <w:color w:val="0000EE"/>
-            <w:u w:val="single"/>
-          </w:rPr>
-          <w:t>Sal 89:5,</w:t>
-        </w:r>
-      </w:hyperlink>
-      <w:hyperlink r:id="rId118">
-        <w:r>
-          <w:rPr>
-            <w:lang w:val="es_ES" w:bidi="es_ES"/>
-          </w:rPr>
-          <w:rPr>
-            <w:color w:val="0000EE"/>
-            <w:u w:val="single"/>
-          </w:rPr>
-          <w:t>7;</w:t>
-        </w:r>
-      </w:hyperlink>
-      <w:r>
-        <w:rPr>
-          <w:lang w:val="es_ES" w:bidi="es_ES"/>
-        </w:rPr>
-        <w:t xml:space="preserve"> </w:t>
-      </w:r>
-      <w:hyperlink r:id="rId119">
-        <w:r>
-          <w:rPr>
-            <w:lang w:val="es_ES" w:bidi="es_ES"/>
-          </w:rPr>
-          <w:rPr>
-            <w:color w:val="0000EE"/>
-            <w:u w:val="single"/>
-          </w:rPr>
-          <w:t>Dn 4:13,</w:t>
-        </w:r>
-      </w:hyperlink>
-      <w:r>
-        <w:rPr>
-          <w:lang w:val="es_ES" w:bidi="es_ES"/>
-        </w:rPr>
-        <w:t xml:space="preserve"> </w:t>
-      </w:r>
-      <w:hyperlink r:id="rId120">
-        <w:r>
-          <w:rPr>
-            <w:lang w:val="es_ES" w:bidi="es_ES"/>
-          </w:rPr>
-          <w:rPr>
-            <w:color w:val="0000EE"/>
-            <w:u w:val="single"/>
-          </w:rPr>
-          <w:t>8:13;</w:t>
-        </w:r>
-      </w:hyperlink>
-      <w:r>
-        <w:rPr>
-          <w:lang w:val="es_ES" w:bidi="es_ES"/>
-        </w:rPr>
-        <w:t xml:space="preserve"> </w:t>
-      </w:r>
-      <w:hyperlink r:id="rId121">
-        <w:r>
-          <w:rPr>
-            <w:lang w:val="es_ES" w:bidi="es_ES"/>
-          </w:rPr>
-          <w:rPr>
-            <w:color w:val="0000EE"/>
-            <w:u w:val="single"/>
-          </w:rPr>
-          <w:t>Mt 13:41;</w:t>
-        </w:r>
-      </w:hyperlink>
-      <w:r>
-        <w:rPr>
-          <w:lang w:val="es_ES" w:bidi="es_ES"/>
-        </w:rPr>
-        <w:t xml:space="preserve"> </w:t>
-      </w:r>
-      <w:hyperlink r:id="rId122">
-        <w:r>
-          <w:rPr>
-            <w:lang w:val="es_ES" w:bidi="es_ES"/>
-          </w:rPr>
-          <w:rPr>
-            <w:color w:val="0000EE"/>
-            <w:u w:val="single"/>
-          </w:rPr>
-          <w:t>Mc 8:38;</w:t>
-        </w:r>
-      </w:hyperlink>
-      <w:r>
-        <w:rPr>
-          <w:lang w:val="es_ES" w:bidi="es_ES"/>
-        </w:rPr>
-        <w:t xml:space="preserve"> </w:t>
-      </w:r>
-      <w:hyperlink r:id="rId123">
-        <w:r>
-          <w:rPr>
-            <w:lang w:val="es_ES" w:bidi="es_ES"/>
-          </w:rPr>
-          <w:rPr>
-            <w:color w:val="0000EE"/>
-            <w:u w:val="single"/>
-          </w:rPr>
-          <w:t xml:space="preserve">13:26–271; </w:t>
-        </w:r>
-      </w:hyperlink>
-      <w:r>
-        <w:rPr>
-          <w:lang w:val="es_ES" w:bidi="es_ES"/>
-        </w:rPr>
-        <w:t xml:space="preserve"> </w:t>
-      </w:r>
-      <w:hyperlink r:id="rId124">
-        <w:r>
-          <w:rPr>
-            <w:lang w:val="es_ES" w:bidi="es_ES"/>
-          </w:rPr>
-          <w:rPr>
-            <w:color w:val="0000EE"/>
-            <w:u w:val="single"/>
-          </w:rPr>
-          <w:t>2 Ts 1:7</w:t>
-        </w:r>
-      </w:hyperlink>
+      <w:r>
+        <w:rPr>
+          <w:lang w:val="es_ES" w:bidi="es_ES"/>
+        </w:rPr>
+        <w:t>Dt 33:2;</w:t>
+      </w:r>
+      <w:r>
+        <w:rPr>
+          <w:lang w:val="es_ES" w:bidi="es_ES"/>
+        </w:rPr>
+        <w:t xml:space="preserve"> </w:t>
+      </w:r>
+      <w:r>
+        <w:rPr>
+          <w:lang w:val="es_ES" w:bidi="es_ES"/>
+        </w:rPr>
+        <w:t>Sal 89:5,</w:t>
+      </w:r>
+      <w:r>
+        <w:rPr>
+          <w:lang w:val="es_ES" w:bidi="es_ES"/>
+        </w:rPr>
+        <w:t>7;</w:t>
+      </w:r>
+      <w:r>
+        <w:rPr>
+          <w:lang w:val="es_ES" w:bidi="es_ES"/>
+        </w:rPr>
+        <w:t xml:space="preserve"> </w:t>
+      </w:r>
+      <w:r>
+        <w:rPr>
+          <w:lang w:val="es_ES" w:bidi="es_ES"/>
+        </w:rPr>
+        <w:t>Dn 4:13,</w:t>
+      </w:r>
+      <w:r>
+        <w:rPr>
+          <w:lang w:val="es_ES" w:bidi="es_ES"/>
+        </w:rPr>
+        <w:t xml:space="preserve"> </w:t>
+      </w:r>
+      <w:r>
+        <w:rPr>
+          <w:lang w:val="es_ES" w:bidi="es_ES"/>
+        </w:rPr>
+        <w:t>8:13;</w:t>
+      </w:r>
+      <w:r>
+        <w:rPr>
+          <w:lang w:val="es_ES" w:bidi="es_ES"/>
+        </w:rPr>
+        <w:t xml:space="preserve"> </w:t>
+      </w:r>
+      <w:r>
+        <w:rPr>
+          <w:lang w:val="es_ES" w:bidi="es_ES"/>
+        </w:rPr>
+        <w:t>Mt 13:41;</w:t>
+      </w:r>
+      <w:r>
+        <w:rPr>
+          <w:lang w:val="es_ES" w:bidi="es_ES"/>
+        </w:rPr>
+        <w:t xml:space="preserve"> </w:t>
+      </w:r>
+      <w:r>
+        <w:rPr>
+          <w:lang w:val="es_ES" w:bidi="es_ES"/>
+        </w:rPr>
+        <w:t>Mc 8:38;</w:t>
+      </w:r>
+      <w:r>
+        <w:rPr>
+          <w:lang w:val="es_ES" w:bidi="es_ES"/>
+        </w:rPr>
+        <w:t xml:space="preserve"> </w:t>
+      </w:r>
+      <w:r>
+        <w:rPr>
+          <w:lang w:val="es_ES" w:bidi="es_ES"/>
+        </w:rPr>
+        <w:t xml:space="preserve">13:26–271; </w:t>
+      </w:r>
+      <w:r>
+        <w:rPr>
+          <w:lang w:val="es_ES" w:bidi="es_ES"/>
+        </w:rPr>
+        <w:t xml:space="preserve"> </w:t>
+      </w:r>
+      <w:r>
+        <w:rPr>
+          <w:lang w:val="es_ES" w:bidi="es_ES"/>
+        </w:rPr>
+        <w:t>2 Ts 1:7</w:t>
+      </w:r>
       <w:r>
         <w:rPr>
           <w:lang w:val="es_ES" w:bidi="es_ES"/>
@@ -4458,66 +3654,36 @@
         </w:rPr>
         <w:t>os roguemos y exhortemos": la exhortación de Pablo en el nombre del Señor Jesús enfatiza la autoridad de su enseñanza. • "de la manera que fuisteis enseñados de nosotros": las cartas antiguas a menudo incluían recordatorios de lo que los destinatarios ya sabían. Pablo recuerda a los tesalonicenses temas que requerían su obediencia (</w:t>
       </w:r>
-      <w:hyperlink r:id="rId125">
-        <w:r>
-          <w:rPr>
-            <w:lang w:val="es_ES" w:bidi="es_ES"/>
-          </w:rPr>
-          <w:rPr>
-            <w:color w:val="0000EE"/>
-            <w:u w:val="single"/>
-          </w:rPr>
-          <w:t xml:space="preserve">4:11; </w:t>
-        </w:r>
-      </w:hyperlink>
-      <w:hyperlink r:id="rId126">
-        <w:r>
-          <w:rPr>
-            <w:lang w:val="es_ES" w:bidi="es_ES"/>
-          </w:rPr>
-          <w:rPr>
-            <w:color w:val="0000EE"/>
-            <w:u w:val="single"/>
-          </w:rPr>
-          <w:t>2 Ts 3:4,</w:t>
-        </w:r>
-      </w:hyperlink>
-      <w:hyperlink r:id="rId127">
-        <w:r>
-          <w:rPr>
-            <w:lang w:val="es_ES" w:bidi="es_ES"/>
-          </w:rPr>
-          <w:rPr>
-            <w:color w:val="0000EE"/>
-            <w:u w:val="single"/>
-          </w:rPr>
-          <w:t>6,</w:t>
-        </w:r>
-      </w:hyperlink>
-      <w:hyperlink r:id="rId128">
-        <w:r>
-          <w:rPr>
-            <w:lang w:val="es_ES" w:bidi="es_ES"/>
-          </w:rPr>
-          <w:rPr>
-            <w:color w:val="0000EE"/>
-            <w:u w:val="single"/>
-          </w:rPr>
-          <w:t>10,</w:t>
-        </w:r>
-      </w:hyperlink>
-      <w:hyperlink r:id="rId129">
-        <w:r>
-          <w:rPr>
-            <w:lang w:val="es_ES" w:bidi="es_ES"/>
-          </w:rPr>
-          <w:rPr>
-            <w:color w:val="0000EE"/>
-            <w:u w:val="single"/>
-          </w:rPr>
-          <w:t>12</w:t>
-        </w:r>
-      </w:hyperlink>
+      <w:r>
+        <w:rPr>
+          <w:lang w:val="es_ES" w:bidi="es_ES"/>
+        </w:rPr>
+        <w:t xml:space="preserve">4:11; </w:t>
+      </w:r>
+      <w:r>
+        <w:rPr>
+          <w:lang w:val="es_ES" w:bidi="es_ES"/>
+        </w:rPr>
+        <w:t>2 Ts 3:4,</w:t>
+      </w:r>
+      <w:r>
+        <w:rPr>
+          <w:lang w:val="es_ES" w:bidi="es_ES"/>
+        </w:rPr>
+        <w:t>6,</w:t>
+      </w:r>
+      <w:r>
+        <w:rPr>
+          <w:lang w:val="es_ES" w:bidi="es_ES"/>
+        </w:rPr>
+        <w:t>10,</w:t>
+      </w:r>
+      <w:r>
+        <w:rPr>
+          <w:lang w:val="es_ES" w:bidi="es_ES"/>
+        </w:rPr>
+        <w:t>12</w:t>
+      </w:r>
       <w:r>
         <w:rPr>
           <w:lang w:val="es_ES" w:bidi="es_ES"/>
@@ -4572,126 +3738,84 @@
         </w:rPr>
         <w:t>La segunda parte del cuerpo de la carta se refiere a las noticias de Timoteo sobre la iglesia y las preguntas que los creyentes tenían para Pablo. Pablo aborda el problema de la inmoralidad sexual (</w:t>
       </w:r>
-      <w:hyperlink r:id="rId130">
-        <w:r>
-          <w:rPr>
-            <w:lang w:val="es_ES" w:bidi="es_ES"/>
-          </w:rPr>
-          <w:rPr>
-            <w:color w:val="0000EE"/>
-            <w:u w:val="single"/>
-          </w:rPr>
-          <w:t>4:3–8</w:t>
-        </w:r>
-      </w:hyperlink>
+      <w:r>
+        <w:rPr>
+          <w:lang w:val="es_ES" w:bidi="es_ES"/>
+        </w:rPr>
+        <w:t>4:3–8</w:t>
+      </w:r>
       <w:r>
         <w:rPr>
           <w:lang w:val="es_ES" w:bidi="es_ES"/>
         </w:rPr>
         <w:t>) antes de responder a las preguntas de los tesalonicenses sobre el amor hacia otros cristianos (</w:t>
       </w:r>
-      <w:hyperlink r:id="rId131">
-        <w:r>
-          <w:rPr>
-            <w:lang w:val="es_ES" w:bidi="es_ES"/>
-          </w:rPr>
-          <w:rPr>
-            <w:color w:val="0000EE"/>
-            <w:u w:val="single"/>
-          </w:rPr>
-          <w:t>4:9–12</w:t>
-        </w:r>
-      </w:hyperlink>
+      <w:r>
+        <w:rPr>
+          <w:lang w:val="es_ES" w:bidi="es_ES"/>
+        </w:rPr>
+        <w:t>4:9–12</w:t>
+      </w:r>
       <w:r>
         <w:rPr>
           <w:lang w:val="es_ES" w:bidi="es_ES"/>
         </w:rPr>
         <w:t>), el destino de los creyentes que han muerto (</w:t>
       </w:r>
-      <w:hyperlink r:id="rId132">
-        <w:r>
-          <w:rPr>
-            <w:lang w:val="es_ES" w:bidi="es_ES"/>
-          </w:rPr>
-          <w:rPr>
-            <w:color w:val="0000EE"/>
-            <w:u w:val="single"/>
-          </w:rPr>
-          <w:t>4:13–18</w:t>
-        </w:r>
-      </w:hyperlink>
+      <w:r>
+        <w:rPr>
+          <w:lang w:val="es_ES" w:bidi="es_ES"/>
+        </w:rPr>
+        <w:t>4:13–18</w:t>
+      </w:r>
       <w:r>
         <w:rPr>
           <w:lang w:val="es_ES" w:bidi="es_ES"/>
         </w:rPr>
         <w:t>) y el momento del día del Señor (</w:t>
       </w:r>
-      <w:hyperlink r:id="rId133">
-        <w:r>
-          <w:rPr>
-            <w:lang w:val="es_ES" w:bidi="es_ES"/>
-          </w:rPr>
-          <w:rPr>
-            <w:color w:val="0000EE"/>
-            <w:u w:val="single"/>
-          </w:rPr>
-          <w:t>5:1–11</w:t>
-        </w:r>
-      </w:hyperlink>
+      <w:r>
+        <w:rPr>
+          <w:lang w:val="es_ES" w:bidi="es_ES"/>
+        </w:rPr>
+        <w:t>5:1–11</w:t>
+      </w:r>
       <w:r>
         <w:rPr>
           <w:lang w:val="es_ES" w:bidi="es_ES"/>
         </w:rPr>
         <w:t>). Pablo ofrece una variedad de exhortaciones sobre temas como el liderazgo y las relaciones de la comunidad (</w:t>
       </w:r>
-      <w:hyperlink r:id="rId134">
-        <w:r>
-          <w:rPr>
-            <w:lang w:val="es_ES" w:bidi="es_ES"/>
-          </w:rPr>
-          <w:rPr>
-            <w:color w:val="0000EE"/>
-            <w:u w:val="single"/>
-          </w:rPr>
-          <w:t>5:12–15</w:t>
-        </w:r>
-      </w:hyperlink>
+      <w:r>
+        <w:rPr>
+          <w:lang w:val="es_ES" w:bidi="es_ES"/>
+        </w:rPr>
+        <w:t>5:12–15</w:t>
+      </w:r>
       <w:r>
         <w:rPr>
           <w:lang w:val="es_ES" w:bidi="es_ES"/>
         </w:rPr>
         <w:t>), la relación con el Señor (</w:t>
       </w:r>
-      <w:hyperlink r:id="rId135">
-        <w:r>
-          <w:rPr>
-            <w:lang w:val="es_ES" w:bidi="es_ES"/>
-          </w:rPr>
-          <w:rPr>
-            <w:color w:val="0000EE"/>
-            <w:u w:val="single"/>
-          </w:rPr>
-          <w:t>5:16–18</w:t>
-        </w:r>
-      </w:hyperlink>
+      <w:r>
+        <w:rPr>
+          <w:lang w:val="es_ES" w:bidi="es_ES"/>
+        </w:rPr>
+        <w:t>5:16–18</w:t>
+      </w:r>
       <w:r>
         <w:rPr>
           <w:lang w:val="es_ES" w:bidi="es_ES"/>
         </w:rPr>
         <w:t>) y la profecía (</w:t>
       </w:r>
-      <w:hyperlink r:id="rId136">
-        <w:r>
-          <w:rPr>
-            <w:lang w:val="es_ES" w:bidi="es_ES"/>
-          </w:rPr>
-          <w:rPr>
-            <w:color w:val="0000EE"/>
-            <w:u w:val="single"/>
-          </w:rPr>
-          <w:t>5:19–22</w:t>
-        </w:r>
-      </w:hyperlink>
+      <w:r>
+        <w:rPr>
+          <w:lang w:val="es_ES" w:bidi="es_ES"/>
+        </w:rPr>
+        <w:t>5:19–22</w:t>
+      </w:r>
       <w:r>
         <w:rPr>
           <w:lang w:val="es_ES" w:bidi="es_ES"/>
@@ -4746,120 +3870,78 @@
         </w:rPr>
         <w:t>"Porque la voluntad de Dios es vuestra santificación": la base de la ética cristiana no es la especulación filosófica sobre la virtud, sino cumplir la voluntad de Dios (</w:t>
       </w:r>
-      <w:hyperlink r:id="rId137">
-        <w:r>
-          <w:rPr>
-            <w:lang w:val="es_ES" w:bidi="es_ES"/>
-          </w:rPr>
-          <w:rPr>
-            <w:color w:val="0000EE"/>
-            <w:u w:val="single"/>
-          </w:rPr>
-          <w:t>Ro 12:1–2;</w:t>
-        </w:r>
-      </w:hyperlink>
-      <w:r>
-        <w:rPr>
-          <w:lang w:val="es_ES" w:bidi="es_ES"/>
-        </w:rPr>
-        <w:t xml:space="preserve"> </w:t>
-      </w:r>
-      <w:hyperlink r:id="rId138">
-        <w:r>
-          <w:rPr>
-            <w:lang w:val="es_ES" w:bidi="es_ES"/>
-          </w:rPr>
-          <w:rPr>
-            <w:color w:val="0000EE"/>
-            <w:u w:val="single"/>
-          </w:rPr>
-          <w:t>Ef 6:6;</w:t>
-        </w:r>
-      </w:hyperlink>
-      <w:r>
-        <w:rPr>
-          <w:lang w:val="es_ES" w:bidi="es_ES"/>
-        </w:rPr>
-        <w:t xml:space="preserve"> </w:t>
-      </w:r>
-      <w:hyperlink r:id="rId139">
-        <w:r>
-          <w:rPr>
-            <w:lang w:val="es_ES" w:bidi="es_ES"/>
-          </w:rPr>
-          <w:rPr>
-            <w:color w:val="0000EE"/>
-            <w:u w:val="single"/>
-          </w:rPr>
-          <w:t>Hb 10:36,</w:t>
-        </w:r>
-      </w:hyperlink>
-      <w:r>
-        <w:rPr>
-          <w:lang w:val="es_ES" w:bidi="es_ES"/>
-        </w:rPr>
-        <w:t xml:space="preserve"> </w:t>
-      </w:r>
-      <w:hyperlink r:id="rId140">
-        <w:r>
-          <w:rPr>
-            <w:lang w:val="es_ES" w:bidi="es_ES"/>
-          </w:rPr>
-          <w:rPr>
-            <w:color w:val="0000EE"/>
-            <w:u w:val="single"/>
-          </w:rPr>
-          <w:t>13:20–21</w:t>
-        </w:r>
-      </w:hyperlink>
+      <w:r>
+        <w:rPr>
+          <w:lang w:val="es_ES" w:bidi="es_ES"/>
+        </w:rPr>
+        <w:t>Ro 12:1–2;</w:t>
+      </w:r>
+      <w:r>
+        <w:rPr>
+          <w:lang w:val="es_ES" w:bidi="es_ES"/>
+        </w:rPr>
+        <w:t xml:space="preserve"> </w:t>
+      </w:r>
+      <w:r>
+        <w:rPr>
+          <w:lang w:val="es_ES" w:bidi="es_ES"/>
+        </w:rPr>
+        <w:t>Ef 6:6;</w:t>
+      </w:r>
+      <w:r>
+        <w:rPr>
+          <w:lang w:val="es_ES" w:bidi="es_ES"/>
+        </w:rPr>
+        <w:t xml:space="preserve"> </w:t>
+      </w:r>
+      <w:r>
+        <w:rPr>
+          <w:lang w:val="es_ES" w:bidi="es_ES"/>
+        </w:rPr>
+        <w:t>Hb 10:36,</w:t>
+      </w:r>
+      <w:r>
+        <w:rPr>
+          <w:lang w:val="es_ES" w:bidi="es_ES"/>
+        </w:rPr>
+        <w:t xml:space="preserve"> </w:t>
+      </w:r>
+      <w:r>
+        <w:rPr>
+          <w:lang w:val="es_ES" w:bidi="es_ES"/>
+        </w:rPr>
+        <w:t>13:20–21</w:t>
+      </w:r>
       <w:r>
         <w:rPr>
           <w:lang w:val="es_ES" w:bidi="es_ES"/>
         </w:rPr>
         <w:t>). La santidad (</w:t>
       </w:r>
-      <w:hyperlink r:id="rId141">
-        <w:r>
-          <w:rPr>
-            <w:lang w:val="es_ES" w:bidi="es_ES"/>
-          </w:rPr>
-          <w:rPr>
-            <w:color w:val="0000EE"/>
-            <w:u w:val="single"/>
-          </w:rPr>
-          <w:t>1 Ts 4:4,</w:t>
-        </w:r>
-      </w:hyperlink>
-      <w:hyperlink r:id="rId62">
-        <w:r>
-          <w:rPr>
-            <w:lang w:val="es_ES" w:bidi="es_ES"/>
-          </w:rPr>
-          <w:rPr>
-            <w:color w:val="0000EE"/>
-            <w:u w:val="single"/>
-          </w:rPr>
-          <w:t>7</w:t>
-        </w:r>
-      </w:hyperlink>
+      <w:r>
+        <w:rPr>
+          <w:lang w:val="es_ES" w:bidi="es_ES"/>
+        </w:rPr>
+        <w:t>1 Ts 4:4,</w:t>
+      </w:r>
+      <w:r>
+        <w:rPr>
+          <w:lang w:val="es_ES" w:bidi="es_ES"/>
+        </w:rPr>
+        <w:t>7</w:t>
+      </w:r>
       <w:r>
         <w:rPr>
           <w:lang w:val="es_ES" w:bidi="es_ES"/>
         </w:rPr>
         <w:t>) abarca toda la vida de una persona (</w:t>
       </w:r>
-      <w:hyperlink r:id="rId142">
-        <w:r>
-          <w:rPr>
-            <w:lang w:val="es_ES" w:bidi="es_ES"/>
-          </w:rPr>
-          <w:rPr>
-            <w:color w:val="0000EE"/>
-            <w:u w:val="single"/>
-          </w:rPr>
-          <w:t>5:23</w:t>
-        </w:r>
-      </w:hyperlink>
+      <w:r>
+        <w:rPr>
+          <w:lang w:val="es_ES" w:bidi="es_ES"/>
+        </w:rPr>
+        <w:t>5:23</w:t>
+      </w:r>
       <w:r>
         <w:rPr>
           <w:lang w:val="es_ES" w:bidi="es_ES"/>
@@ -4939,66 +4021,42 @@
         </w:rPr>
         <w:t>": el autocontrol trae honor de los demás (</w:t>
       </w:r>
-      <w:hyperlink r:id="rId143">
-        <w:r>
-          <w:rPr>
-            <w:lang w:val="es_ES" w:bidi="es_ES"/>
-          </w:rPr>
-          <w:rPr>
-            <w:color w:val="0000EE"/>
-            <w:u w:val="single"/>
-          </w:rPr>
-          <w:t>Ro 12:10</w:t>
-        </w:r>
-      </w:hyperlink>
+      <w:r>
+        <w:rPr>
+          <w:lang w:val="es_ES" w:bidi="es_ES"/>
+        </w:rPr>
+        <w:t>Ro 12:10</w:t>
+      </w:r>
       <w:r>
         <w:rPr>
           <w:lang w:val="es_ES" w:bidi="es_ES"/>
         </w:rPr>
         <w:t>) y de Dios (</w:t>
       </w:r>
-      <w:hyperlink r:id="rId144">
-        <w:r>
-          <w:rPr>
-            <w:lang w:val="es_ES" w:bidi="es_ES"/>
-          </w:rPr>
-          <w:rPr>
-            <w:color w:val="0000EE"/>
-            <w:u w:val="single"/>
-          </w:rPr>
-          <w:t>Ro 2:7;</w:t>
-        </w:r>
-      </w:hyperlink>
-      <w:r>
-        <w:rPr>
-          <w:lang w:val="es_ES" w:bidi="es_ES"/>
-        </w:rPr>
-        <w:t xml:space="preserve"> </w:t>
-      </w:r>
-      <w:hyperlink r:id="rId145">
-        <w:r>
-          <w:rPr>
-            <w:lang w:val="es_ES" w:bidi="es_ES"/>
-          </w:rPr>
-          <w:rPr>
-            <w:color w:val="0000EE"/>
-            <w:u w:val="single"/>
-          </w:rPr>
-          <w:t>1 Pe 5:4,</w:t>
-        </w:r>
-      </w:hyperlink>
-      <w:hyperlink r:id="rId146">
-        <w:r>
-          <w:rPr>
-            <w:lang w:val="es_ES" w:bidi="es_ES"/>
-          </w:rPr>
-          <w:rPr>
-            <w:color w:val="0000EE"/>
-            <w:u w:val="single"/>
-          </w:rPr>
-          <w:t>6</w:t>
-        </w:r>
-      </w:hyperlink>
+      <w:r>
+        <w:rPr>
+          <w:lang w:val="es_ES" w:bidi="es_ES"/>
+        </w:rPr>
+        <w:t>Ro 2:7;</w:t>
+      </w:r>
+      <w:r>
+        <w:rPr>
+          <w:lang w:val="es_ES" w:bidi="es_ES"/>
+        </w:rPr>
+        <w:t xml:space="preserve"> </w:t>
+      </w:r>
+      <w:r>
+        <w:rPr>
+          <w:lang w:val="es_ES" w:bidi="es_ES"/>
+        </w:rPr>
+        <w:t>1 Pe 5:4,</w:t>
+      </w:r>
+      <w:r>
+        <w:rPr>
+          <w:lang w:val="es_ES" w:bidi="es_ES"/>
+        </w:rPr>
+        <w:t>6</w:t>
+      </w:r>
       <w:r>
         <w:rPr>
           <w:lang w:val="es_ES" w:bidi="es_ES"/>
@@ -5053,90 +4111,60 @@
         </w:rPr>
         <w:t>La ignorancia intencionada de Dios y sus caminos es la raíz de la corrupción moral (</w:t>
       </w:r>
-      <w:hyperlink r:id="rId147">
-        <w:r>
-          <w:rPr>
-            <w:lang w:val="es_ES" w:bidi="es_ES"/>
-          </w:rPr>
-          <w:rPr>
-            <w:color w:val="0000EE"/>
-            <w:u w:val="single"/>
-          </w:rPr>
-          <w:t>Ro 1:18–32,</w:t>
-        </w:r>
-      </w:hyperlink>
-      <w:r>
-        <w:rPr>
-          <w:lang w:val="es_ES" w:bidi="es_ES"/>
-        </w:rPr>
-        <w:t xml:space="preserve"> </w:t>
-      </w:r>
-      <w:hyperlink r:id="rId148">
-        <w:r>
-          <w:rPr>
-            <w:lang w:val="es_ES" w:bidi="es_ES"/>
-          </w:rPr>
-          <w:rPr>
-            <w:color w:val="0000EE"/>
-            <w:u w:val="single"/>
-          </w:rPr>
-          <w:t>Ef 4:17–18</w:t>
-        </w:r>
-      </w:hyperlink>
+      <w:r>
+        <w:rPr>
+          <w:lang w:val="es_ES" w:bidi="es_ES"/>
+        </w:rPr>
+        <w:t>Ro 1:18–32,</w:t>
+      </w:r>
+      <w:r>
+        <w:rPr>
+          <w:lang w:val="es_ES" w:bidi="es_ES"/>
+        </w:rPr>
+        <w:t xml:space="preserve"> </w:t>
+      </w:r>
+      <w:r>
+        <w:rPr>
+          <w:lang w:val="es_ES" w:bidi="es_ES"/>
+        </w:rPr>
+        <w:t>Ef 4:17–18</w:t>
+      </w:r>
       <w:r>
         <w:rPr>
           <w:lang w:val="es_ES" w:bidi="es_ES"/>
         </w:rPr>
         <w:t>). • "concupiscencia": en el mundo mediterráneo, a menudo se toleraba la inmoralidad sexual. La prostitución estaba permitida, pero las relaciones sexuales con la esposa de otro hombre estaban prohibidas. Las costumbres matrimoniales romanas prohibían a las mujeres, pero no a los hombres, tener relaciones extramatrimoniales. En contraste, tanto los autores judíos como los cristianos prohibían toda participación sexual fuera del matrimonio (</w:t>
       </w:r>
-      <w:hyperlink r:id="rId149">
-        <w:r>
-          <w:rPr>
-            <w:lang w:val="es_ES" w:bidi="es_ES"/>
-          </w:rPr>
-          <w:rPr>
-            <w:color w:val="0000EE"/>
-            <w:u w:val="single"/>
-          </w:rPr>
-          <w:t>Hc 15:20,</w:t>
-        </w:r>
-      </w:hyperlink>
-      <w:r>
-        <w:rPr>
-          <w:lang w:val="es_ES" w:bidi="es_ES"/>
-        </w:rPr>
-        <w:t xml:space="preserve"> </w:t>
-      </w:r>
-      <w:hyperlink r:id="rId150">
-        <w:r>
-          <w:rPr>
-            <w:lang w:val="es_ES" w:bidi="es_ES"/>
-          </w:rPr>
-          <w:rPr>
-            <w:color w:val="0000EE"/>
-            <w:u w:val="single"/>
-          </w:rPr>
-          <w:t>1 Co 6:12–20,</w:t>
-        </w:r>
-      </w:hyperlink>
-      <w:r>
-        <w:rPr>
-          <w:lang w:val="es_ES" w:bidi="es_ES"/>
-        </w:rPr>
-        <w:t xml:space="preserve"> </w:t>
-      </w:r>
-      <w:hyperlink r:id="rId151">
-        <w:r>
-          <w:rPr>
-            <w:lang w:val="es_ES" w:bidi="es_ES"/>
-          </w:rPr>
-          <w:rPr>
-            <w:color w:val="0000EE"/>
-            <w:u w:val="single"/>
-          </w:rPr>
-          <w:t>Col 3:5–6</w:t>
-        </w:r>
-      </w:hyperlink>
+      <w:r>
+        <w:rPr>
+          <w:lang w:val="es_ES" w:bidi="es_ES"/>
+        </w:rPr>
+        <w:t>Hc 15:20,</w:t>
+      </w:r>
+      <w:r>
+        <w:rPr>
+          <w:lang w:val="es_ES" w:bidi="es_ES"/>
+        </w:rPr>
+        <w:t xml:space="preserve"> </w:t>
+      </w:r>
+      <w:r>
+        <w:rPr>
+          <w:lang w:val="es_ES" w:bidi="es_ES"/>
+        </w:rPr>
+        <w:t>1 Co 6:12–20,</w:t>
+      </w:r>
+      <w:r>
+        <w:rPr>
+          <w:lang w:val="es_ES" w:bidi="es_ES"/>
+        </w:rPr>
+        <w:t xml:space="preserve"> </w:t>
+      </w:r>
+      <w:r>
+        <w:rPr>
+          <w:lang w:val="es_ES" w:bidi="es_ES"/>
+        </w:rPr>
+        <w:t>Col 3:5–6</w:t>
+      </w:r>
       <w:r>
         <w:rPr>
           <w:lang w:val="es_ES" w:bidi="es_ES"/>
@@ -5191,90 +4219,60 @@
         </w:rPr>
         <w:t xml:space="preserve">Porque no nos ha llamado Dios á inmundicia, sino á santificación: Cp. </w:t>
       </w:r>
-      <w:hyperlink r:id="rId152">
-        <w:r>
-          <w:rPr>
-            <w:lang w:val="es_ES" w:bidi="es_ES"/>
-          </w:rPr>
-          <w:rPr>
-            <w:color w:val="0000EE"/>
-            <w:u w:val="single"/>
-          </w:rPr>
-          <w:t>1:4,</w:t>
-        </w:r>
-      </w:hyperlink>
-      <w:r>
-        <w:rPr>
-          <w:lang w:val="es_ES" w:bidi="es_ES"/>
-        </w:rPr>
-        <w:t xml:space="preserve"> </w:t>
-      </w:r>
-      <w:hyperlink r:id="rId153">
-        <w:r>
-          <w:rPr>
-            <w:lang w:val="es_ES" w:bidi="es_ES"/>
-          </w:rPr>
-          <w:rPr>
-            <w:color w:val="0000EE"/>
-            <w:u w:val="single"/>
-          </w:rPr>
-          <w:t>2:12,</w:t>
-        </w:r>
-      </w:hyperlink>
-      <w:r>
-        <w:rPr>
-          <w:lang w:val="es_ES" w:bidi="es_ES"/>
-        </w:rPr>
-        <w:t xml:space="preserve"> </w:t>
-      </w:r>
-      <w:hyperlink r:id="rId154">
-        <w:r>
-          <w:rPr>
-            <w:lang w:val="es_ES" w:bidi="es_ES"/>
-          </w:rPr>
-          <w:rPr>
-            <w:color w:val="0000EE"/>
-            <w:u w:val="single"/>
-          </w:rPr>
-          <w:t>5:23–24;</w:t>
-        </w:r>
-      </w:hyperlink>
-      <w:r>
-        <w:rPr>
-          <w:lang w:val="es_ES" w:bidi="es_ES"/>
-        </w:rPr>
-        <w:t xml:space="preserve"> </w:t>
-      </w:r>
-      <w:hyperlink r:id="rId24">
-        <w:r>
-          <w:rPr>
-            <w:lang w:val="es_ES" w:bidi="es_ES"/>
-          </w:rPr>
-          <w:rPr>
-            <w:color w:val="0000EE"/>
-            <w:u w:val="single"/>
-          </w:rPr>
-          <w:t>2 Ts 2:13–14;</w:t>
-        </w:r>
-      </w:hyperlink>
-      <w:r>
-        <w:rPr>
-          <w:lang w:val="es_ES" w:bidi="es_ES"/>
-        </w:rPr>
-        <w:t xml:space="preserve"> </w:t>
-      </w:r>
-      <w:hyperlink r:id="rId155">
-        <w:r>
-          <w:rPr>
-            <w:lang w:val="es_ES" w:bidi="es_ES"/>
-          </w:rPr>
-          <w:rPr>
-            <w:color w:val="0000EE"/>
-            <w:u w:val="single"/>
-          </w:rPr>
-          <w:t>1 Pe 1:15–16</w:t>
-        </w:r>
-      </w:hyperlink>
+      <w:r>
+        <w:rPr>
+          <w:lang w:val="es_ES" w:bidi="es_ES"/>
+        </w:rPr>
+        <w:t>1:4,</w:t>
+      </w:r>
+      <w:r>
+        <w:rPr>
+          <w:lang w:val="es_ES" w:bidi="es_ES"/>
+        </w:rPr>
+        <w:t xml:space="preserve"> </w:t>
+      </w:r>
+      <w:r>
+        <w:rPr>
+          <w:lang w:val="es_ES" w:bidi="es_ES"/>
+        </w:rPr>
+        <w:t>2:12,</w:t>
+      </w:r>
+      <w:r>
+        <w:rPr>
+          <w:lang w:val="es_ES" w:bidi="es_ES"/>
+        </w:rPr>
+        <w:t xml:space="preserve"> </w:t>
+      </w:r>
+      <w:r>
+        <w:rPr>
+          <w:lang w:val="es_ES" w:bidi="es_ES"/>
+        </w:rPr>
+        <w:t>5:23–24;</w:t>
+      </w:r>
+      <w:r>
+        <w:rPr>
+          <w:lang w:val="es_ES" w:bidi="es_ES"/>
+        </w:rPr>
+        <w:t xml:space="preserve"> </w:t>
+      </w:r>
+      <w:r>
+        <w:rPr>
+          <w:lang w:val="es_ES" w:bidi="es_ES"/>
+        </w:rPr>
+        <w:t>2 Ts 2:13–14;</w:t>
+      </w:r>
+      <w:r>
+        <w:rPr>
+          <w:lang w:val="es_ES" w:bidi="es_ES"/>
+        </w:rPr>
+        <w:t xml:space="preserve"> </w:t>
+      </w:r>
+      <w:r>
+        <w:rPr>
+          <w:lang w:val="es_ES" w:bidi="es_ES"/>
+        </w:rPr>
+        <w:t>1 Pe 1:15–16</w:t>
+      </w:r>
       <w:r>
         <w:rPr>
           <w:lang w:val="es_ES" w:bidi="es_ES"/>
@@ -5329,66 +4327,42 @@
         </w:rPr>
         <w:t>Rechazar la enseñanza de Pablo sobre estos asuntos equivalía a rechazar a Dios. • El Espíritu Santo capacita a los cristianos para vivir conforme a la voluntad de Dios (</w:t>
       </w:r>
-      <w:hyperlink r:id="rId156">
-        <w:r>
-          <w:rPr>
-            <w:lang w:val="es_ES" w:bidi="es_ES"/>
-          </w:rPr>
-          <w:rPr>
-            <w:color w:val="0000EE"/>
-            <w:u w:val="single"/>
-          </w:rPr>
-          <w:t>Ez 36:27,</w:t>
-        </w:r>
-      </w:hyperlink>
-      <w:r>
-        <w:rPr>
-          <w:lang w:val="es_ES" w:bidi="es_ES"/>
-        </w:rPr>
-        <w:t xml:space="preserve"> </w:t>
-      </w:r>
-      <w:hyperlink r:id="rId157">
-        <w:r>
-          <w:rPr>
-            <w:lang w:val="es_ES" w:bidi="es_ES"/>
-          </w:rPr>
-          <w:rPr>
-            <w:color w:val="0000EE"/>
-            <w:u w:val="single"/>
-          </w:rPr>
-          <w:t>Ro 8:1–4,</w:t>
-        </w:r>
-      </w:hyperlink>
-      <w:r>
-        <w:rPr>
-          <w:lang w:val="es_ES" w:bidi="es_ES"/>
-        </w:rPr>
-        <w:t xml:space="preserve"> </w:t>
-      </w:r>
-      <w:hyperlink r:id="rId158">
-        <w:r>
-          <w:rPr>
-            <w:lang w:val="es_ES" w:bidi="es_ES"/>
-          </w:rPr>
-          <w:rPr>
-            <w:color w:val="0000EE"/>
-            <w:u w:val="single"/>
-          </w:rPr>
-          <w:t xml:space="preserve">Ga 5:16, </w:t>
-        </w:r>
-      </w:hyperlink>
-      <w:hyperlink r:id="rId159">
-        <w:r>
-          <w:rPr>
-            <w:lang w:val="es_ES" w:bidi="es_ES"/>
-          </w:rPr>
-          <w:rPr>
-            <w:color w:val="0000EE"/>
-            <w:u w:val="single"/>
-          </w:rPr>
-          <w:t>1 Jn 3:24</w:t>
-        </w:r>
-      </w:hyperlink>
+      <w:r>
+        <w:rPr>
+          <w:lang w:val="es_ES" w:bidi="es_ES"/>
+        </w:rPr>
+        <w:t>Ez 36:27,</w:t>
+      </w:r>
+      <w:r>
+        <w:rPr>
+          <w:lang w:val="es_ES" w:bidi="es_ES"/>
+        </w:rPr>
+        <w:t xml:space="preserve"> </w:t>
+      </w:r>
+      <w:r>
+        <w:rPr>
+          <w:lang w:val="es_ES" w:bidi="es_ES"/>
+        </w:rPr>
+        <w:t>Ro 8:1–4,</w:t>
+      </w:r>
+      <w:r>
+        <w:rPr>
+          <w:lang w:val="es_ES" w:bidi="es_ES"/>
+        </w:rPr>
+        <w:t xml:space="preserve"> </w:t>
+      </w:r>
+      <w:r>
+        <w:rPr>
+          <w:lang w:val="es_ES" w:bidi="es_ES"/>
+        </w:rPr>
+        <w:t xml:space="preserve">Ga 5:16, </w:t>
+      </w:r>
+      <w:r>
+        <w:rPr>
+          <w:lang w:val="es_ES" w:bidi="es_ES"/>
+        </w:rPr>
+        <w:t>1 Jn 3:24</w:t>
+      </w:r>
       <w:r>
         <w:rPr>
           <w:lang w:val="es_ES" w:bidi="es_ES"/>
@@ -5443,108 +4417,72 @@
         </w:rPr>
         <w:t xml:space="preserve">Dios mismo les ha enseñado a amarse mutuamente (cp. </w:t>
       </w:r>
-      <w:hyperlink r:id="rId160">
-        <w:r>
-          <w:rPr>
-            <w:lang w:val="es_ES" w:bidi="es_ES"/>
-          </w:rPr>
-          <w:rPr>
-            <w:color w:val="0000EE"/>
-            <w:u w:val="single"/>
-          </w:rPr>
-          <w:t>Is 54:13</w:t>
-        </w:r>
-      </w:hyperlink>
+      <w:r>
+        <w:rPr>
+          <w:lang w:val="es_ES" w:bidi="es_ES"/>
+        </w:rPr>
+        <w:t>Is 54:13</w:t>
+      </w:r>
       <w:r>
         <w:rPr>
           <w:lang w:val="es_ES" w:bidi="es_ES"/>
         </w:rPr>
         <w:t>) a través de las enseñanzas de Jesús (</w:t>
       </w:r>
-      <w:hyperlink r:id="rId161">
-        <w:r>
-          <w:rPr>
-            <w:lang w:val="es_ES" w:bidi="es_ES"/>
-          </w:rPr>
-          <w:rPr>
-            <w:color w:val="0000EE"/>
-            <w:u w:val="single"/>
-          </w:rPr>
-          <w:t>Jn 13:34–35</w:t>
-        </w:r>
-      </w:hyperlink>
+      <w:r>
+        <w:rPr>
+          <w:lang w:val="es_ES" w:bidi="es_ES"/>
+        </w:rPr>
+        <w:t>Jn 13:34–35</w:t>
+      </w:r>
       <w:r>
         <w:rPr>
           <w:lang w:val="es_ES" w:bidi="es_ES"/>
         </w:rPr>
         <w:t>), la cruz (</w:t>
       </w:r>
-      <w:hyperlink r:id="rId162">
-        <w:r>
-          <w:rPr>
-            <w:lang w:val="es_ES" w:bidi="es_ES"/>
-          </w:rPr>
-          <w:rPr>
-            <w:color w:val="0000EE"/>
-            <w:u w:val="single"/>
-          </w:rPr>
-          <w:t>Ro 5:8,</w:t>
-        </w:r>
-      </w:hyperlink>
-      <w:r>
-        <w:rPr>
-          <w:lang w:val="es_ES" w:bidi="es_ES"/>
-        </w:rPr>
-        <w:t xml:space="preserve"> </w:t>
-      </w:r>
-      <w:hyperlink r:id="rId163">
-        <w:r>
-          <w:rPr>
-            <w:lang w:val="es_ES" w:bidi="es_ES"/>
-          </w:rPr>
-          <w:rPr>
-            <w:color w:val="0000EE"/>
-            <w:u w:val="single"/>
-          </w:rPr>
-          <w:t>Ef 5:1–2</w:t>
-        </w:r>
-      </w:hyperlink>
+      <w:r>
+        <w:rPr>
+          <w:lang w:val="es_ES" w:bidi="es_ES"/>
+        </w:rPr>
+        <w:t>Ro 5:8,</w:t>
+      </w:r>
+      <w:r>
+        <w:rPr>
+          <w:lang w:val="es_ES" w:bidi="es_ES"/>
+        </w:rPr>
+        <w:t xml:space="preserve"> </w:t>
+      </w:r>
+      <w:r>
+        <w:rPr>
+          <w:lang w:val="es_ES" w:bidi="es_ES"/>
+        </w:rPr>
+        <w:t>Ef 5:1–2</w:t>
+      </w:r>
       <w:r>
         <w:rPr>
           <w:lang w:val="es_ES" w:bidi="es_ES"/>
         </w:rPr>
         <w:t>), y el Espíritu Santo (</w:t>
       </w:r>
-      <w:hyperlink r:id="rId164">
-        <w:r>
-          <w:rPr>
-            <w:lang w:val="es_ES" w:bidi="es_ES"/>
-          </w:rPr>
-          <w:rPr>
-            <w:color w:val="0000EE"/>
-            <w:u w:val="single"/>
-          </w:rPr>
-          <w:t>Ro 5:5,</w:t>
-        </w:r>
-      </w:hyperlink>
-      <w:r>
-        <w:rPr>
-          <w:lang w:val="es_ES" w:bidi="es_ES"/>
-        </w:rPr>
-        <w:t xml:space="preserve"> </w:t>
-      </w:r>
-      <w:hyperlink r:id="rId165">
-        <w:r>
-          <w:rPr>
-            <w:lang w:val="es_ES" w:bidi="es_ES"/>
-          </w:rPr>
-          <w:rPr>
-            <w:color w:val="0000EE"/>
-            <w:u w:val="single"/>
-          </w:rPr>
-          <w:t>Ga 5:22</w:t>
-        </w:r>
-      </w:hyperlink>
+      <w:r>
+        <w:rPr>
+          <w:lang w:val="es_ES" w:bidi="es_ES"/>
+        </w:rPr>
+        <w:t>Ro 5:5,</w:t>
+      </w:r>
+      <w:r>
+        <w:rPr>
+          <w:lang w:val="es_ES" w:bidi="es_ES"/>
+        </w:rPr>
+        <w:t xml:space="preserve"> </w:t>
+      </w:r>
+      <w:r>
+        <w:rPr>
+          <w:lang w:val="es_ES" w:bidi="es_ES"/>
+        </w:rPr>
+        <w:t>Ga 5:22</w:t>
+      </w:r>
       <w:r>
         <w:rPr>
           <w:lang w:val="es_ES" w:bidi="es_ES"/>
@@ -5599,72 +4537,48 @@
         </w:rPr>
         <w:t xml:space="preserve">Pablo responde a una serie de preguntas de los Tesalonicenses (cp. </w:t>
       </w:r>
-      <w:hyperlink r:id="rId166">
-        <w:r>
-          <w:rPr>
-            <w:lang w:val="es_ES" w:bidi="es_ES"/>
-          </w:rPr>
-          <w:rPr>
-            <w:color w:val="0000EE"/>
-            <w:u w:val="single"/>
-          </w:rPr>
-          <w:t>1 Cor 7:1</w:t>
-        </w:r>
-      </w:hyperlink>
+      <w:r>
+        <w:rPr>
+          <w:lang w:val="es_ES" w:bidi="es_ES"/>
+        </w:rPr>
+        <w:t>1 Cor 7:1</w:t>
+      </w:r>
       <w:r>
         <w:rPr>
           <w:lang w:val="es_ES" w:bidi="es_ES"/>
         </w:rPr>
         <w:t>) sobre el amor entre ellos (</w:t>
       </w:r>
-      <w:hyperlink r:id="rId131">
-        <w:r>
-          <w:rPr>
-            <w:lang w:val="es_ES" w:bidi="es_ES"/>
-          </w:rPr>
-          <w:rPr>
-            <w:color w:val="0000EE"/>
-            <w:u w:val="single"/>
-          </w:rPr>
-          <w:t>1 Ts 4:9–12</w:t>
-        </w:r>
-      </w:hyperlink>
+      <w:r>
+        <w:rPr>
+          <w:lang w:val="es_ES" w:bidi="es_ES"/>
+        </w:rPr>
+        <w:t>1 Ts 4:9–12</w:t>
+      </w:r>
       <w:r>
         <w:rPr>
           <w:lang w:val="es_ES" w:bidi="es_ES"/>
         </w:rPr>
         <w:t>), el destino de los creyentes que han fallecido (</w:t>
       </w:r>
-      <w:hyperlink r:id="rId132">
-        <w:r>
-          <w:rPr>
-            <w:lang w:val="es_ES" w:bidi="es_ES"/>
-          </w:rPr>
-          <w:rPr>
-            <w:color w:val="0000EE"/>
-            <w:u w:val="single"/>
-          </w:rPr>
-          <w:t>4:13–18</w:t>
-        </w:r>
-      </w:hyperlink>
+      <w:r>
+        <w:rPr>
+          <w:lang w:val="es_ES" w:bidi="es_ES"/>
+        </w:rPr>
+        <w:t>4:13–18</w:t>
+      </w:r>
       <w:r>
         <w:rPr>
           <w:lang w:val="es_ES" w:bidi="es_ES"/>
         </w:rPr>
         <w:t>) y cuándo llegará el día del Señor (</w:t>
       </w:r>
-      <w:hyperlink r:id="rId133">
-        <w:r>
-          <w:rPr>
-            <w:lang w:val="es_ES" w:bidi="es_ES"/>
-          </w:rPr>
-          <w:rPr>
-            <w:color w:val="0000EE"/>
-            <w:u w:val="single"/>
-          </w:rPr>
-          <w:t>5:1–11</w:t>
-        </w:r>
-      </w:hyperlink>
+      <w:r>
+        <w:rPr>
+          <w:lang w:val="es_ES" w:bidi="es_ES"/>
+        </w:rPr>
+        <w:t>5:1–11</w:t>
+      </w:r>
       <w:r>
         <w:rPr>
           <w:lang w:val="es_ES" w:bidi="es_ES"/>
@@ -5719,36 +4633,24 @@
         </w:rPr>
         <w:t xml:space="preserve">Los creyentes tesalonicenses demostraron amor hacia todos los creyentes de la provincia de Macedonia (Filipos y Berea; ver también </w:t>
       </w:r>
-      <w:hyperlink r:id="rId167">
-        <w:r>
-          <w:rPr>
-            <w:lang w:val="es_ES" w:bidi="es_ES"/>
-          </w:rPr>
-          <w:rPr>
-            <w:color w:val="0000EE"/>
-            <w:u w:val="single"/>
-          </w:rPr>
-          <w:t>1:7–8</w:t>
-        </w:r>
-      </w:hyperlink>
+      <w:r>
+        <w:rPr>
+          <w:lang w:val="es_ES" w:bidi="es_ES"/>
+        </w:rPr>
+        <w:t>1:7–8</w:t>
+      </w:r>
       <w:r>
         <w:rPr>
           <w:lang w:val="es_ES" w:bidi="es_ES"/>
         </w:rPr>
         <w:t xml:space="preserve">) mediante la ayuda económica (cp. </w:t>
       </w:r>
-      <w:hyperlink r:id="rId168">
-        <w:r>
-          <w:rPr>
-            <w:lang w:val="es_ES" w:bidi="es_ES"/>
-          </w:rPr>
-          <w:rPr>
-            <w:color w:val="0000EE"/>
-            <w:u w:val="single"/>
-          </w:rPr>
-          <w:t>2 Co 8:1–5</w:t>
-        </w:r>
-      </w:hyperlink>
+      <w:r>
+        <w:rPr>
+          <w:lang w:val="es_ES" w:bidi="es_ES"/>
+        </w:rPr>
+        <w:t>2 Co 8:1–5</w:t>
+      </w:r>
       <w:r>
         <w:rPr>
           <w:lang w:val="es_ES" w:bidi="es_ES"/>
@@ -5803,36 +4705,24 @@
         </w:rPr>
         <w:t xml:space="preserve">Vivir una vida tranquila implica ser respetable y no causar problemas en la comunidad. • "obréis de vuestras manos": Pablo había instruido previamente a través de su enseñanza (ver </w:t>
       </w:r>
-      <w:hyperlink r:id="rId128">
-        <w:r>
-          <w:rPr>
-            <w:lang w:val="es_ES" w:bidi="es_ES"/>
-          </w:rPr>
-          <w:rPr>
-            <w:color w:val="0000EE"/>
-            <w:u w:val="single"/>
-          </w:rPr>
-          <w:t>2 Ts 3:10</w:t>
-        </w:r>
-      </w:hyperlink>
+      <w:r>
+        <w:rPr>
+          <w:lang w:val="es_ES" w:bidi="es_ES"/>
+        </w:rPr>
+        <w:t>2 Ts 3:10</w:t>
+      </w:r>
       <w:r>
         <w:rPr>
           <w:lang w:val="es_ES" w:bidi="es_ES"/>
         </w:rPr>
         <w:t>) y su ejemplo personal (</w:t>
       </w:r>
-      <w:hyperlink r:id="rId169">
-        <w:r>
-          <w:rPr>
-            <w:lang w:val="es_ES" w:bidi="es_ES"/>
-          </w:rPr>
-          <w:rPr>
-            <w:color w:val="0000EE"/>
-            <w:u w:val="single"/>
-          </w:rPr>
-          <w:t>2 Ts 3:7–9</w:t>
-        </w:r>
-      </w:hyperlink>
+      <w:r>
+        <w:rPr>
+          <w:lang w:val="es_ES" w:bidi="es_ES"/>
+        </w:rPr>
+        <w:t>2 Ts 3:7–9</w:t>
+      </w:r>
       <w:r>
         <w:rPr>
           <w:lang w:val="es_ES" w:bidi="es_ES"/>
@@ -5887,54 +4777,36 @@
         </w:rPr>
         <w:t xml:space="preserve">La autosuficiencia y el decoro les darían el reconocimiento y el respeto de las personas que no son creyentes (ver </w:t>
       </w:r>
-      <w:hyperlink r:id="rId170">
-        <w:r>
-          <w:rPr>
-            <w:lang w:val="es_ES" w:bidi="es_ES"/>
-          </w:rPr>
-          <w:rPr>
-            <w:color w:val="0000EE"/>
-            <w:u w:val="single"/>
-          </w:rPr>
-          <w:t>Ro 13:13,</w:t>
-        </w:r>
-      </w:hyperlink>
-      <w:r>
-        <w:rPr>
-          <w:lang w:val="es_ES" w:bidi="es_ES"/>
-        </w:rPr>
-        <w:t xml:space="preserve"> </w:t>
-      </w:r>
-      <w:hyperlink r:id="rId171">
-        <w:r>
-          <w:rPr>
-            <w:lang w:val="es_ES" w:bidi="es_ES"/>
-          </w:rPr>
-          <w:rPr>
-            <w:color w:val="0000EE"/>
-            <w:u w:val="single"/>
-          </w:rPr>
-          <w:t>1 Co 5:12–13,</w:t>
-        </w:r>
-      </w:hyperlink>
-      <w:r>
-        <w:rPr>
-          <w:lang w:val="es_ES" w:bidi="es_ES"/>
-        </w:rPr>
-        <w:t xml:space="preserve"> </w:t>
-      </w:r>
-      <w:hyperlink r:id="rId172">
-        <w:r>
-          <w:rPr>
-            <w:lang w:val="es_ES" w:bidi="es_ES"/>
-          </w:rPr>
-          <w:rPr>
-            <w:color w:val="0000EE"/>
-            <w:u w:val="single"/>
-          </w:rPr>
-          <w:t>Col 4:5</w:t>
-        </w:r>
-      </w:hyperlink>
+      <w:r>
+        <w:rPr>
+          <w:lang w:val="es_ES" w:bidi="es_ES"/>
+        </w:rPr>
+        <w:t>Ro 13:13,</w:t>
+      </w:r>
+      <w:r>
+        <w:rPr>
+          <w:lang w:val="es_ES" w:bidi="es_ES"/>
+        </w:rPr>
+        <w:t xml:space="preserve"> </w:t>
+      </w:r>
+      <w:r>
+        <w:rPr>
+          <w:lang w:val="es_ES" w:bidi="es_ES"/>
+        </w:rPr>
+        <w:t>1 Co 5:12–13,</w:t>
+      </w:r>
+      <w:r>
+        <w:rPr>
+          <w:lang w:val="es_ES" w:bidi="es_ES"/>
+        </w:rPr>
+        <w:t xml:space="preserve"> </w:t>
+      </w:r>
+      <w:r>
+        <w:rPr>
+          <w:lang w:val="es_ES" w:bidi="es_ES"/>
+        </w:rPr>
+        <w:t>Col 4:5</w:t>
+      </w:r>
       <w:r>
         <w:rPr>
           <w:lang w:val="es_ES" w:bidi="es_ES"/>
@@ -5989,210 +4861,138 @@
         </w:rPr>
         <w:t xml:space="preserve">De los creyentes que han muerto (literalmente "acerca de los que duermen", también en </w:t>
       </w:r>
-      <w:hyperlink r:id="rId39">
-        <w:r>
-          <w:rPr>
-            <w:lang w:val="es_ES" w:bidi="es_ES"/>
-          </w:rPr>
-          <w:rPr>
-            <w:color w:val="0000EE"/>
-            <w:u w:val="single"/>
-          </w:rPr>
-          <w:t>4:14</w:t>
-        </w:r>
-      </w:hyperlink>
+      <w:r>
+        <w:rPr>
+          <w:lang w:val="es_ES" w:bidi="es_ES"/>
+        </w:rPr>
+        <w:t>4:14</w:t>
+      </w:r>
       <w:r>
         <w:rPr>
           <w:lang w:val="es_ES" w:bidi="es_ES"/>
         </w:rPr>
         <w:t>): dormir era un eufemismo común para la muerte en la literatura griega, judía y cristiana (</w:t>
       </w:r>
-      <w:hyperlink r:id="rId173">
-        <w:r>
-          <w:rPr>
-            <w:lang w:val="es_ES" w:bidi="es_ES"/>
-          </w:rPr>
-          <w:rPr>
-            <w:color w:val="0000EE"/>
-            <w:u w:val="single"/>
-          </w:rPr>
-          <w:t>Dn 12:2,</w:t>
-        </w:r>
-      </w:hyperlink>
-      <w:r>
-        <w:rPr>
-          <w:lang w:val="es_ES" w:bidi="es_ES"/>
-        </w:rPr>
-        <w:t xml:space="preserve"> </w:t>
-      </w:r>
-      <w:hyperlink r:id="rId174">
-        <w:r>
-          <w:rPr>
-            <w:lang w:val="es_ES" w:bidi="es_ES"/>
-          </w:rPr>
-          <w:rPr>
-            <w:color w:val="0000EE"/>
-            <w:u w:val="single"/>
-          </w:rPr>
-          <w:t>Mt 27:52</w:t>
-        </w:r>
-      </w:hyperlink>
+      <w:r>
+        <w:rPr>
+          <w:lang w:val="es_ES" w:bidi="es_ES"/>
+        </w:rPr>
+        <w:t>Dn 12:2,</w:t>
+      </w:r>
+      <w:r>
+        <w:rPr>
+          <w:lang w:val="es_ES" w:bidi="es_ES"/>
+        </w:rPr>
+        <w:t xml:space="preserve"> </w:t>
+      </w:r>
+      <w:r>
+        <w:rPr>
+          <w:lang w:val="es_ES" w:bidi="es_ES"/>
+        </w:rPr>
+        <w:t>Mt 27:52</w:t>
+      </w:r>
       <w:r>
         <w:rPr>
           <w:lang w:val="es_ES" w:bidi="es_ES"/>
         </w:rPr>
         <w:t>). La existencia personal continúa después de la muerte (</w:t>
       </w:r>
-      <w:hyperlink r:id="rId175">
-        <w:r>
-          <w:rPr>
-            <w:lang w:val="es_ES" w:bidi="es_ES"/>
-          </w:rPr>
-          <w:rPr>
-            <w:color w:val="0000EE"/>
-            <w:u w:val="single"/>
-          </w:rPr>
-          <w:t>Lc 23:40–43,</w:t>
-        </w:r>
-      </w:hyperlink>
-      <w:r>
-        <w:rPr>
-          <w:lang w:val="es_ES" w:bidi="es_ES"/>
-        </w:rPr>
-        <w:t xml:space="preserve"> </w:t>
-      </w:r>
-      <w:hyperlink r:id="rId176">
-        <w:r>
-          <w:rPr>
-            <w:lang w:val="es_ES" w:bidi="es_ES"/>
-          </w:rPr>
-          <w:rPr>
-            <w:color w:val="0000EE"/>
-            <w:u w:val="single"/>
-          </w:rPr>
-          <w:t>Hc 7:55–60,</w:t>
-        </w:r>
-      </w:hyperlink>
-      <w:r>
-        <w:rPr>
-          <w:lang w:val="es_ES" w:bidi="es_ES"/>
-        </w:rPr>
-        <w:t xml:space="preserve"> </w:t>
-      </w:r>
-      <w:hyperlink r:id="rId177">
-        <w:r>
-          <w:rPr>
-            <w:lang w:val="es_ES" w:bidi="es_ES"/>
-          </w:rPr>
-          <w:rPr>
-            <w:color w:val="0000EE"/>
-            <w:u w:val="single"/>
-          </w:rPr>
-          <w:t>2 Co 5:6–10,</w:t>
-        </w:r>
-      </w:hyperlink>
-      <w:r>
-        <w:rPr>
-          <w:lang w:val="es_ES" w:bidi="es_ES"/>
-        </w:rPr>
-        <w:t xml:space="preserve"> </w:t>
-      </w:r>
-      <w:hyperlink r:id="rId178">
-        <w:r>
-          <w:rPr>
-            <w:lang w:val="es_ES" w:bidi="es_ES"/>
-          </w:rPr>
-          <w:rPr>
-            <w:color w:val="0000EE"/>
-            <w:u w:val="single"/>
-          </w:rPr>
-          <w:t>Fil 1:20–24,</w:t>
-        </w:r>
-      </w:hyperlink>
-      <w:r>
-        <w:rPr>
-          <w:lang w:val="es_ES" w:bidi="es_ES"/>
-        </w:rPr>
-        <w:t xml:space="preserve"> </w:t>
-      </w:r>
-      <w:hyperlink r:id="rId179">
-        <w:r>
-          <w:rPr>
-            <w:lang w:val="es_ES" w:bidi="es_ES"/>
-          </w:rPr>
-          <w:rPr>
-            <w:color w:val="0000EE"/>
-            <w:u w:val="single"/>
-          </w:rPr>
-          <w:t>Ap 6:9–11</w:t>
-        </w:r>
-      </w:hyperlink>
+      <w:r>
+        <w:rPr>
+          <w:lang w:val="es_ES" w:bidi="es_ES"/>
+        </w:rPr>
+        <w:t>Lc 23:40–43,</w:t>
+      </w:r>
+      <w:r>
+        <w:rPr>
+          <w:lang w:val="es_ES" w:bidi="es_ES"/>
+        </w:rPr>
+        <w:t xml:space="preserve"> </w:t>
+      </w:r>
+      <w:r>
+        <w:rPr>
+          <w:lang w:val="es_ES" w:bidi="es_ES"/>
+        </w:rPr>
+        <w:t>Hc 7:55–60,</w:t>
+      </w:r>
+      <w:r>
+        <w:rPr>
+          <w:lang w:val="es_ES" w:bidi="es_ES"/>
+        </w:rPr>
+        <w:t xml:space="preserve"> </w:t>
+      </w:r>
+      <w:r>
+        <w:rPr>
+          <w:lang w:val="es_ES" w:bidi="es_ES"/>
+        </w:rPr>
+        <w:t>2 Co 5:6–10,</w:t>
+      </w:r>
+      <w:r>
+        <w:rPr>
+          <w:lang w:val="es_ES" w:bidi="es_ES"/>
+        </w:rPr>
+        <w:t xml:space="preserve"> </w:t>
+      </w:r>
+      <w:r>
+        <w:rPr>
+          <w:lang w:val="es_ES" w:bidi="es_ES"/>
+        </w:rPr>
+        <w:t>Fil 1:20–24,</w:t>
+      </w:r>
+      <w:r>
+        <w:rPr>
+          <w:lang w:val="es_ES" w:bidi="es_ES"/>
+        </w:rPr>
+        <w:t xml:space="preserve"> </w:t>
+      </w:r>
+      <w:r>
+        <w:rPr>
+          <w:lang w:val="es_ES" w:bidi="es_ES"/>
+        </w:rPr>
+        <w:t>Ap 6:9–11</w:t>
+      </w:r>
       <w:r>
         <w:rPr>
           <w:lang w:val="es_ES" w:bidi="es_ES"/>
         </w:rPr>
         <w:t>); aquellos que han muerto esperan la resurrección (</w:t>
       </w:r>
-      <w:hyperlink r:id="rId180">
-        <w:r>
-          <w:rPr>
-            <w:lang w:val="es_ES" w:bidi="es_ES"/>
-          </w:rPr>
-          <w:rPr>
-            <w:color w:val="0000EE"/>
-            <w:u w:val="single"/>
-          </w:rPr>
-          <w:t>1 Co 15:23</w:t>
-        </w:r>
-      </w:hyperlink>
+      <w:r>
+        <w:rPr>
+          <w:lang w:val="es_ES" w:bidi="es_ES"/>
+        </w:rPr>
+        <w:t>1 Co 15:23</w:t>
+      </w:r>
       <w:r>
         <w:rPr>
           <w:lang w:val="es_ES" w:bidi="es_ES"/>
         </w:rPr>
         <w:t xml:space="preserve">). • "no os entristezcáis como los otros que no tienen esperanza": las cartas antiguas de consuelo exhortaban a los dolientes a no dejarse vencer por el dolor porque no podían hacer nada para evitar la muerte. Pablo no prohíbe el dolor (cp. </w:t>
       </w:r>
-      <w:hyperlink r:id="rId181">
-        <w:r>
-          <w:rPr>
-            <w:lang w:val="es_ES" w:bidi="es_ES"/>
-          </w:rPr>
-          <w:rPr>
-            <w:color w:val="0000EE"/>
-            <w:u w:val="single"/>
-          </w:rPr>
-          <w:t>Jn 16:6,</w:t>
-        </w:r>
-      </w:hyperlink>
-      <w:hyperlink r:id="rId182">
-        <w:r>
-          <w:rPr>
-            <w:lang w:val="es_ES" w:bidi="es_ES"/>
-          </w:rPr>
-          <w:rPr>
-            <w:color w:val="0000EE"/>
-            <w:u w:val="single"/>
-          </w:rPr>
-          <w:t>20;</w:t>
-        </w:r>
-      </w:hyperlink>
-      <w:r>
-        <w:rPr>
-          <w:lang w:val="es_ES" w:bidi="es_ES"/>
-        </w:rPr>
-        <w:t xml:space="preserve"> </w:t>
-      </w:r>
-      <w:hyperlink r:id="rId183">
-        <w:r>
-          <w:rPr>
-            <w:lang w:val="es_ES" w:bidi="es_ES"/>
-          </w:rPr>
-          <w:rPr>
-            <w:color w:val="0000EE"/>
-            <w:u w:val="single"/>
-          </w:rPr>
-          <w:t>Fil 2:27</w:t>
-        </w:r>
-      </w:hyperlink>
+      <w:r>
+        <w:rPr>
+          <w:lang w:val="es_ES" w:bidi="es_ES"/>
+        </w:rPr>
+        <w:t>Jn 16:6,</w:t>
+      </w:r>
+      <w:r>
+        <w:rPr>
+          <w:lang w:val="es_ES" w:bidi="es_ES"/>
+        </w:rPr>
+        <w:t>20;</w:t>
+      </w:r>
+      <w:r>
+        <w:rPr>
+          <w:lang w:val="es_ES" w:bidi="es_ES"/>
+        </w:rPr>
+        <w:t xml:space="preserve"> </w:t>
+      </w:r>
+      <w:r>
+        <w:rPr>
+          <w:lang w:val="es_ES" w:bidi="es_ES"/>
+        </w:rPr>
+        <w:t>Fil 2:27</w:t>
+      </w:r>
       <w:r>
         <w:rPr>
           <w:lang w:val="es_ES" w:bidi="es_ES"/>
@@ -6247,36 +5047,24 @@
         </w:rPr>
         <w:t>El credo cristiano central, que Jesús murió y resucitó, es el fundamento de la esperanza ante la muerte, garantizada por la resurrección de Cristo (</w:t>
       </w:r>
-      <w:hyperlink r:id="rId184">
-        <w:r>
-          <w:rPr>
-            <w:lang w:val="es_ES" w:bidi="es_ES"/>
-          </w:rPr>
-          <w:rPr>
-            <w:color w:val="0000EE"/>
-            <w:u w:val="single"/>
-          </w:rPr>
-          <w:t>1 Co 15</w:t>
-        </w:r>
-      </w:hyperlink>
+      <w:r>
+        <w:rPr>
+          <w:lang w:val="es_ES" w:bidi="es_ES"/>
+        </w:rPr>
+        <w:t>1 Co 15</w:t>
+      </w:r>
       <w:r>
         <w:rPr>
           <w:lang w:val="es_ES" w:bidi="es_ES"/>
         </w:rPr>
         <w:t>). • "así también traerá Dios con él": se refiere a su resurrección (</w:t>
       </w:r>
-      <w:hyperlink r:id="rId185">
-        <w:r>
-          <w:rPr>
-            <w:lang w:val="es_ES" w:bidi="es_ES"/>
-          </w:rPr>
-          <w:rPr>
-            <w:color w:val="0000EE"/>
-            <w:u w:val="single"/>
-          </w:rPr>
-          <w:t>1 Ts 4:16</w:t>
-        </w:r>
-      </w:hyperlink>
+      <w:r>
+        <w:rPr>
+          <w:lang w:val="es_ES" w:bidi="es_ES"/>
+        </w:rPr>
+        <w:t>1 Ts 4:16</w:t>
+      </w:r>
       <w:r>
         <w:rPr>
           <w:lang w:val="es_ES" w:bidi="es_ES"/>
@@ -6331,36 +5119,24 @@
         </w:rPr>
         <w:t xml:space="preserve">"en palabra del Señor": La enseñanza de Jesús proporcionó la fuente de seguridad de Pablo para los tesalonicenses (ver </w:t>
       </w:r>
-      <w:hyperlink r:id="rId186">
-        <w:r>
-          <w:rPr>
-            <w:lang w:val="es_ES" w:bidi="es_ES"/>
-          </w:rPr>
-          <w:rPr>
-            <w:color w:val="0000EE"/>
-            <w:u w:val="single"/>
-          </w:rPr>
-          <w:t>Mt 24:29–31</w:t>
-        </w:r>
-      </w:hyperlink>
+      <w:r>
+        <w:rPr>
+          <w:lang w:val="es_ES" w:bidi="es_ES"/>
+        </w:rPr>
+        <w:t>Mt 24:29–31</w:t>
+      </w:r>
       <w:r>
         <w:rPr>
           <w:lang w:val="es_ES" w:bidi="es_ES"/>
         </w:rPr>
         <w:t>,</w:t>
       </w:r>
-      <w:hyperlink r:id="rId187">
-        <w:r>
-          <w:rPr>
-            <w:lang w:val="es_ES" w:bidi="es_ES"/>
-          </w:rPr>
-          <w:rPr>
-            <w:color w:val="0000EE"/>
-            <w:u w:val="single"/>
-          </w:rPr>
-          <w:t>40–41</w:t>
-        </w:r>
-      </w:hyperlink>
+      <w:r>
+        <w:rPr>
+          <w:lang w:val="es_ES" w:bidi="es_ES"/>
+        </w:rPr>
+        <w:t>40–41</w:t>
+      </w:r>
       <w:r>
         <w:rPr>
           <w:lang w:val="es_ES" w:bidi="es_ES"/>
@@ -6380,18 +5156,12 @@
         </w:rPr>
         <w:t xml:space="preserve">) comúnmente usado para describir la llegada del Emperador a una ciudad con gran majestad y celebración (ver </w:t>
       </w:r>
-      <w:hyperlink r:id="rId188">
-        <w:r>
-          <w:rPr>
-            <w:lang w:val="es_ES" w:bidi="es_ES"/>
-          </w:rPr>
-          <w:rPr>
-            <w:color w:val="0000EE"/>
-            <w:u w:val="single"/>
-          </w:rPr>
-          <w:t>1 Ts 4:17</w:t>
-        </w:r>
-      </w:hyperlink>
+      <w:r>
+        <w:rPr>
+          <w:lang w:val="es_ES" w:bidi="es_ES"/>
+        </w:rPr>
+        <w:t>1 Ts 4:17</w:t>
+      </w:r>
       <w:r>
         <w:rPr>
           <w:lang w:val="es_ES" w:bidi="es_ES"/>
@@ -6446,30 +5216,18 @@
         </w:rPr>
         <w:t>"y con trompeta de Dios": La trompeta de Dios anunciará la resurrección, tal como anteriormente anunció el rescate de Israel (</w:t>
       </w:r>
-      <w:hyperlink r:id="rId189">
-        <w:r>
-          <w:rPr>
-            <w:lang w:val="es_ES" w:bidi="es_ES"/>
-          </w:rPr>
-          <w:rPr>
-            <w:color w:val="0000EE"/>
-            <w:u w:val="single"/>
-          </w:rPr>
-          <w:t xml:space="preserve">So 1:16, </w:t>
-        </w:r>
-      </w:hyperlink>
-      <w:hyperlink r:id="rId190">
-        <w:r>
-          <w:rPr>
-            <w:lang w:val="es_ES" w:bidi="es_ES"/>
-          </w:rPr>
-          <w:rPr>
-            <w:color w:val="0000EE"/>
-            <w:u w:val="single"/>
-          </w:rPr>
-          <w:t>Za 9:14</w:t>
-        </w:r>
-      </w:hyperlink>
+      <w:r>
+        <w:rPr>
+          <w:lang w:val="es_ES" w:bidi="es_ES"/>
+        </w:rPr>
+        <w:t xml:space="preserve">So 1:16, </w:t>
+      </w:r>
+      <w:r>
+        <w:rPr>
+          <w:lang w:val="es_ES" w:bidi="es_ES"/>
+        </w:rPr>
+        <w:t>Za 9:14</w:t>
+      </w:r>
       <w:r>
         <w:rPr>
           <w:lang w:val="es_ES" w:bidi="es_ES"/>
@@ -6488,36 +5246,24 @@
         </w:rPr>
         <w:t>” (</w:t>
       </w:r>
-      <w:hyperlink r:id="rId191">
-        <w:r>
-          <w:rPr>
-            <w:lang w:val="es_ES" w:bidi="es_ES"/>
-          </w:rPr>
-          <w:rPr>
-            <w:color w:val="0000EE"/>
-            <w:u w:val="single"/>
-          </w:rPr>
-          <w:t>Mt 24:31,</w:t>
-        </w:r>
-      </w:hyperlink>
+      <w:r>
+        <w:rPr>
+          <w:lang w:val="es_ES" w:bidi="es_ES"/>
+        </w:rPr>
+        <w:t>Mt 24:31,</w:t>
+      </w:r>
       <w:r>
         <w:rPr>
           <w:lang w:val="es_ES" w:bidi="es_ES"/>
         </w:rPr>
         <w:t xml:space="preserve"> cp. </w:t>
       </w:r>
-      <w:hyperlink r:id="rId192">
-        <w:r>
-          <w:rPr>
-            <w:lang w:val="es_ES" w:bidi="es_ES"/>
-          </w:rPr>
-          <w:rPr>
-            <w:color w:val="0000EE"/>
-            <w:u w:val="single"/>
-          </w:rPr>
-          <w:t>1 Co 15:52</w:t>
-        </w:r>
-      </w:hyperlink>
+      <w:r>
+        <w:rPr>
+          <w:lang w:val="es_ES" w:bidi="es_ES"/>
+        </w:rPr>
+        <w:t>1 Co 15:52</w:t>
+      </w:r>
       <w:r>
         <w:rPr>
           <w:lang w:val="es_ES" w:bidi="es_ES"/>
@@ -6572,48 +5318,30 @@
         </w:rPr>
         <w:t>"á recibir": se refiere a la costumbre de enviar una delegación oficial para recibir a un dignatario visitante y acompañarle en su entrada en la ciudad. (</w:t>
       </w:r>
-      <w:hyperlink r:id="rId193">
-        <w:r>
-          <w:rPr>
-            <w:lang w:val="es_ES" w:bidi="es_ES"/>
-          </w:rPr>
-          <w:rPr>
-            <w:color w:val="0000EE"/>
-            <w:u w:val="single"/>
-          </w:rPr>
-          <w:t>Mt 25:6,</w:t>
-        </w:r>
-      </w:hyperlink>
-      <w:hyperlink r:id="rId194">
-        <w:r>
-          <w:rPr>
-            <w:lang w:val="es_ES" w:bidi="es_ES"/>
-          </w:rPr>
-          <w:rPr>
-            <w:color w:val="0000EE"/>
-            <w:u w:val="single"/>
-          </w:rPr>
-          <w:t>10;</w:t>
-        </w:r>
-      </w:hyperlink>
-      <w:r>
-        <w:rPr>
-          <w:lang w:val="es_ES" w:bidi="es_ES"/>
-        </w:rPr>
-        <w:t xml:space="preserve"> </w:t>
-      </w:r>
-      <w:hyperlink r:id="rId195">
-        <w:r>
-          <w:rPr>
-            <w:lang w:val="es_ES" w:bidi="es_ES"/>
-          </w:rPr>
-          <w:rPr>
-            <w:color w:val="0000EE"/>
-            <w:u w:val="single"/>
-          </w:rPr>
-          <w:t>Hc 28:15–16</w:t>
-        </w:r>
-      </w:hyperlink>
+      <w:r>
+        <w:rPr>
+          <w:lang w:val="es_ES" w:bidi="es_ES"/>
+        </w:rPr>
+        <w:t>Mt 25:6,</w:t>
+      </w:r>
+      <w:r>
+        <w:rPr>
+          <w:lang w:val="es_ES" w:bidi="es_ES"/>
+        </w:rPr>
+        <w:t>10;</w:t>
+      </w:r>
+      <w:r>
+        <w:rPr>
+          <w:lang w:val="es_ES" w:bidi="es_ES"/>
+        </w:rPr>
+        <w:t xml:space="preserve"> </w:t>
+      </w:r>
+      <w:r>
+        <w:rPr>
+          <w:lang w:val="es_ES" w:bidi="es_ES"/>
+        </w:rPr>
+        <w:t>Hc 28:15–16</w:t>
+      </w:r>
       <w:r>
         <w:rPr>
           <w:lang w:val="es_ES" w:bidi="es_ES"/>
@@ -6716,90 +5444,60 @@
         </w:rPr>
         <w:t>Preguntas de cómo y cuándo ocurrirá todo esto ocuparon los pensamientos tanto de judíos como de cristianos (</w:t>
       </w:r>
-      <w:hyperlink r:id="rId196">
-        <w:r>
-          <w:rPr>
-            <w:lang w:val="es_ES" w:bidi="es_ES"/>
-          </w:rPr>
-          <w:rPr>
-            <w:color w:val="0000EE"/>
-            <w:u w:val="single"/>
-          </w:rPr>
-          <w:t>Dn 12:6,</w:t>
-        </w:r>
-      </w:hyperlink>
-      <w:r>
-        <w:rPr>
-          <w:lang w:val="es_ES" w:bidi="es_ES"/>
-        </w:rPr>
-        <w:t xml:space="preserve"> </w:t>
-      </w:r>
-      <w:hyperlink r:id="rId197">
-        <w:r>
-          <w:rPr>
-            <w:lang w:val="es_ES" w:bidi="es_ES"/>
-          </w:rPr>
-          <w:rPr>
-            <w:color w:val="0000EE"/>
-            <w:u w:val="single"/>
-          </w:rPr>
-          <w:t>Mt 24:3,</w:t>
-        </w:r>
-      </w:hyperlink>
-      <w:r>
-        <w:rPr>
-          <w:lang w:val="es_ES" w:bidi="es_ES"/>
-        </w:rPr>
-        <w:t xml:space="preserve"> </w:t>
-      </w:r>
-      <w:hyperlink r:id="rId198">
-        <w:r>
-          <w:rPr>
-            <w:lang w:val="es_ES" w:bidi="es_ES"/>
-          </w:rPr>
-          <w:rPr>
-            <w:color w:val="0000EE"/>
-            <w:u w:val="single"/>
-          </w:rPr>
-          <w:t>Lc 17:20,</w:t>
-        </w:r>
-      </w:hyperlink>
-      <w:r>
-        <w:rPr>
-          <w:lang w:val="es_ES" w:bidi="es_ES"/>
-        </w:rPr>
-        <w:t xml:space="preserve"> </w:t>
-      </w:r>
-      <w:hyperlink r:id="rId199">
-        <w:r>
-          <w:rPr>
-            <w:lang w:val="es_ES" w:bidi="es_ES"/>
-          </w:rPr>
-          <w:rPr>
-            <w:color w:val="0000EE"/>
-            <w:u w:val="single"/>
-          </w:rPr>
-          <w:t>Hc 1:6,</w:t>
-        </w:r>
-      </w:hyperlink>
-      <w:r>
-        <w:rPr>
-          <w:lang w:val="es_ES" w:bidi="es_ES"/>
-        </w:rPr>
-        <w:t xml:space="preserve"> </w:t>
-      </w:r>
-      <w:hyperlink r:id="rId200">
-        <w:r>
-          <w:rPr>
-            <w:lang w:val="es_ES" w:bidi="es_ES"/>
-          </w:rPr>
-          <w:rPr>
-            <w:color w:val="0000EE"/>
-            <w:u w:val="single"/>
-          </w:rPr>
-          <w:t>1 Pe 1:10–11</w:t>
-        </w:r>
-      </w:hyperlink>
+      <w:r>
+        <w:rPr>
+          <w:lang w:val="es_ES" w:bidi="es_ES"/>
+        </w:rPr>
+        <w:t>Dn 12:6,</w:t>
+      </w:r>
+      <w:r>
+        <w:rPr>
+          <w:lang w:val="es_ES" w:bidi="es_ES"/>
+        </w:rPr>
+        <w:t xml:space="preserve"> </w:t>
+      </w:r>
+      <w:r>
+        <w:rPr>
+          <w:lang w:val="es_ES" w:bidi="es_ES"/>
+        </w:rPr>
+        <w:t>Mt 24:3,</w:t>
+      </w:r>
+      <w:r>
+        <w:rPr>
+          <w:lang w:val="es_ES" w:bidi="es_ES"/>
+        </w:rPr>
+        <w:t xml:space="preserve"> </w:t>
+      </w:r>
+      <w:r>
+        <w:rPr>
+          <w:lang w:val="es_ES" w:bidi="es_ES"/>
+        </w:rPr>
+        <w:t>Lc 17:20,</w:t>
+      </w:r>
+      <w:r>
+        <w:rPr>
+          <w:lang w:val="es_ES" w:bidi="es_ES"/>
+        </w:rPr>
+        <w:t xml:space="preserve"> </w:t>
+      </w:r>
+      <w:r>
+        <w:rPr>
+          <w:lang w:val="es_ES" w:bidi="es_ES"/>
+        </w:rPr>
+        <w:t>Hc 1:6,</w:t>
+      </w:r>
+      <w:r>
+        <w:rPr>
+          <w:lang w:val="es_ES" w:bidi="es_ES"/>
+        </w:rPr>
+        <w:t xml:space="preserve"> </w:t>
+      </w:r>
+      <w:r>
+        <w:rPr>
+          <w:lang w:val="es_ES" w:bidi="es_ES"/>
+        </w:rPr>
+        <w:t>1 Pe 1:10–11</w:t>
+      </w:r>
       <w:r>
         <w:rPr>
           <w:lang w:val="es_ES" w:bidi="es_ES"/>
@@ -6854,210 +5552,138 @@
         </w:rPr>
         <w:t>"Porque vosotros sabéis bien": Pablo les recuerda la enseñanza que ya habían recibido (</w:t>
       </w:r>
-      <w:hyperlink r:id="rId28">
-        <w:r>
-          <w:rPr>
-            <w:lang w:val="es_ES" w:bidi="es_ES"/>
-          </w:rPr>
-          <w:rPr>
-            <w:color w:val="0000EE"/>
-            <w:u w:val="single"/>
-          </w:rPr>
-          <w:t>3:3–4</w:t>
-        </w:r>
-      </w:hyperlink>
+      <w:r>
+        <w:rPr>
+          <w:lang w:val="es_ES" w:bidi="es_ES"/>
+        </w:rPr>
+        <w:t>3:3–4</w:t>
+      </w:r>
       <w:r>
         <w:rPr>
           <w:lang w:val="es_ES" w:bidi="es_ES"/>
         </w:rPr>
         <w:t>). • El día que regrese el Señor será el momento en que Dios vendrá a juzgar a la humanidad. (</w:t>
       </w:r>
-      <w:hyperlink r:id="rId201">
-        <w:r>
-          <w:rPr>
-            <w:lang w:val="es_ES" w:bidi="es_ES"/>
-          </w:rPr>
-          <w:rPr>
-            <w:color w:val="0000EE"/>
-            <w:u w:val="single"/>
-          </w:rPr>
-          <w:t>Is 13:6,</w:t>
-        </w:r>
-      </w:hyperlink>
-      <w:hyperlink r:id="rId202">
-        <w:r>
-          <w:rPr>
-            <w:lang w:val="es_ES" w:bidi="es_ES"/>
-          </w:rPr>
-          <w:rPr>
-            <w:color w:val="0000EE"/>
-            <w:u w:val="single"/>
-          </w:rPr>
-          <w:t>9;</w:t>
-        </w:r>
-      </w:hyperlink>
-      <w:r>
-        <w:rPr>
-          <w:lang w:val="es_ES" w:bidi="es_ES"/>
-        </w:rPr>
-        <w:t xml:space="preserve"> </w:t>
-      </w:r>
-      <w:hyperlink r:id="rId203">
-        <w:r>
-          <w:rPr>
-            <w:lang w:val="es_ES" w:bidi="es_ES"/>
-          </w:rPr>
-          <w:rPr>
-            <w:color w:val="0000EE"/>
-            <w:u w:val="single"/>
-          </w:rPr>
-          <w:t>Ez 30:3</w:t>
-        </w:r>
-      </w:hyperlink>
+      <w:r>
+        <w:rPr>
+          <w:lang w:val="es_ES" w:bidi="es_ES"/>
+        </w:rPr>
+        <w:t>Is 13:6,</w:t>
+      </w:r>
+      <w:r>
+        <w:rPr>
+          <w:lang w:val="es_ES" w:bidi="es_ES"/>
+        </w:rPr>
+        <w:t>9;</w:t>
+      </w:r>
+      <w:r>
+        <w:rPr>
+          <w:lang w:val="es_ES" w:bidi="es_ES"/>
+        </w:rPr>
+        <w:t xml:space="preserve"> </w:t>
+      </w:r>
+      <w:r>
+        <w:rPr>
+          <w:lang w:val="es_ES" w:bidi="es_ES"/>
+        </w:rPr>
+        <w:t>Ez 30:3</w:t>
+      </w:r>
       <w:r>
         <w:rPr>
           <w:lang w:val="es_ES" w:bidi="es_ES"/>
         </w:rPr>
         <w:t>) y a salvar a su pueblo (</w:t>
       </w:r>
-      <w:hyperlink r:id="rId204">
-        <w:r>
-          <w:rPr>
-            <w:lang w:val="es_ES" w:bidi="es_ES"/>
-          </w:rPr>
-          <w:rPr>
-            <w:color w:val="0000EE"/>
-            <w:u w:val="single"/>
-          </w:rPr>
-          <w:t>Jl 2:21–32,</w:t>
-        </w:r>
-      </w:hyperlink>
-      <w:r>
-        <w:rPr>
-          <w:lang w:val="es_ES" w:bidi="es_ES"/>
-        </w:rPr>
-        <w:t xml:space="preserve"> </w:t>
-      </w:r>
-      <w:hyperlink r:id="rId205">
-        <w:r>
-          <w:rPr>
-            <w:lang w:val="es_ES" w:bidi="es_ES"/>
-          </w:rPr>
-          <w:rPr>
-            <w:color w:val="0000EE"/>
-            <w:u w:val="single"/>
-          </w:rPr>
-          <w:t>3:18;</w:t>
-        </w:r>
-      </w:hyperlink>
-      <w:r>
-        <w:rPr>
-          <w:lang w:val="es_ES" w:bidi="es_ES"/>
-        </w:rPr>
-        <w:t xml:space="preserve"> </w:t>
-      </w:r>
-      <w:hyperlink r:id="rId206">
-        <w:r>
-          <w:rPr>
-            <w:lang w:val="es_ES" w:bidi="es_ES"/>
-          </w:rPr>
-          <w:rPr>
-            <w:color w:val="0000EE"/>
-            <w:u w:val="single"/>
-          </w:rPr>
-          <w:t>Za 14</w:t>
-        </w:r>
-      </w:hyperlink>
+      <w:r>
+        <w:rPr>
+          <w:lang w:val="es_ES" w:bidi="es_ES"/>
+        </w:rPr>
+        <w:t>Jl 2:21–32,</w:t>
+      </w:r>
+      <w:r>
+        <w:rPr>
+          <w:lang w:val="es_ES" w:bidi="es_ES"/>
+        </w:rPr>
+        <w:t xml:space="preserve"> </w:t>
+      </w:r>
+      <w:r>
+        <w:rPr>
+          <w:lang w:val="es_ES" w:bidi="es_ES"/>
+        </w:rPr>
+        <w:t>3:18;</w:t>
+      </w:r>
+      <w:r>
+        <w:rPr>
+          <w:lang w:val="es_ES" w:bidi="es_ES"/>
+        </w:rPr>
+        <w:t xml:space="preserve"> </w:t>
+      </w:r>
+      <w:r>
+        <w:rPr>
+          <w:lang w:val="es_ES" w:bidi="es_ES"/>
+        </w:rPr>
+        <w:t>Za 14</w:t>
+      </w:r>
       <w:r>
         <w:rPr>
           <w:lang w:val="es_ES" w:bidi="es_ES"/>
         </w:rPr>
         <w:t xml:space="preserve">). • "como un ladrón de noche": Cp. </w:t>
       </w:r>
-      <w:hyperlink r:id="rId207">
-        <w:r>
-          <w:rPr>
-            <w:lang w:val="es_ES" w:bidi="es_ES"/>
-          </w:rPr>
-          <w:rPr>
-            <w:color w:val="0000EE"/>
-            <w:u w:val="single"/>
-          </w:rPr>
-          <w:t>Mt 24:43–44;</w:t>
-        </w:r>
-      </w:hyperlink>
-      <w:r>
-        <w:rPr>
-          <w:lang w:val="es_ES" w:bidi="es_ES"/>
-        </w:rPr>
-        <w:t xml:space="preserve"> </w:t>
-      </w:r>
-      <w:hyperlink r:id="rId208">
-        <w:r>
-          <w:rPr>
-            <w:lang w:val="es_ES" w:bidi="es_ES"/>
-          </w:rPr>
-          <w:rPr>
-            <w:color w:val="0000EE"/>
-            <w:u w:val="single"/>
-          </w:rPr>
-          <w:t>Lc 12:39–40;</w:t>
-        </w:r>
-      </w:hyperlink>
-      <w:r>
-        <w:rPr>
-          <w:lang w:val="es_ES" w:bidi="es_ES"/>
-        </w:rPr>
-        <w:t xml:space="preserve"> </w:t>
-      </w:r>
-      <w:hyperlink r:id="rId209">
-        <w:r>
-          <w:rPr>
-            <w:lang w:val="es_ES" w:bidi="es_ES"/>
-          </w:rPr>
-          <w:rPr>
-            <w:color w:val="0000EE"/>
-            <w:u w:val="single"/>
-          </w:rPr>
-          <w:t>2 Pe 3:10;</w:t>
-        </w:r>
-      </w:hyperlink>
-      <w:r>
-        <w:rPr>
-          <w:lang w:val="es_ES" w:bidi="es_ES"/>
-        </w:rPr>
-        <w:t xml:space="preserve"> </w:t>
-      </w:r>
-      <w:hyperlink r:id="rId210">
-        <w:r>
-          <w:rPr>
-            <w:lang w:val="es_ES" w:bidi="es_ES"/>
-          </w:rPr>
-          <w:rPr>
-            <w:color w:val="0000EE"/>
-            <w:u w:val="single"/>
-          </w:rPr>
-          <w:t>Ap 3:3,</w:t>
-        </w:r>
-      </w:hyperlink>
-      <w:r>
-        <w:rPr>
-          <w:lang w:val="es_ES" w:bidi="es_ES"/>
-        </w:rPr>
-        <w:t xml:space="preserve"> </w:t>
-      </w:r>
-      <w:hyperlink r:id="rId211">
-        <w:r>
-          <w:rPr>
-            <w:lang w:val="es_ES" w:bidi="es_ES"/>
-          </w:rPr>
-          <w:rPr>
-            <w:color w:val="0000EE"/>
-            <w:u w:val="single"/>
-          </w:rPr>
-          <w:t>16:15</w:t>
-        </w:r>
-      </w:hyperlink>
+      <w:r>
+        <w:rPr>
+          <w:lang w:val="es_ES" w:bidi="es_ES"/>
+        </w:rPr>
+        <w:t>Mt 24:43–44;</w:t>
+      </w:r>
+      <w:r>
+        <w:rPr>
+          <w:lang w:val="es_ES" w:bidi="es_ES"/>
+        </w:rPr>
+        <w:t xml:space="preserve"> </w:t>
+      </w:r>
+      <w:r>
+        <w:rPr>
+          <w:lang w:val="es_ES" w:bidi="es_ES"/>
+        </w:rPr>
+        <w:t>Lc 12:39–40;</w:t>
+      </w:r>
+      <w:r>
+        <w:rPr>
+          <w:lang w:val="es_ES" w:bidi="es_ES"/>
+        </w:rPr>
+        <w:t xml:space="preserve"> </w:t>
+      </w:r>
+      <w:r>
+        <w:rPr>
+          <w:lang w:val="es_ES" w:bidi="es_ES"/>
+        </w:rPr>
+        <w:t>2 Pe 3:10;</w:t>
+      </w:r>
+      <w:r>
+        <w:rPr>
+          <w:lang w:val="es_ES" w:bidi="es_ES"/>
+        </w:rPr>
+        <w:t xml:space="preserve"> </w:t>
+      </w:r>
+      <w:r>
+        <w:rPr>
+          <w:lang w:val="es_ES" w:bidi="es_ES"/>
+        </w:rPr>
+        <w:t>Ap 3:3,</w:t>
+      </w:r>
+      <w:r>
+        <w:rPr>
+          <w:lang w:val="es_ES" w:bidi="es_ES"/>
+        </w:rPr>
+        <w:t xml:space="preserve"> </w:t>
+      </w:r>
+      <w:r>
+        <w:rPr>
+          <w:lang w:val="es_ES" w:bidi="es_ES"/>
+        </w:rPr>
+        <w:t>16:15</w:t>
+      </w:r>
       <w:r>
         <w:rPr>
           <w:lang w:val="es_ES" w:bidi="es_ES"/>
@@ -7221,108 +5847,72 @@
         </w:rPr>
         <w:t>"vosotros sois hijos de luz": los creyentes de Tesalónica fueron rescatados de la oscuridad (</w:t>
       </w:r>
-      <w:hyperlink r:id="rId212">
-        <w:r>
-          <w:rPr>
-            <w:lang w:val="es_ES" w:bidi="es_ES"/>
-          </w:rPr>
-          <w:rPr>
-            <w:color w:val="0000EE"/>
-            <w:u w:val="single"/>
-          </w:rPr>
-          <w:t>Jn 12:36,</w:t>
-        </w:r>
-      </w:hyperlink>
-      <w:r>
-        <w:rPr>
-          <w:lang w:val="es_ES" w:bidi="es_ES"/>
-        </w:rPr>
-        <w:t xml:space="preserve"> </w:t>
-      </w:r>
-      <w:hyperlink r:id="rId213">
-        <w:r>
-          <w:rPr>
-            <w:lang w:val="es_ES" w:bidi="es_ES"/>
-          </w:rPr>
-          <w:rPr>
-            <w:color w:val="0000EE"/>
-            <w:u w:val="single"/>
-          </w:rPr>
-          <w:t>Hc 26:18,</w:t>
-        </w:r>
-      </w:hyperlink>
-      <w:r>
-        <w:rPr>
-          <w:lang w:val="es_ES" w:bidi="es_ES"/>
-        </w:rPr>
-        <w:t xml:space="preserve"> </w:t>
-      </w:r>
-      <w:hyperlink r:id="rId214">
-        <w:r>
-          <w:rPr>
-            <w:lang w:val="es_ES" w:bidi="es_ES"/>
-          </w:rPr>
-          <w:rPr>
-            <w:color w:val="0000EE"/>
-            <w:u w:val="single"/>
-          </w:rPr>
-          <w:t>Ef 5:8,</w:t>
-        </w:r>
-      </w:hyperlink>
-      <w:r>
-        <w:rPr>
-          <w:lang w:val="es_ES" w:bidi="es_ES"/>
-        </w:rPr>
-        <w:t xml:space="preserve"> </w:t>
-      </w:r>
-      <w:hyperlink r:id="rId215">
-        <w:r>
-          <w:rPr>
-            <w:lang w:val="es_ES" w:bidi="es_ES"/>
-          </w:rPr>
-          <w:rPr>
-            <w:color w:val="0000EE"/>
-            <w:u w:val="single"/>
-          </w:rPr>
-          <w:t>1 Pe 2:9</w:t>
-        </w:r>
-      </w:hyperlink>
+      <w:r>
+        <w:rPr>
+          <w:lang w:val="es_ES" w:bidi="es_ES"/>
+        </w:rPr>
+        <w:t>Jn 12:36,</w:t>
+      </w:r>
+      <w:r>
+        <w:rPr>
+          <w:lang w:val="es_ES" w:bidi="es_ES"/>
+        </w:rPr>
+        <w:t xml:space="preserve"> </w:t>
+      </w:r>
+      <w:r>
+        <w:rPr>
+          <w:lang w:val="es_ES" w:bidi="es_ES"/>
+        </w:rPr>
+        <w:t>Hc 26:18,</w:t>
+      </w:r>
+      <w:r>
+        <w:rPr>
+          <w:lang w:val="es_ES" w:bidi="es_ES"/>
+        </w:rPr>
+        <w:t xml:space="preserve"> </w:t>
+      </w:r>
+      <w:r>
+        <w:rPr>
+          <w:lang w:val="es_ES" w:bidi="es_ES"/>
+        </w:rPr>
+        <w:t>Ef 5:8,</w:t>
+      </w:r>
+      <w:r>
+        <w:rPr>
+          <w:lang w:val="es_ES" w:bidi="es_ES"/>
+        </w:rPr>
+        <w:t xml:space="preserve"> </w:t>
+      </w:r>
+      <w:r>
+        <w:rPr>
+          <w:lang w:val="es_ES" w:bidi="es_ES"/>
+        </w:rPr>
+        <w:t>1 Pe 2:9</w:t>
+      </w:r>
       <w:r>
         <w:rPr>
           <w:lang w:val="es_ES" w:bidi="es_ES"/>
         </w:rPr>
         <w:t>). • "é hijos del día": pertenecen al nuevo orden de Dios (</w:t>
       </w:r>
-      <w:hyperlink r:id="rId216">
-        <w:r>
-          <w:rPr>
-            <w:lang w:val="es_ES" w:bidi="es_ES"/>
-          </w:rPr>
-          <w:rPr>
-            <w:color w:val="0000EE"/>
-            <w:u w:val="single"/>
-          </w:rPr>
-          <w:t>Ro 13:12</w:t>
-        </w:r>
-      </w:hyperlink>
+      <w:r>
+        <w:rPr>
+          <w:lang w:val="es_ES" w:bidi="es_ES"/>
+        </w:rPr>
+        <w:t>Ro 13:12</w:t>
+      </w:r>
       <w:r>
         <w:rPr>
           <w:lang w:val="es_ES" w:bidi="es_ES"/>
         </w:rPr>
         <w:t xml:space="preserve">). • "de la noche, ni de las tinieblas": Estos términos se refieren a una vida inmoral (ver </w:t>
       </w:r>
-      <w:hyperlink r:id="rId217">
-        <w:r>
-          <w:rPr>
-            <w:lang w:val="es_ES" w:bidi="es_ES"/>
-          </w:rPr>
-          <w:rPr>
-            <w:color w:val="0000EE"/>
-            <w:u w:val="single"/>
-          </w:rPr>
-          <w:t>1 Ts 5:6–8</w:t>
-        </w:r>
-      </w:hyperlink>
+      <w:r>
+        <w:rPr>
+          <w:lang w:val="es_ES" w:bidi="es_ES"/>
+        </w:rPr>
+        <w:t>1 Ts 5:6–8</w:t>
+      </w:r>
       <w:r>
         <w:rPr>
           <w:lang w:val="es_ES" w:bidi="es_ES"/>
@@ -7377,66 +5967,42 @@
         </w:rPr>
         <w:t>Manteberse alerta y con la mente clara, respondiendo al llamado de Jesús a estar moralmente preparado, ya que los discípulos no conocerán el día de su regreso (</w:t>
       </w:r>
-      <w:hyperlink r:id="rId218">
-        <w:r>
-          <w:rPr>
-            <w:lang w:val="es_ES" w:bidi="es_ES"/>
-          </w:rPr>
-          <w:rPr>
-            <w:color w:val="0000EE"/>
-            <w:u w:val="single"/>
-          </w:rPr>
-          <w:t>Mta 24:42,</w:t>
-        </w:r>
-      </w:hyperlink>
-      <w:hyperlink r:id="rId219">
-        <w:r>
-          <w:rPr>
-            <w:lang w:val="es_ES" w:bidi="es_ES"/>
-          </w:rPr>
-          <w:rPr>
-            <w:color w:val="0000EE"/>
-            <w:u w:val="single"/>
-          </w:rPr>
-          <w:t>44;</w:t>
-        </w:r>
-      </w:hyperlink>
-      <w:r>
-        <w:rPr>
-          <w:lang w:val="es_ES" w:bidi="es_ES"/>
-        </w:rPr>
-        <w:t xml:space="preserve"> </w:t>
-      </w:r>
-      <w:hyperlink r:id="rId220">
-        <w:r>
-          <w:rPr>
-            <w:lang w:val="es_ES" w:bidi="es_ES"/>
-          </w:rPr>
-          <w:rPr>
-            <w:color w:val="0000EE"/>
-            <w:u w:val="single"/>
-          </w:rPr>
-          <w:t>25:13;</w:t>
-        </w:r>
-      </w:hyperlink>
+      <w:r>
+        <w:rPr>
+          <w:lang w:val="es_ES" w:bidi="es_ES"/>
+        </w:rPr>
+        <w:t>Mta 24:42,</w:t>
+      </w:r>
+      <w:r>
+        <w:rPr>
+          <w:lang w:val="es_ES" w:bidi="es_ES"/>
+        </w:rPr>
+        <w:t>44;</w:t>
+      </w:r>
+      <w:r>
+        <w:rPr>
+          <w:lang w:val="es_ES" w:bidi="es_ES"/>
+        </w:rPr>
+        <w:t xml:space="preserve"> </w:t>
+      </w:r>
+      <w:r>
+        <w:rPr>
+          <w:lang w:val="es_ES" w:bidi="es_ES"/>
+        </w:rPr>
+        <w:t>25:13;</w:t>
+      </w:r>
       <w:r>
         <w:rPr>
           <w:lang w:val="es_ES" w:bidi="es_ES"/>
         </w:rPr>
         <w:t xml:space="preserve"> cp. </w:t>
       </w:r>
-      <w:hyperlink r:id="rId221">
-        <w:r>
-          <w:rPr>
-            <w:lang w:val="es_ES" w:bidi="es_ES"/>
-          </w:rPr>
-          <w:rPr>
-            <w:color w:val="0000EE"/>
-            <w:u w:val="single"/>
-          </w:rPr>
-          <w:t>1 Pe 1:13</w:t>
-        </w:r>
-      </w:hyperlink>
+      <w:r>
+        <w:rPr>
+          <w:lang w:val="es_ES" w:bidi="es_ES"/>
+        </w:rPr>
+        <w:t>1 Pe 1:13</w:t>
+      </w:r>
       <w:r>
         <w:rPr>
           <w:lang w:val="es_ES" w:bidi="es_ES"/>
@@ -7491,54 +6057,36 @@
         </w:rPr>
         <w:t>Dormir se refiere a la indiferencia moral (</w:t>
       </w:r>
-      <w:hyperlink r:id="rId222">
-        <w:r>
-          <w:rPr>
-            <w:lang w:val="es_ES" w:bidi="es_ES"/>
-          </w:rPr>
-          <w:rPr>
-            <w:color w:val="0000EE"/>
-            <w:u w:val="single"/>
-          </w:rPr>
-          <w:t>5:6</w:t>
-        </w:r>
-      </w:hyperlink>
+      <w:r>
+        <w:rPr>
+          <w:lang w:val="es_ES" w:bidi="es_ES"/>
+        </w:rPr>
+        <w:t>5:6</w:t>
+      </w:r>
       <w:r>
         <w:rPr>
           <w:lang w:val="es_ES" w:bidi="es_ES"/>
         </w:rPr>
         <w:t>), y estar borracho es una metáfora para aquellos que no ejercen autocontrol; serán sorprendidos por el Día del Señor (</w:t>
       </w:r>
-      <w:hyperlink r:id="rId223">
-        <w:r>
-          <w:rPr>
-            <w:lang w:val="es_ES" w:bidi="es_ES"/>
-          </w:rPr>
-          <w:rPr>
-            <w:color w:val="0000EE"/>
-            <w:u w:val="single"/>
-          </w:rPr>
-          <w:t>5:4,</w:t>
-        </w:r>
-      </w:hyperlink>
-      <w:r>
-        <w:rPr>
-          <w:lang w:val="es_ES" w:bidi="es_ES"/>
-        </w:rPr>
-        <w:t xml:space="preserve"> </w:t>
-      </w:r>
-      <w:hyperlink r:id="rId224">
-        <w:r>
-          <w:rPr>
-            <w:lang w:val="es_ES" w:bidi="es_ES"/>
-          </w:rPr>
-          <w:rPr>
-            <w:color w:val="0000EE"/>
-            <w:u w:val="single"/>
-          </w:rPr>
-          <w:t>Mt 24:48–51</w:t>
-        </w:r>
-      </w:hyperlink>
+      <w:r>
+        <w:rPr>
+          <w:lang w:val="es_ES" w:bidi="es_ES"/>
+        </w:rPr>
+        <w:t>5:4,</w:t>
+      </w:r>
+      <w:r>
+        <w:rPr>
+          <w:lang w:val="es_ES" w:bidi="es_ES"/>
+        </w:rPr>
+        <w:t xml:space="preserve"> </w:t>
+      </w:r>
+      <w:r>
+        <w:rPr>
+          <w:lang w:val="es_ES" w:bidi="es_ES"/>
+        </w:rPr>
+        <w:t>Mt 24:48–51</w:t>
+      </w:r>
       <w:r>
         <w:rPr>
           <w:lang w:val="es_ES" w:bidi="es_ES"/>
@@ -7593,180 +6141,120 @@
         </w:rPr>
         <w:t>"cota de fe... esperanza de salud por yelmo" (</w:t>
       </w:r>
-      <w:hyperlink r:id="rId225">
-        <w:r>
-          <w:rPr>
-            <w:lang w:val="es_ES" w:bidi="es_ES"/>
-          </w:rPr>
-          <w:rPr>
-            <w:color w:val="0000EE"/>
-            <w:u w:val="single"/>
-          </w:rPr>
-          <w:t>Is 59:17,</w:t>
-        </w:r>
-      </w:hyperlink>
-      <w:r>
-        <w:rPr>
-          <w:lang w:val="es_ES" w:bidi="es_ES"/>
-        </w:rPr>
-        <w:t xml:space="preserve"> </w:t>
-      </w:r>
-      <w:hyperlink r:id="rId226">
-        <w:r>
-          <w:rPr>
-            <w:lang w:val="es_ES" w:bidi="es_ES"/>
-          </w:rPr>
-          <w:rPr>
-            <w:color w:val="0000EE"/>
-            <w:u w:val="single"/>
-          </w:rPr>
-          <w:t>Ef 6:11–17</w:t>
-        </w:r>
-      </w:hyperlink>
+      <w:r>
+        <w:rPr>
+          <w:lang w:val="es_ES" w:bidi="es_ES"/>
+        </w:rPr>
+        <w:t>Is 59:17,</w:t>
+      </w:r>
+      <w:r>
+        <w:rPr>
+          <w:lang w:val="es_ES" w:bidi="es_ES"/>
+        </w:rPr>
+        <w:t xml:space="preserve"> </w:t>
+      </w:r>
+      <w:r>
+        <w:rPr>
+          <w:lang w:val="es_ES" w:bidi="es_ES"/>
+        </w:rPr>
+        <w:t>Ef 6:11–17</w:t>
+      </w:r>
       <w:r>
         <w:rPr>
           <w:lang w:val="es_ES" w:bidi="es_ES"/>
         </w:rPr>
         <w:t>): el armamento representa la vida moral (</w:t>
       </w:r>
-      <w:hyperlink r:id="rId216">
-        <w:r>
-          <w:rPr>
-            <w:lang w:val="es_ES" w:bidi="es_ES"/>
-          </w:rPr>
-          <w:rPr>
-            <w:color w:val="0000EE"/>
-            <w:u w:val="single"/>
-          </w:rPr>
-          <w:t>Ro 13:12;</w:t>
-        </w:r>
-      </w:hyperlink>
-      <w:r>
-        <w:rPr>
-          <w:lang w:val="es_ES" w:bidi="es_ES"/>
-        </w:rPr>
-        <w:t xml:space="preserve"> </w:t>
-      </w:r>
-      <w:hyperlink r:id="rId227">
-        <w:r>
-          <w:rPr>
-            <w:lang w:val="es_ES" w:bidi="es_ES"/>
-          </w:rPr>
-          <w:rPr>
-            <w:color w:val="0000EE"/>
-            <w:u w:val="single"/>
-          </w:rPr>
-          <w:t>2 Co 6:7,</w:t>
-        </w:r>
-      </w:hyperlink>
-      <w:r>
-        <w:rPr>
-          <w:lang w:val="es_ES" w:bidi="es_ES"/>
-        </w:rPr>
-        <w:t xml:space="preserve"> </w:t>
-      </w:r>
-      <w:hyperlink r:id="rId228">
-        <w:r>
-          <w:rPr>
-            <w:lang w:val="es_ES" w:bidi="es_ES"/>
-          </w:rPr>
-          <w:rPr>
-            <w:color w:val="0000EE"/>
-            <w:u w:val="single"/>
-          </w:rPr>
-          <w:t>10:3–5;</w:t>
-        </w:r>
-      </w:hyperlink>
-      <w:r>
-        <w:rPr>
-          <w:lang w:val="es_ES" w:bidi="es_ES"/>
-        </w:rPr>
-        <w:t xml:space="preserve"> </w:t>
-      </w:r>
-      <w:hyperlink r:id="rId229">
-        <w:r>
-          <w:rPr>
-            <w:lang w:val="es_ES" w:bidi="es_ES"/>
-          </w:rPr>
-          <w:rPr>
-            <w:color w:val="0000EE"/>
-            <w:u w:val="single"/>
-          </w:rPr>
-          <w:t>2 Tm 2:3–4</w:t>
-        </w:r>
-      </w:hyperlink>
+      <w:r>
+        <w:rPr>
+          <w:lang w:val="es_ES" w:bidi="es_ES"/>
+        </w:rPr>
+        <w:t>Ro 13:12;</w:t>
+      </w:r>
+      <w:r>
+        <w:rPr>
+          <w:lang w:val="es_ES" w:bidi="es_ES"/>
+        </w:rPr>
+        <w:t xml:space="preserve"> </w:t>
+      </w:r>
+      <w:r>
+        <w:rPr>
+          <w:lang w:val="es_ES" w:bidi="es_ES"/>
+        </w:rPr>
+        <w:t>2 Co 6:7,</w:t>
+      </w:r>
+      <w:r>
+        <w:rPr>
+          <w:lang w:val="es_ES" w:bidi="es_ES"/>
+        </w:rPr>
+        <w:t xml:space="preserve"> </w:t>
+      </w:r>
+      <w:r>
+        <w:rPr>
+          <w:lang w:val="es_ES" w:bidi="es_ES"/>
+        </w:rPr>
+        <w:t>10:3–5;</w:t>
+      </w:r>
+      <w:r>
+        <w:rPr>
+          <w:lang w:val="es_ES" w:bidi="es_ES"/>
+        </w:rPr>
+        <w:t xml:space="preserve"> </w:t>
+      </w:r>
+      <w:r>
+        <w:rPr>
+          <w:lang w:val="es_ES" w:bidi="es_ES"/>
+        </w:rPr>
+        <w:t>2 Tm 2:3–4</w:t>
+      </w:r>
       <w:r>
         <w:rPr>
           <w:lang w:val="es_ES" w:bidi="es_ES"/>
         </w:rPr>
         <w:t xml:space="preserve">). El soldado cristiano está equipado con las virtudes de fe, amor y confianza (ver </w:t>
       </w:r>
-      <w:hyperlink r:id="rId230">
-        <w:r>
-          <w:rPr>
-            <w:lang w:val="es_ES" w:bidi="es_ES"/>
-          </w:rPr>
-          <w:rPr>
-            <w:color w:val="0000EE"/>
-            <w:u w:val="single"/>
-          </w:rPr>
-          <w:t>1 Ts 1:3,</w:t>
-        </w:r>
-      </w:hyperlink>
-      <w:r>
-        <w:rPr>
-          <w:lang w:val="es_ES" w:bidi="es_ES"/>
-        </w:rPr>
-        <w:t xml:space="preserve"> </w:t>
-      </w:r>
-      <w:hyperlink r:id="rId21">
-        <w:r>
-          <w:rPr>
-            <w:lang w:val="es_ES" w:bidi="es_ES"/>
-          </w:rPr>
-          <w:rPr>
-            <w:color w:val="0000EE"/>
-            <w:u w:val="single"/>
-          </w:rPr>
-          <w:t>3:6;</w:t>
-        </w:r>
-      </w:hyperlink>
-      <w:r>
-        <w:rPr>
-          <w:lang w:val="es_ES" w:bidi="es_ES"/>
-        </w:rPr>
-        <w:t xml:space="preserve"> </w:t>
-      </w:r>
-      <w:hyperlink r:id="rId231">
-        <w:r>
-          <w:rPr>
-            <w:lang w:val="es_ES" w:bidi="es_ES"/>
-          </w:rPr>
-          <w:rPr>
-            <w:color w:val="0000EE"/>
-            <w:u w:val="single"/>
-          </w:rPr>
-          <w:t>1 Co 13:13;</w:t>
-        </w:r>
-      </w:hyperlink>
-      <w:r>
-        <w:rPr>
-          <w:lang w:val="es_ES" w:bidi="es_ES"/>
-        </w:rPr>
-        <w:t xml:space="preserve"> </w:t>
-      </w:r>
-      <w:hyperlink r:id="rId23">
-        <w:r>
-          <w:rPr>
-            <w:lang w:val="es_ES" w:bidi="es_ES"/>
-          </w:rPr>
-          <w:rPr>
-            <w:color w:val="0000EE"/>
-            <w:u w:val="single"/>
-          </w:rPr>
-          <w:t>2 Ts 1:3–4</w:t>
-        </w:r>
-      </w:hyperlink>
+      <w:r>
+        <w:rPr>
+          <w:lang w:val="es_ES" w:bidi="es_ES"/>
+        </w:rPr>
+        <w:t>1 Ts 1:3,</w:t>
+      </w:r>
+      <w:r>
+        <w:rPr>
+          <w:lang w:val="es_ES" w:bidi="es_ES"/>
+        </w:rPr>
+        <w:t xml:space="preserve"> </w:t>
+      </w:r>
+      <w:r>
+        <w:rPr>
+          <w:lang w:val="es_ES" w:bidi="es_ES"/>
+        </w:rPr>
+        <w:t>3:6;</w:t>
+      </w:r>
+      <w:r>
+        <w:rPr>
+          <w:lang w:val="es_ES" w:bidi="es_ES"/>
+        </w:rPr>
+        <w:t xml:space="preserve"> </w:t>
+      </w:r>
+      <w:r>
+        <w:rPr>
+          <w:lang w:val="es_ES" w:bidi="es_ES"/>
+        </w:rPr>
+        <w:t>1 Co 13:13;</w:t>
+      </w:r>
+      <w:r>
+        <w:rPr>
+          <w:lang w:val="es_ES" w:bidi="es_ES"/>
+        </w:rPr>
+        <w:t xml:space="preserve"> </w:t>
+      </w:r>
+      <w:r>
+        <w:rPr>
+          <w:lang w:val="es_ES" w:bidi="es_ES"/>
+        </w:rPr>
+        <w:t>2 Ts 1:3–4</w:t>
+      </w:r>
       <w:r>
         <w:rPr>
           <w:lang w:val="es_ES" w:bidi="es_ES"/>
@@ -7821,126 +6309,84 @@
         </w:rPr>
         <w:t>La ira de Dios (</w:t>
       </w:r>
-      <w:hyperlink r:id="rId232">
-        <w:r>
-          <w:rPr>
-            <w:lang w:val="es_ES" w:bidi="es_ES"/>
-          </w:rPr>
-          <w:rPr>
-            <w:color w:val="0000EE"/>
-            <w:u w:val="single"/>
-          </w:rPr>
-          <w:t>1:10,</w:t>
-        </w:r>
-      </w:hyperlink>
-      <w:r>
-        <w:rPr>
-          <w:lang w:val="es_ES" w:bidi="es_ES"/>
-        </w:rPr>
-        <w:t xml:space="preserve"> </w:t>
-      </w:r>
-      <w:hyperlink r:id="rId233">
-        <w:r>
-          <w:rPr>
-            <w:lang w:val="es_ES" w:bidi="es_ES"/>
-          </w:rPr>
-          <w:rPr>
-            <w:color w:val="0000EE"/>
-            <w:u w:val="single"/>
-          </w:rPr>
-          <w:t>2:16;</w:t>
-        </w:r>
-      </w:hyperlink>
-      <w:r>
-        <w:rPr>
-          <w:lang w:val="es_ES" w:bidi="es_ES"/>
-        </w:rPr>
-        <w:t xml:space="preserve"> </w:t>
-      </w:r>
-      <w:hyperlink r:id="rId234">
-        <w:r>
-          <w:rPr>
-            <w:lang w:val="es_ES" w:bidi="es_ES"/>
-          </w:rPr>
-          <w:rPr>
-            <w:color w:val="0000EE"/>
-            <w:u w:val="single"/>
-          </w:rPr>
-          <w:t>Ro 5:9;11111</w:t>
-        </w:r>
-      </w:hyperlink>
+      <w:r>
+        <w:rPr>
+          <w:lang w:val="es_ES" w:bidi="es_ES"/>
+        </w:rPr>
+        <w:t>1:10,</w:t>
+      </w:r>
+      <w:r>
+        <w:rPr>
+          <w:lang w:val="es_ES" w:bidi="es_ES"/>
+        </w:rPr>
+        <w:t xml:space="preserve"> </w:t>
+      </w:r>
+      <w:r>
+        <w:rPr>
+          <w:lang w:val="es_ES" w:bidi="es_ES"/>
+        </w:rPr>
+        <w:t>2:16;</w:t>
+      </w:r>
+      <w:r>
+        <w:rPr>
+          <w:lang w:val="es_ES" w:bidi="es_ES"/>
+        </w:rPr>
+        <w:t xml:space="preserve"> </w:t>
+      </w:r>
+      <w:r>
+        <w:rPr>
+          <w:lang w:val="es_ES" w:bidi="es_ES"/>
+        </w:rPr>
+        <w:t>Ro 5:9;11111</w:t>
+      </w:r>
       <w:r>
         <w:rPr>
           <w:lang w:val="es_ES" w:bidi="es_ES"/>
         </w:rPr>
         <w:t xml:space="preserve"> cp. </w:t>
       </w:r>
-      <w:hyperlink r:id="rId46">
-        <w:r>
-          <w:rPr>
-            <w:lang w:val="es_ES" w:bidi="es_ES"/>
-          </w:rPr>
-          <w:rPr>
-            <w:color w:val="0000EE"/>
-            <w:u w:val="single"/>
-          </w:rPr>
-          <w:t>2 Ts 1:6–10,</w:t>
-        </w:r>
-      </w:hyperlink>
-      <w:r>
-        <w:rPr>
-          <w:lang w:val="es_ES" w:bidi="es_ES"/>
-        </w:rPr>
-        <w:t xml:space="preserve"> </w:t>
-      </w:r>
-      <w:hyperlink r:id="rId235">
-        <w:r>
-          <w:rPr>
-            <w:lang w:val="es_ES" w:bidi="es_ES"/>
-          </w:rPr>
-          <w:rPr>
-            <w:color w:val="0000EE"/>
-            <w:u w:val="single"/>
-          </w:rPr>
-          <w:t>2:8</w:t>
-        </w:r>
-      </w:hyperlink>
+      <w:r>
+        <w:rPr>
+          <w:lang w:val="es_ES" w:bidi="es_ES"/>
+        </w:rPr>
+        <w:t>2 Ts 1:6–10,</w:t>
+      </w:r>
+      <w:r>
+        <w:rPr>
+          <w:lang w:val="es_ES" w:bidi="es_ES"/>
+        </w:rPr>
+        <w:t xml:space="preserve"> </w:t>
+      </w:r>
+      <w:r>
+        <w:rPr>
+          <w:lang w:val="es_ES" w:bidi="es_ES"/>
+        </w:rPr>
+        <w:t>2:8</w:t>
+      </w:r>
       <w:r>
         <w:rPr>
           <w:lang w:val="es_ES" w:bidi="es_ES"/>
         </w:rPr>
         <w:t>) representa la ejecución de su juicio contra el mal. Sin embargo, Dios ha destinado a los creyentes para la salvación, no para la ira (</w:t>
       </w:r>
-      <w:hyperlink r:id="rId24">
-        <w:r>
-          <w:rPr>
-            <w:lang w:val="es_ES" w:bidi="es_ES"/>
-          </w:rPr>
-          <w:rPr>
-            <w:color w:val="0000EE"/>
-            <w:u w:val="single"/>
-          </w:rPr>
-          <w:t>2 Ts 2:13–14</w:t>
-        </w:r>
-      </w:hyperlink>
+      <w:r>
+        <w:rPr>
+          <w:lang w:val="es_ES" w:bidi="es_ES"/>
+        </w:rPr>
+        <w:t>2 Ts 2:13–14</w:t>
+      </w:r>
       <w:r>
         <w:rPr>
           <w:lang w:val="es_ES" w:bidi="es_ES"/>
         </w:rPr>
         <w:t>), y ellos escaparán de los terrores del día del Señor (</w:t>
       </w:r>
-      <w:hyperlink r:id="rId236">
-        <w:r>
-          <w:rPr>
-            <w:lang w:val="es_ES" w:bidi="es_ES"/>
-          </w:rPr>
-          <w:rPr>
-            <w:color w:val="0000EE"/>
-            <w:u w:val="single"/>
-          </w:rPr>
-          <w:t>1 Ts 5:1–3</w:t>
-        </w:r>
-      </w:hyperlink>
+      <w:r>
+        <w:rPr>
+          <w:lang w:val="es_ES" w:bidi="es_ES"/>
+        </w:rPr>
+        <w:t>1 Ts 5:1–3</w:t>
+      </w:r>
       <w:r>
         <w:rPr>
           <w:lang w:val="es_ES" w:bidi="es_ES"/>
@@ -7995,54 +6441,36 @@
         </w:rPr>
         <w:t>La promesa de que los creyentes vivirán con él para siempre se fundamenta en la resurrección de Cristo (</w:t>
       </w:r>
-      <w:hyperlink r:id="rId39">
-        <w:r>
-          <w:rPr>
-            <w:lang w:val="es_ES" w:bidi="es_ES"/>
-          </w:rPr>
-          <w:rPr>
-            <w:color w:val="0000EE"/>
-            <w:u w:val="single"/>
-          </w:rPr>
-          <w:t>4:14</w:t>
-        </w:r>
-      </w:hyperlink>
+      <w:r>
+        <w:rPr>
+          <w:lang w:val="es_ES" w:bidi="es_ES"/>
+        </w:rPr>
+        <w:t>4:14</w:t>
+      </w:r>
       <w:r>
         <w:rPr>
           <w:lang w:val="es_ES" w:bidi="es_ES"/>
         </w:rPr>
         <w:t>). • "ó que velemos, ó que durmamos" (vivos o muertos): se refiere a los creyentes que están vivos y a los que han fallecido (</w:t>
       </w:r>
-      <w:hyperlink r:id="rId237">
-        <w:r>
-          <w:rPr>
-            <w:lang w:val="es_ES" w:bidi="es_ES"/>
-          </w:rPr>
-          <w:rPr>
-            <w:color w:val="0000EE"/>
-            <w:u w:val="single"/>
-          </w:rPr>
-          <w:t>4:13–15</w:t>
-        </w:r>
-      </w:hyperlink>
+      <w:r>
+        <w:rPr>
+          <w:lang w:val="es_ES" w:bidi="es_ES"/>
+        </w:rPr>
+        <w:t>4:13–15</w:t>
+      </w:r>
       <w:r>
         <w:rPr>
           <w:lang w:val="es_ES" w:bidi="es_ES"/>
         </w:rPr>
         <w:t xml:space="preserve">), en lugar de referirse a la condición moral de las personas (como en </w:t>
       </w:r>
-      <w:hyperlink r:id="rId238">
-        <w:r>
-          <w:rPr>
-            <w:lang w:val="es_ES" w:bidi="es_ES"/>
-          </w:rPr>
-          <w:rPr>
-            <w:color w:val="0000EE"/>
-            <w:u w:val="single"/>
-          </w:rPr>
-          <w:t>5:6–7</w:t>
-        </w:r>
-      </w:hyperlink>
+      <w:r>
+        <w:rPr>
+          <w:lang w:val="es_ES" w:bidi="es_ES"/>
+        </w:rPr>
+        <w:t>5:6–7</w:t>
+      </w:r>
       <w:r>
         <w:rPr>
           <w:lang w:val="es_ES" w:bidi="es_ES"/>
@@ -8097,18 +6525,12 @@
         </w:rPr>
         <w:t xml:space="preserve">Pablo desea que los tesalonicenses utilicen la instrucción sobre el fin de los tiempos para animarse y edificarse mutuamente (ver </w:t>
       </w:r>
-      <w:hyperlink r:id="rId239">
-        <w:r>
-          <w:rPr>
-            <w:lang w:val="es_ES" w:bidi="es_ES"/>
-          </w:rPr>
-          <w:rPr>
-            <w:color w:val="0000EE"/>
-            <w:u w:val="single"/>
-          </w:rPr>
-          <w:t>4:18</w:t>
-        </w:r>
-      </w:hyperlink>
+      <w:r>
+        <w:rPr>
+          <w:lang w:val="es_ES" w:bidi="es_ES"/>
+        </w:rPr>
+        <w:t>4:18</w:t>
+      </w:r>
       <w:r>
         <w:rPr>
           <w:lang w:val="es_ES" w:bidi="es_ES"/>
@@ -8163,174 +6585,114 @@
         </w:rPr>
         <w:t>"reconozcáis" (o honren): esto puede ser un llamado tanto a honrar a los líderes de la iglesia como a reconocer a los líderes emergentes en la iglesia (</w:t>
       </w:r>
-      <w:hyperlink r:id="rId240">
-        <w:r>
-          <w:rPr>
-            <w:lang w:val="es_ES" w:bidi="es_ES"/>
-          </w:rPr>
-          <w:rPr>
-            <w:color w:val="0000EE"/>
-            <w:u w:val="single"/>
-          </w:rPr>
-          <w:t>1 Co 16:15–16</w:t>
-        </w:r>
-      </w:hyperlink>
+      <w:r>
+        <w:rPr>
+          <w:lang w:val="es_ES" w:bidi="es_ES"/>
+        </w:rPr>
+        <w:t>1 Co 16:15–16</w:t>
+      </w:r>
       <w:r>
         <w:rPr>
           <w:lang w:val="es_ES" w:bidi="es_ES"/>
         </w:rPr>
         <w:t>). Los verdaderos líderes trabajan arduamente (</w:t>
       </w:r>
-      <w:hyperlink r:id="rId241">
-        <w:r>
-          <w:rPr>
-            <w:lang w:val="es_ES" w:bidi="es_ES"/>
-          </w:rPr>
-          <w:rPr>
-            <w:color w:val="0000EE"/>
-            <w:u w:val="single"/>
-          </w:rPr>
-          <w:t>1 Tm 4:10,</w:t>
-        </w:r>
-      </w:hyperlink>
-      <w:r>
-        <w:rPr>
-          <w:lang w:val="es_ES" w:bidi="es_ES"/>
-        </w:rPr>
-        <w:t xml:space="preserve"> </w:t>
-      </w:r>
-      <w:hyperlink r:id="rId242">
-        <w:r>
-          <w:rPr>
-            <w:lang w:val="es_ES" w:bidi="es_ES"/>
-          </w:rPr>
-          <w:rPr>
-            <w:color w:val="0000EE"/>
-            <w:u w:val="single"/>
-          </w:rPr>
-          <w:t>5:17</w:t>
-        </w:r>
-      </w:hyperlink>
+      <w:r>
+        <w:rPr>
+          <w:lang w:val="es_ES" w:bidi="es_ES"/>
+        </w:rPr>
+        <w:t>1 Tm 4:10,</w:t>
+      </w:r>
+      <w:r>
+        <w:rPr>
+          <w:lang w:val="es_ES" w:bidi="es_ES"/>
+        </w:rPr>
+        <w:t xml:space="preserve"> </w:t>
+      </w:r>
+      <w:r>
+        <w:rPr>
+          <w:lang w:val="es_ES" w:bidi="es_ES"/>
+        </w:rPr>
+        <w:t>5:17</w:t>
+      </w:r>
       <w:r>
         <w:rPr>
           <w:lang w:val="es_ES" w:bidi="es_ES"/>
         </w:rPr>
         <w:t>) y gobiernan para servir (</w:t>
       </w:r>
-      <w:hyperlink r:id="rId57">
-        <w:r>
-          <w:rPr>
-            <w:lang w:val="es_ES" w:bidi="es_ES"/>
-          </w:rPr>
-          <w:rPr>
-            <w:color w:val="0000EE"/>
-            <w:u w:val="single"/>
-          </w:rPr>
-          <w:t>Mt 20:25–28</w:t>
-        </w:r>
-      </w:hyperlink>
+      <w:r>
+        <w:rPr>
+          <w:lang w:val="es_ES" w:bidi="es_ES"/>
+        </w:rPr>
+        <w:t>Mt 20:25–28</w:t>
+      </w:r>
       <w:r>
         <w:rPr>
           <w:lang w:val="es_ES" w:bidi="es_ES"/>
         </w:rPr>
         <w:t>). Ellos presiden, además de ayudar y proteger a la iglesia (</w:t>
       </w:r>
-      <w:hyperlink r:id="rId243">
-        <w:r>
-          <w:rPr>
-            <w:lang w:val="es_ES" w:bidi="es_ES"/>
-          </w:rPr>
-          <w:rPr>
-            <w:color w:val="0000EE"/>
-            <w:u w:val="single"/>
-          </w:rPr>
-          <w:t>Ro 16:1–2,</w:t>
-        </w:r>
-      </w:hyperlink>
-      <w:r>
-        <w:rPr>
-          <w:lang w:val="es_ES" w:bidi="es_ES"/>
-        </w:rPr>
-        <w:t xml:space="preserve"> </w:t>
-      </w:r>
-      <w:hyperlink r:id="rId244">
-        <w:r>
-          <w:rPr>
-            <w:lang w:val="es_ES" w:bidi="es_ES"/>
-          </w:rPr>
-          <w:rPr>
-            <w:color w:val="0000EE"/>
-            <w:u w:val="single"/>
-          </w:rPr>
-          <w:t>1 Tm 3:4–5,</w:t>
-        </w:r>
-      </w:hyperlink>
-      <w:hyperlink r:id="rId245">
-        <w:r>
-          <w:rPr>
-            <w:lang w:val="es_ES" w:bidi="es_ES"/>
-          </w:rPr>
-          <w:rPr>
-            <w:color w:val="0000EE"/>
-            <w:u w:val="single"/>
-          </w:rPr>
-          <w:t>12</w:t>
-        </w:r>
-      </w:hyperlink>
+      <w:r>
+        <w:rPr>
+          <w:lang w:val="es_ES" w:bidi="es_ES"/>
+        </w:rPr>
+        <w:t>Ro 16:1–2,</w:t>
+      </w:r>
+      <w:r>
+        <w:rPr>
+          <w:lang w:val="es_ES" w:bidi="es_ES"/>
+        </w:rPr>
+        <w:t xml:space="preserve"> </w:t>
+      </w:r>
+      <w:r>
+        <w:rPr>
+          <w:lang w:val="es_ES" w:bidi="es_ES"/>
+        </w:rPr>
+        <w:t>1 Tm 3:4–5,</w:t>
+      </w:r>
+      <w:r>
+        <w:rPr>
+          <w:lang w:val="es_ES" w:bidi="es_ES"/>
+        </w:rPr>
+        <w:t>12</w:t>
+      </w:r>
       <w:r>
         <w:rPr>
           <w:lang w:val="es_ES" w:bidi="es_ES"/>
         </w:rPr>
         <w:t>). • "y os amonestan": los líderes corrigen tanto errores morales como doctrinales (</w:t>
       </w:r>
-      <w:hyperlink r:id="rId246">
-        <w:r>
-          <w:rPr>
-            <w:lang w:val="es_ES" w:bidi="es_ES"/>
-          </w:rPr>
-          <w:rPr>
-            <w:color w:val="0000EE"/>
-            <w:u w:val="single"/>
-          </w:rPr>
-          <w:t>Hc 20:31,</w:t>
-        </w:r>
-      </w:hyperlink>
-      <w:r>
-        <w:rPr>
-          <w:lang w:val="es_ES" w:bidi="es_ES"/>
-        </w:rPr>
-        <w:t xml:space="preserve"> </w:t>
-      </w:r>
-      <w:hyperlink r:id="rId247">
-        <w:r>
-          <w:rPr>
-            <w:lang w:val="es_ES" w:bidi="es_ES"/>
-          </w:rPr>
-          <w:rPr>
-            <w:color w:val="0000EE"/>
-            <w:u w:val="single"/>
-          </w:rPr>
-          <w:t>1 Co 4:14,</w:t>
-        </w:r>
-      </w:hyperlink>
-      <w:r>
-        <w:rPr>
-          <w:lang w:val="es_ES" w:bidi="es_ES"/>
-        </w:rPr>
-        <w:t xml:space="preserve"> </w:t>
-      </w:r>
-      <w:hyperlink r:id="rId248">
-        <w:r>
-          <w:rPr>
-            <w:lang w:val="es_ES" w:bidi="es_ES"/>
-          </w:rPr>
-          <w:rPr>
-            <w:color w:val="0000EE"/>
-            <w:u w:val="single"/>
-          </w:rPr>
-          <w:t>Col 1:28</w:t>
-        </w:r>
-      </w:hyperlink>
+      <w:r>
+        <w:rPr>
+          <w:lang w:val="es_ES" w:bidi="es_ES"/>
+        </w:rPr>
+        <w:t>Hc 20:31,</w:t>
+      </w:r>
+      <w:r>
+        <w:rPr>
+          <w:lang w:val="es_ES" w:bidi="es_ES"/>
+        </w:rPr>
+        <w:t xml:space="preserve"> </w:t>
+      </w:r>
+      <w:r>
+        <w:rPr>
+          <w:lang w:val="es_ES" w:bidi="es_ES"/>
+        </w:rPr>
+        <w:t>1 Co 4:14,</w:t>
+      </w:r>
+      <w:r>
+        <w:rPr>
+          <w:lang w:val="es_ES" w:bidi="es_ES"/>
+        </w:rPr>
+        <w:t xml:space="preserve"> </w:t>
+      </w:r>
+      <w:r>
+        <w:rPr>
+          <w:lang w:val="es_ES" w:bidi="es_ES"/>
+        </w:rPr>
+        <w:t>Col 1:28</w:t>
+      </w:r>
       <w:r>
         <w:rPr>
           <w:lang w:val="es_ES" w:bidi="es_ES"/>
@@ -8385,18 +6747,12 @@
         </w:rPr>
         <w:t>Los líderes debían recibir honor y amor no por su alta posición, sino por su trabajo. • "Tened paz los unos con los otro": La enseñanza sobre la comunidad, la paz y la armonía era un tema común en la instrucción moral antigua. La armonía entre creyentes y líderes era especialmente importante debido a la persecución que sufría la iglesia (</w:t>
       </w:r>
-      <w:hyperlink r:id="rId27">
-        <w:r>
-          <w:rPr>
-            <w:lang w:val="es_ES" w:bidi="es_ES"/>
-          </w:rPr>
-          <w:rPr>
-            <w:color w:val="0000EE"/>
-            <w:u w:val="single"/>
-          </w:rPr>
-          <w:t>2:14</w:t>
-        </w:r>
-      </w:hyperlink>
+      <w:r>
+        <w:rPr>
+          <w:lang w:val="es_ES" w:bidi="es_ES"/>
+        </w:rPr>
+        <w:t>2:14</w:t>
+      </w:r>
       <w:r>
         <w:rPr>
           <w:lang w:val="es_ES" w:bidi="es_ES"/>
@@ -8451,90 +6807,60 @@
         </w:rPr>
         <w:t>La responsabilidad del progreso moral de la congregación no recae únicamente en los líderes (</w:t>
       </w:r>
-      <w:hyperlink r:id="rId239">
-        <w:r>
-          <w:rPr>
-            <w:lang w:val="es_ES" w:bidi="es_ES"/>
-          </w:rPr>
-          <w:rPr>
-            <w:color w:val="0000EE"/>
-            <w:u w:val="single"/>
-          </w:rPr>
-          <w:t>4:18,</w:t>
-        </w:r>
-      </w:hyperlink>
-      <w:r>
-        <w:rPr>
-          <w:lang w:val="es_ES" w:bidi="es_ES"/>
-        </w:rPr>
-        <w:t xml:space="preserve"> </w:t>
-      </w:r>
-      <w:hyperlink r:id="rId249">
-        <w:r>
-          <w:rPr>
-            <w:lang w:val="es_ES" w:bidi="es_ES"/>
-          </w:rPr>
-          <w:rPr>
-            <w:color w:val="0000EE"/>
-            <w:u w:val="single"/>
-          </w:rPr>
-          <w:t>5:11</w:t>
-        </w:r>
-      </w:hyperlink>
+      <w:r>
+        <w:rPr>
+          <w:lang w:val="es_ES" w:bidi="es_ES"/>
+        </w:rPr>
+        <w:t>4:18,</w:t>
+      </w:r>
+      <w:r>
+        <w:rPr>
+          <w:lang w:val="es_ES" w:bidi="es_ES"/>
+        </w:rPr>
+        <w:t xml:space="preserve"> </w:t>
+      </w:r>
+      <w:r>
+        <w:rPr>
+          <w:lang w:val="es_ES" w:bidi="es_ES"/>
+        </w:rPr>
+        <w:t>5:11</w:t>
+      </w:r>
       <w:r>
         <w:rPr>
           <w:lang w:val="es_ES" w:bidi="es_ES"/>
         </w:rPr>
         <w:t xml:space="preserve">). Pablo solicitó a la iglesia a advertir a aquellos que son perezosos, es decir, aquellos que eran “desordenados” y que no vivían según las instrucciones de los apóstoles (ver </w:t>
       </w:r>
-      <w:hyperlink r:id="rId250">
-        <w:r>
-          <w:rPr>
-            <w:lang w:val="es_ES" w:bidi="es_ES"/>
-          </w:rPr>
-          <w:rPr>
-            <w:color w:val="0000EE"/>
-            <w:u w:val="single"/>
-          </w:rPr>
-          <w:t>2 Ts 3:6–15</w:t>
-        </w:r>
-      </w:hyperlink>
+      <w:r>
+        <w:rPr>
+          <w:lang w:val="es_ES" w:bidi="es_ES"/>
+        </w:rPr>
+        <w:t>2 Ts 3:6–15</w:t>
+      </w:r>
       <w:r>
         <w:rPr>
           <w:lang w:val="es_ES" w:bidi="es_ES"/>
         </w:rPr>
         <w:t>). • "consoléis á los de poco ánimo, que soportéis á los flacos, que seáis sufridos para con todos": la sociedad griega denigraba a los débiles. • En lugar de irritarse, los creyentes deben ser pacientes en sus relaciones (</w:t>
       </w:r>
-      <w:hyperlink r:id="rId251">
-        <w:r>
-          <w:rPr>
-            <w:lang w:val="es_ES" w:bidi="es_ES"/>
-          </w:rPr>
-          <w:rPr>
-            <w:color w:val="0000EE"/>
-            <w:u w:val="single"/>
-          </w:rPr>
-          <w:t>Ga 5:23,</w:t>
-        </w:r>
-      </w:hyperlink>
-      <w:r>
-        <w:rPr>
-          <w:lang w:val="es_ES" w:bidi="es_ES"/>
-        </w:rPr>
-        <w:t xml:space="preserve"> </w:t>
-      </w:r>
-      <w:hyperlink r:id="rId252">
-        <w:r>
-          <w:rPr>
-            <w:lang w:val="es_ES" w:bidi="es_ES"/>
-          </w:rPr>
-          <w:rPr>
-            <w:color w:val="0000EE"/>
-            <w:u w:val="single"/>
-          </w:rPr>
-          <w:t>Ef 4:2</w:t>
-        </w:r>
-      </w:hyperlink>
+      <w:r>
+        <w:rPr>
+          <w:lang w:val="es_ES" w:bidi="es_ES"/>
+        </w:rPr>
+        <w:t>Ga 5:23,</w:t>
+      </w:r>
+      <w:r>
+        <w:rPr>
+          <w:lang w:val="es_ES" w:bidi="es_ES"/>
+        </w:rPr>
+        <w:t xml:space="preserve"> </w:t>
+      </w:r>
+      <w:r>
+        <w:rPr>
+          <w:lang w:val="es_ES" w:bidi="es_ES"/>
+        </w:rPr>
+        <w:t>Ef 4:2</w:t>
+      </w:r>
       <w:r>
         <w:rPr>
           <w:lang w:val="es_ES" w:bidi="es_ES"/>
@@ -8589,126 +6915,84 @@
         </w:rPr>
         <w:t>Jesús y los apóstoles advirtieron contra las represalias (</w:t>
       </w:r>
-      <w:hyperlink r:id="rId253">
-        <w:r>
-          <w:rPr>
-            <w:lang w:val="es_ES" w:bidi="es_ES"/>
-          </w:rPr>
-          <w:rPr>
-            <w:color w:val="0000EE"/>
-            <w:u w:val="single"/>
-          </w:rPr>
-          <w:t>Mt 5:38–48,</w:t>
-        </w:r>
-      </w:hyperlink>
-      <w:r>
-        <w:rPr>
-          <w:lang w:val="es_ES" w:bidi="es_ES"/>
-        </w:rPr>
-        <w:t xml:space="preserve"> </w:t>
-      </w:r>
-      <w:hyperlink r:id="rId254">
-        <w:r>
-          <w:rPr>
-            <w:lang w:val="es_ES" w:bidi="es_ES"/>
-          </w:rPr>
-          <w:rPr>
-            <w:color w:val="0000EE"/>
-            <w:u w:val="single"/>
-          </w:rPr>
-          <w:t>Lc 6:27–36,</w:t>
-        </w:r>
-      </w:hyperlink>
-      <w:r>
-        <w:rPr>
-          <w:lang w:val="es_ES" w:bidi="es_ES"/>
-        </w:rPr>
-        <w:t xml:space="preserve"> </w:t>
-      </w:r>
-      <w:hyperlink r:id="rId255">
-        <w:r>
-          <w:rPr>
-            <w:lang w:val="es_ES" w:bidi="es_ES"/>
-          </w:rPr>
-          <w:rPr>
-            <w:color w:val="0000EE"/>
-            <w:u w:val="single"/>
-          </w:rPr>
-          <w:t>Ro 12:17–21,</w:t>
-        </w:r>
-      </w:hyperlink>
-      <w:r>
-        <w:rPr>
-          <w:lang w:val="es_ES" w:bidi="es_ES"/>
-        </w:rPr>
-        <w:t xml:space="preserve"> </w:t>
-      </w:r>
-      <w:hyperlink r:id="rId256">
-        <w:r>
-          <w:rPr>
-            <w:lang w:val="es_ES" w:bidi="es_ES"/>
-          </w:rPr>
-          <w:rPr>
-            <w:color w:val="0000EE"/>
-            <w:u w:val="single"/>
-          </w:rPr>
-          <w:t>1 Pe 3:9</w:t>
-        </w:r>
-      </w:hyperlink>
+      <w:r>
+        <w:rPr>
+          <w:lang w:val="es_ES" w:bidi="es_ES"/>
+        </w:rPr>
+        <w:t>Mt 5:38–48,</w:t>
+      </w:r>
+      <w:r>
+        <w:rPr>
+          <w:lang w:val="es_ES" w:bidi="es_ES"/>
+        </w:rPr>
+        <w:t xml:space="preserve"> </w:t>
+      </w:r>
+      <w:r>
+        <w:rPr>
+          <w:lang w:val="es_ES" w:bidi="es_ES"/>
+        </w:rPr>
+        <w:t>Lc 6:27–36,</w:t>
+      </w:r>
+      <w:r>
+        <w:rPr>
+          <w:lang w:val="es_ES" w:bidi="es_ES"/>
+        </w:rPr>
+        <w:t xml:space="preserve"> </w:t>
+      </w:r>
+      <w:r>
+        <w:rPr>
+          <w:lang w:val="es_ES" w:bidi="es_ES"/>
+        </w:rPr>
+        <w:t>Ro 12:17–21,</w:t>
+      </w:r>
+      <w:r>
+        <w:rPr>
+          <w:lang w:val="es_ES" w:bidi="es_ES"/>
+        </w:rPr>
+        <w:t xml:space="preserve"> </w:t>
+      </w:r>
+      <w:r>
+        <w:rPr>
+          <w:lang w:val="es_ES" w:bidi="es_ES"/>
+        </w:rPr>
+        <w:t>1 Pe 3:9</w:t>
+      </w:r>
       <w:r>
         <w:rPr>
           <w:lang w:val="es_ES" w:bidi="es_ES"/>
         </w:rPr>
         <w:t>). Por el contrario, el autor romano Séneca consideraba la venganza como una forma legítima y necesaria de restaurar el honor social perdido debido al maltrato de otros. Pablo exhorta a los cristianos a hacer el bien, tanto a los miembros de la iglesia (entre ellos) como a aquellos fuera de la comunidad cristiana (a todas las personas), incluidos a sus perseguidores (</w:t>
       </w:r>
-      <w:hyperlink r:id="rId27">
-        <w:r>
-          <w:rPr>
-            <w:lang w:val="es_ES" w:bidi="es_ES"/>
-          </w:rPr>
-          <w:rPr>
-            <w:color w:val="0000EE"/>
-            <w:u w:val="single"/>
-          </w:rPr>
-          <w:t>1 Ts 2:14,</w:t>
-        </w:r>
-      </w:hyperlink>
+      <w:r>
+        <w:rPr>
+          <w:lang w:val="es_ES" w:bidi="es_ES"/>
+        </w:rPr>
+        <w:t>1 Ts 2:14,</w:t>
+      </w:r>
       <w:r>
         <w:rPr>
           <w:lang w:val="es_ES" w:bidi="es_ES"/>
         </w:rPr>
         <w:t xml:space="preserve"> ver </w:t>
       </w:r>
-      <w:hyperlink r:id="rId257">
-        <w:r>
-          <w:rPr>
-            <w:lang w:val="es_ES" w:bidi="es_ES"/>
-          </w:rPr>
-          <w:rPr>
-            <w:color w:val="0000EE"/>
-            <w:u w:val="single"/>
-          </w:rPr>
-          <w:t>3:12,</w:t>
-        </w:r>
-      </w:hyperlink>
-      <w:r>
-        <w:rPr>
-          <w:lang w:val="es_ES" w:bidi="es_ES"/>
-        </w:rPr>
-        <w:t xml:space="preserve"> </w:t>
-      </w:r>
-      <w:hyperlink r:id="rId109">
-        <w:r>
-          <w:rPr>
-            <w:lang w:val="es_ES" w:bidi="es_ES"/>
-          </w:rPr>
-          <w:rPr>
-            <w:color w:val="0000EE"/>
-            <w:u w:val="single"/>
-          </w:rPr>
-          <w:t>Ga 6:10</w:t>
-        </w:r>
-      </w:hyperlink>
+      <w:r>
+        <w:rPr>
+          <w:lang w:val="es_ES" w:bidi="es_ES"/>
+        </w:rPr>
+        <w:t>3:12,</w:t>
+      </w:r>
+      <w:r>
+        <w:rPr>
+          <w:lang w:val="es_ES" w:bidi="es_ES"/>
+        </w:rPr>
+        <w:t xml:space="preserve"> </w:t>
+      </w:r>
+      <w:r>
+        <w:rPr>
+          <w:lang w:val="es_ES" w:bidi="es_ES"/>
+        </w:rPr>
+        <w:t>Ga 6:10</w:t>
+      </w:r>
       <w:r>
         <w:rPr>
           <w:lang w:val="es_ES" w:bidi="es_ES"/>
@@ -8763,72 +7047,48 @@
         </w:rPr>
         <w:t>Nunca dejar de orar significa no rendirse (</w:t>
       </w:r>
-      <w:hyperlink r:id="rId66">
-        <w:r>
-          <w:rPr>
-            <w:lang w:val="es_ES" w:bidi="es_ES"/>
-          </w:rPr>
-          <w:rPr>
-            <w:color w:val="0000EE"/>
-            <w:u w:val="single"/>
-          </w:rPr>
-          <w:t>1:2,</w:t>
-        </w:r>
-      </w:hyperlink>
-      <w:r>
-        <w:rPr>
-          <w:lang w:val="es_ES" w:bidi="es_ES"/>
-        </w:rPr>
-        <w:t xml:space="preserve"> </w:t>
-      </w:r>
-      <w:hyperlink r:id="rId258">
-        <w:r>
-          <w:rPr>
-            <w:lang w:val="es_ES" w:bidi="es_ES"/>
-          </w:rPr>
-          <w:rPr>
-            <w:color w:val="0000EE"/>
-            <w:u w:val="single"/>
-          </w:rPr>
-          <w:t>Lc 18:1,</w:t>
-        </w:r>
-      </w:hyperlink>
-      <w:r>
-        <w:rPr>
-          <w:lang w:val="es_ES" w:bidi="es_ES"/>
-        </w:rPr>
-        <w:t xml:space="preserve"> </w:t>
-      </w:r>
-      <w:hyperlink r:id="rId31">
-        <w:r>
-          <w:rPr>
-            <w:lang w:val="es_ES" w:bidi="es_ES"/>
-          </w:rPr>
-          <w:rPr>
-            <w:color w:val="0000EE"/>
-            <w:u w:val="single"/>
-          </w:rPr>
-          <w:t>Ro 12:12,</w:t>
-        </w:r>
-      </w:hyperlink>
-      <w:r>
-        <w:rPr>
-          <w:lang w:val="es_ES" w:bidi="es_ES"/>
-        </w:rPr>
-        <w:t xml:space="preserve"> </w:t>
-      </w:r>
-      <w:hyperlink r:id="rId259">
-        <w:r>
-          <w:rPr>
-            <w:lang w:val="es_ES" w:bidi="es_ES"/>
-          </w:rPr>
-          <w:rPr>
-            <w:color w:val="0000EE"/>
-            <w:u w:val="single"/>
-          </w:rPr>
-          <w:t>Ef 6:18</w:t>
-        </w:r>
-      </w:hyperlink>
+      <w:r>
+        <w:rPr>
+          <w:lang w:val="es_ES" w:bidi="es_ES"/>
+        </w:rPr>
+        <w:t>1:2,</w:t>
+      </w:r>
+      <w:r>
+        <w:rPr>
+          <w:lang w:val="es_ES" w:bidi="es_ES"/>
+        </w:rPr>
+        <w:t xml:space="preserve"> </w:t>
+      </w:r>
+      <w:r>
+        <w:rPr>
+          <w:lang w:val="es_ES" w:bidi="es_ES"/>
+        </w:rPr>
+        <w:t>Lc 18:1,</w:t>
+      </w:r>
+      <w:r>
+        <w:rPr>
+          <w:lang w:val="es_ES" w:bidi="es_ES"/>
+        </w:rPr>
+        <w:t xml:space="preserve"> </w:t>
+      </w:r>
+      <w:r>
+        <w:rPr>
+          <w:lang w:val="es_ES" w:bidi="es_ES"/>
+        </w:rPr>
+        <w:t>Ro 12:12,</w:t>
+      </w:r>
+      <w:r>
+        <w:rPr>
+          <w:lang w:val="es_ES" w:bidi="es_ES"/>
+        </w:rPr>
+        <w:t xml:space="preserve"> </w:t>
+      </w:r>
+      <w:r>
+        <w:rPr>
+          <w:lang w:val="es_ES" w:bidi="es_ES"/>
+        </w:rPr>
+        <w:t>Ef 6:18</w:t>
+      </w:r>
       <w:r>
         <w:rPr>
           <w:lang w:val="es_ES" w:bidi="es_ES"/>
@@ -8883,18 +7143,12 @@
         </w:rPr>
         <w:t>"Dad gracias en todo": Dios es soberano y puede redimir cualquier situación (</w:t>
       </w:r>
-      <w:hyperlink r:id="rId260">
-        <w:r>
-          <w:rPr>
-            <w:lang w:val="es_ES" w:bidi="es_ES"/>
-          </w:rPr>
-          <w:rPr>
-            <w:color w:val="0000EE"/>
-            <w:u w:val="single"/>
-          </w:rPr>
-          <w:t>Ro 8:28</w:t>
-        </w:r>
-      </w:hyperlink>
+      <w:r>
+        <w:rPr>
+          <w:lang w:val="es_ES" w:bidi="es_ES"/>
+        </w:rPr>
+        <w:t>Ro 8:28</w:t>
+      </w:r>
       <w:r>
         <w:rPr>
           <w:lang w:val="es_ES" w:bidi="es_ES"/>
@@ -8949,90 +7203,60 @@
         </w:rPr>
         <w:t>"No apaguéis el Espíritu": Pablo exhorta a los creyentes de Tesalónica a no extinguir el fuego del Espíritu (</w:t>
       </w:r>
-      <w:hyperlink r:id="rId261">
-        <w:r>
-          <w:rPr>
-            <w:lang w:val="es_ES" w:bidi="es_ES"/>
-          </w:rPr>
-          <w:rPr>
-            <w:color w:val="0000EE"/>
-            <w:u w:val="single"/>
-          </w:rPr>
-          <w:t>Mt 3:11,</w:t>
-        </w:r>
-      </w:hyperlink>
-      <w:r>
-        <w:rPr>
-          <w:lang w:val="es_ES" w:bidi="es_ES"/>
-        </w:rPr>
-        <w:t xml:space="preserve"> </w:t>
-      </w:r>
-      <w:hyperlink r:id="rId262">
-        <w:r>
-          <w:rPr>
-            <w:lang w:val="es_ES" w:bidi="es_ES"/>
-          </w:rPr>
-          <w:rPr>
-            <w:color w:val="0000EE"/>
-            <w:u w:val="single"/>
-          </w:rPr>
-          <w:t>Hc 2:3,</w:t>
-        </w:r>
-      </w:hyperlink>
-      <w:r>
-        <w:rPr>
-          <w:lang w:val="es_ES" w:bidi="es_ES"/>
-        </w:rPr>
-        <w:t xml:space="preserve"> </w:t>
-      </w:r>
-      <w:hyperlink r:id="rId263">
-        <w:r>
-          <w:rPr>
-            <w:lang w:val="es_ES" w:bidi="es_ES"/>
-          </w:rPr>
-          <w:rPr>
-            <w:color w:val="0000EE"/>
-            <w:u w:val="single"/>
-          </w:rPr>
-          <w:t>2 Tm 1:6</w:t>
-        </w:r>
-      </w:hyperlink>
+      <w:r>
+        <w:rPr>
+          <w:lang w:val="es_ES" w:bidi="es_ES"/>
+        </w:rPr>
+        <w:t>Mt 3:11,</w:t>
+      </w:r>
+      <w:r>
+        <w:rPr>
+          <w:lang w:val="es_ES" w:bidi="es_ES"/>
+        </w:rPr>
+        <w:t xml:space="preserve"> </w:t>
+      </w:r>
+      <w:r>
+        <w:rPr>
+          <w:lang w:val="es_ES" w:bidi="es_ES"/>
+        </w:rPr>
+        <w:t>Hc 2:3,</w:t>
+      </w:r>
+      <w:r>
+        <w:rPr>
+          <w:lang w:val="es_ES" w:bidi="es_ES"/>
+        </w:rPr>
+        <w:t xml:space="preserve"> </w:t>
+      </w:r>
+      <w:r>
+        <w:rPr>
+          <w:lang w:val="es_ES" w:bidi="es_ES"/>
+        </w:rPr>
+        <w:t>2 Tm 1:6</w:t>
+      </w:r>
       <w:r>
         <w:rPr>
           <w:lang w:val="es_ES" w:bidi="es_ES"/>
         </w:rPr>
         <w:t>) al prohibir la profecía en la iglesia (</w:t>
       </w:r>
-      <w:hyperlink r:id="rId264">
-        <w:r>
-          <w:rPr>
-            <w:lang w:val="es_ES" w:bidi="es_ES"/>
-          </w:rPr>
-          <w:rPr>
-            <w:color w:val="0000EE"/>
-            <w:u w:val="single"/>
-          </w:rPr>
-          <w:t>Jr 20:9,</w:t>
-        </w:r>
-      </w:hyperlink>
-      <w:r>
-        <w:rPr>
-          <w:lang w:val="es_ES" w:bidi="es_ES"/>
-        </w:rPr>
-        <w:t xml:space="preserve"> </w:t>
-      </w:r>
-      <w:hyperlink r:id="rId265">
-        <w:r>
-          <w:rPr>
-            <w:lang w:val="es_ES" w:bidi="es_ES"/>
-          </w:rPr>
-          <w:rPr>
-            <w:color w:val="0000EE"/>
-            <w:u w:val="single"/>
-          </w:rPr>
-          <w:t>1 Jn 4:1–2</w:t>
-        </w:r>
-      </w:hyperlink>
+      <w:r>
+        <w:rPr>
+          <w:lang w:val="es_ES" w:bidi="es_ES"/>
+        </w:rPr>
+        <w:t>Jr 20:9,</w:t>
+      </w:r>
+      <w:r>
+        <w:rPr>
+          <w:lang w:val="es_ES" w:bidi="es_ES"/>
+        </w:rPr>
+        <w:t xml:space="preserve"> </w:t>
+      </w:r>
+      <w:r>
+        <w:rPr>
+          <w:lang w:val="es_ES" w:bidi="es_ES"/>
+        </w:rPr>
+        <w:t>1 Jn 4:1–2</w:t>
+      </w:r>
       <w:r>
         <w:rPr>
           <w:lang w:val="es_ES" w:bidi="es_ES"/>
@@ -9087,108 +7311,72 @@
         </w:rPr>
         <w:t>La profecía, destinada a edificar la iglesia (</w:t>
       </w:r>
-      <w:hyperlink r:id="rId266">
-        <w:r>
-          <w:rPr>
-            <w:lang w:val="es_ES" w:bidi="es_ES"/>
-          </w:rPr>
-          <w:rPr>
-            <w:color w:val="0000EE"/>
-            <w:u w:val="single"/>
-          </w:rPr>
-          <w:t>1 Co 14:1–4</w:t>
-        </w:r>
-      </w:hyperlink>
+      <w:r>
+        <w:rPr>
+          <w:lang w:val="es_ES" w:bidi="es_ES"/>
+        </w:rPr>
+        <w:t>1 Co 14:1–4</w:t>
+      </w:r>
       <w:r>
         <w:rPr>
           <w:lang w:val="es_ES" w:bidi="es_ES"/>
         </w:rPr>
         <w:t>), no debe ser rechazada. En cambio, los tesalonicenses deben examinar las profecías (</w:t>
       </w:r>
-      <w:hyperlink r:id="rId267">
-        <w:r>
-          <w:rPr>
-            <w:lang w:val="es_ES" w:bidi="es_ES"/>
-          </w:rPr>
-          <w:rPr>
-            <w:color w:val="0000EE"/>
-            <w:u w:val="single"/>
-          </w:rPr>
-          <w:t>1 Co 12:10,</w:t>
-        </w:r>
-      </w:hyperlink>
-      <w:r>
-        <w:rPr>
-          <w:lang w:val="es_ES" w:bidi="es_ES"/>
-        </w:rPr>
-        <w:t xml:space="preserve"> </w:t>
-      </w:r>
-      <w:hyperlink r:id="rId268">
-        <w:r>
-          <w:rPr>
-            <w:lang w:val="es_ES" w:bidi="es_ES"/>
-          </w:rPr>
-          <w:rPr>
-            <w:color w:val="0000EE"/>
-            <w:u w:val="single"/>
-          </w:rPr>
-          <w:t>14:29</w:t>
-        </w:r>
-      </w:hyperlink>
+      <w:r>
+        <w:rPr>
+          <w:lang w:val="es_ES" w:bidi="es_ES"/>
+        </w:rPr>
+        <w:t>1 Co 12:10,</w:t>
+      </w:r>
+      <w:r>
+        <w:rPr>
+          <w:lang w:val="es_ES" w:bidi="es_ES"/>
+        </w:rPr>
+        <w:t xml:space="preserve"> </w:t>
+      </w:r>
+      <w:r>
+        <w:rPr>
+          <w:lang w:val="es_ES" w:bidi="es_ES"/>
+        </w:rPr>
+        <w:t>14:29</w:t>
+      </w:r>
       <w:r>
         <w:rPr>
           <w:lang w:val="es_ES" w:bidi="es_ES"/>
         </w:rPr>
         <w:t>) para discernir su origen, verificar su concordancia con la enseñanza de los apóstoles (</w:t>
       </w:r>
-      <w:hyperlink r:id="rId269">
-        <w:r>
-          <w:rPr>
-            <w:lang w:val="es_ES" w:bidi="es_ES"/>
-          </w:rPr>
-          <w:rPr>
-            <w:color w:val="0000EE"/>
-            <w:u w:val="single"/>
-          </w:rPr>
-          <w:t>2 Ts 2:2,q</w:t>
-        </w:r>
-      </w:hyperlink>
-      <w:r>
-        <w:rPr>
-          <w:lang w:val="es_ES" w:bidi="es_ES"/>
-        </w:rPr>
-        <w:t xml:space="preserve"> </w:t>
-      </w:r>
-      <w:hyperlink r:id="rId270">
-        <w:r>
-          <w:rPr>
-            <w:lang w:val="es_ES" w:bidi="es_ES"/>
-          </w:rPr>
-          <w:rPr>
-            <w:color w:val="0000EE"/>
-            <w:u w:val="single"/>
-          </w:rPr>
-          <w:t>1 Jn 4:1–3</w:t>
-        </w:r>
-      </w:hyperlink>
+      <w:r>
+        <w:rPr>
+          <w:lang w:val="es_ES" w:bidi="es_ES"/>
+        </w:rPr>
+        <w:t>2 Ts 2:2,q</w:t>
+      </w:r>
+      <w:r>
+        <w:rPr>
+          <w:lang w:val="es_ES" w:bidi="es_ES"/>
+        </w:rPr>
+        <w:t xml:space="preserve"> </w:t>
+      </w:r>
+      <w:r>
+        <w:rPr>
+          <w:lang w:val="es_ES" w:bidi="es_ES"/>
+        </w:rPr>
+        <w:t>1 Jn 4:1–3</w:t>
+      </w:r>
       <w:r>
         <w:rPr>
           <w:lang w:val="es_ES" w:bidi="es_ES"/>
         </w:rPr>
         <w:t>), y evaluar el carácter de quienes las pronuncian (</w:t>
       </w:r>
-      <w:hyperlink r:id="rId271">
-        <w:r>
-          <w:rPr>
-            <w:lang w:val="es_ES" w:bidi="es_ES"/>
-          </w:rPr>
-          <w:rPr>
-            <w:color w:val="0000EE"/>
-            <w:u w:val="single"/>
-          </w:rPr>
-          <w:t>Mt 7:15–20</w:t>
-        </w:r>
-      </w:hyperlink>
+      <w:r>
+        <w:rPr>
+          <w:lang w:val="es_ES" w:bidi="es_ES"/>
+        </w:rPr>
+        <w:t>Mt 7:15–20</w:t>
+      </w:r>
       <w:r>
         <w:rPr>
           <w:lang w:val="es_ES" w:bidi="es_ES"/>
@@ -9256,18 +7444,12 @@
         </w:rPr>
         <w:t>Ellos deben rechazar todo tipo de mal, especialmente las falsas profecías (</w:t>
       </w:r>
-      <w:hyperlink r:id="rId272">
-        <w:r>
-          <w:rPr>
-            <w:lang w:val="es_ES" w:bidi="es_ES"/>
-          </w:rPr>
-          <w:rPr>
-            <w:color w:val="0000EE"/>
-            <w:u w:val="single"/>
-          </w:rPr>
-          <w:t>5:19–21</w:t>
-        </w:r>
-      </w:hyperlink>
+      <w:r>
+        <w:rPr>
+          <w:lang w:val="es_ES" w:bidi="es_ES"/>
+        </w:rPr>
+        <w:t>5:19–21</w:t>
+      </w:r>
       <w:r>
         <w:rPr>
           <w:lang w:val="es_ES" w:bidi="es_ES"/>
@@ -9322,18 +7504,12 @@
         </w:rPr>
         <w:t>Dios permite a los cristianos vivir una vida santa (</w:t>
       </w:r>
-      <w:hyperlink r:id="rId112">
-        <w:r>
-          <w:rPr>
-            <w:lang w:val="es_ES" w:bidi="es_ES"/>
-          </w:rPr>
-          <w:rPr>
-            <w:color w:val="0000EE"/>
-            <w:u w:val="single"/>
-          </w:rPr>
-          <w:t>3:11–13</w:t>
-        </w:r>
-      </w:hyperlink>
+      <w:r>
+        <w:rPr>
+          <w:lang w:val="es_ES" w:bidi="es_ES"/>
+        </w:rPr>
+        <w:t>3:11–13</w:t>
+      </w:r>
       <w:r>
         <w:rPr>
           <w:lang w:val="es_ES" w:bidi="es_ES"/>
@@ -9353,54 +7529,36 @@
         </w:rPr>
         <w:t xml:space="preserve"> es decir, la totalidad de la vida humana (cp. </w:t>
       </w:r>
-      <w:hyperlink r:id="rId273">
-        <w:r>
-          <w:rPr>
-            <w:lang w:val="es_ES" w:bidi="es_ES"/>
-          </w:rPr>
-          <w:rPr>
-            <w:color w:val="0000EE"/>
-            <w:u w:val="single"/>
-          </w:rPr>
-          <w:t>Mt 10:28,</w:t>
-        </w:r>
-      </w:hyperlink>
-      <w:r>
-        <w:rPr>
-          <w:lang w:val="es_ES" w:bidi="es_ES"/>
-        </w:rPr>
-        <w:t xml:space="preserve"> </w:t>
-      </w:r>
-      <w:hyperlink r:id="rId274">
-        <w:r>
-          <w:rPr>
-            <w:lang w:val="es_ES" w:bidi="es_ES"/>
-          </w:rPr>
-          <w:rPr>
-            <w:color w:val="0000EE"/>
-            <w:u w:val="single"/>
-          </w:rPr>
-          <w:t>Mc 12:30,</w:t>
-        </w:r>
-      </w:hyperlink>
-      <w:r>
-        <w:rPr>
-          <w:lang w:val="es_ES" w:bidi="es_ES"/>
-        </w:rPr>
-        <w:t xml:space="preserve"> </w:t>
-      </w:r>
-      <w:hyperlink r:id="rId275">
-        <w:r>
-          <w:rPr>
-            <w:lang w:val="es_ES" w:bidi="es_ES"/>
-          </w:rPr>
-          <w:rPr>
-            <w:color w:val="0000EE"/>
-            <w:u w:val="single"/>
-          </w:rPr>
-          <w:t>1 Co 7:34</w:t>
-        </w:r>
-      </w:hyperlink>
+      <w:r>
+        <w:rPr>
+          <w:lang w:val="es_ES" w:bidi="es_ES"/>
+        </w:rPr>
+        <w:t>Mt 10:28,</w:t>
+      </w:r>
+      <w:r>
+        <w:rPr>
+          <w:lang w:val="es_ES" w:bidi="es_ES"/>
+        </w:rPr>
+        <w:t xml:space="preserve"> </w:t>
+      </w:r>
+      <w:r>
+        <w:rPr>
+          <w:lang w:val="es_ES" w:bidi="es_ES"/>
+        </w:rPr>
+        <w:t>Mc 12:30,</w:t>
+      </w:r>
+      <w:r>
+        <w:rPr>
+          <w:lang w:val="es_ES" w:bidi="es_ES"/>
+        </w:rPr>
+        <w:t xml:space="preserve"> </w:t>
+      </w:r>
+      <w:r>
+        <w:rPr>
+          <w:lang w:val="es_ES" w:bidi="es_ES"/>
+        </w:rPr>
+        <w:t>1 Co 7:34</w:t>
+      </w:r>
       <w:r>
         <w:rPr>
           <w:lang w:val="es_ES" w:bidi="es_ES"/>
@@ -9509,72 +7667,48 @@
         </w:rPr>
         <w:t>: Pablo fundamenta su confianza en el carácter fiel de Dios (</w:t>
       </w:r>
-      <w:hyperlink r:id="rId276">
-        <w:r>
-          <w:rPr>
-            <w:lang w:val="es_ES" w:bidi="es_ES"/>
-          </w:rPr>
-          <w:rPr>
-            <w:color w:val="0000EE"/>
-            <w:u w:val="single"/>
-          </w:rPr>
-          <w:t>1 Co 1:9,</w:t>
-        </w:r>
-      </w:hyperlink>
-      <w:r>
-        <w:rPr>
-          <w:lang w:val="es_ES" w:bidi="es_ES"/>
-        </w:rPr>
-        <w:t xml:space="preserve"> </w:t>
-      </w:r>
-      <w:hyperlink r:id="rId277">
-        <w:r>
-          <w:rPr>
-            <w:lang w:val="es_ES" w:bidi="es_ES"/>
-          </w:rPr>
-          <w:rPr>
-            <w:color w:val="0000EE"/>
-            <w:u w:val="single"/>
-          </w:rPr>
-          <w:t>2 Tes 3:3,</w:t>
-        </w:r>
-      </w:hyperlink>
-      <w:r>
-        <w:rPr>
-          <w:lang w:val="es_ES" w:bidi="es_ES"/>
-        </w:rPr>
-        <w:t xml:space="preserve"> </w:t>
-      </w:r>
-      <w:hyperlink r:id="rId278">
-        <w:r>
-          <w:rPr>
-            <w:lang w:val="es_ES" w:bidi="es_ES"/>
-          </w:rPr>
-          <w:rPr>
-            <w:color w:val="0000EE"/>
-            <w:u w:val="single"/>
-          </w:rPr>
-          <w:t>2 Tm 2:13,</w:t>
-        </w:r>
-      </w:hyperlink>
-      <w:r>
-        <w:rPr>
-          <w:lang w:val="es_ES" w:bidi="es_ES"/>
-        </w:rPr>
-        <w:t xml:space="preserve"> </w:t>
-      </w:r>
-      <w:hyperlink r:id="rId279">
-        <w:r>
-          <w:rPr>
-            <w:lang w:val="es_ES" w:bidi="es_ES"/>
-          </w:rPr>
-          <w:rPr>
-            <w:color w:val="0000EE"/>
-            <w:u w:val="single"/>
-          </w:rPr>
-          <w:t>1 Jn 1:9</w:t>
-        </w:r>
-      </w:hyperlink>
+      <w:r>
+        <w:rPr>
+          <w:lang w:val="es_ES" w:bidi="es_ES"/>
+        </w:rPr>
+        <w:t>1 Co 1:9,</w:t>
+      </w:r>
+      <w:r>
+        <w:rPr>
+          <w:lang w:val="es_ES" w:bidi="es_ES"/>
+        </w:rPr>
+        <w:t xml:space="preserve"> </w:t>
+      </w:r>
+      <w:r>
+        <w:rPr>
+          <w:lang w:val="es_ES" w:bidi="es_ES"/>
+        </w:rPr>
+        <w:t>2 Tes 3:3,</w:t>
+      </w:r>
+      <w:r>
+        <w:rPr>
+          <w:lang w:val="es_ES" w:bidi="es_ES"/>
+        </w:rPr>
+        <w:t xml:space="preserve"> </w:t>
+      </w:r>
+      <w:r>
+        <w:rPr>
+          <w:lang w:val="es_ES" w:bidi="es_ES"/>
+        </w:rPr>
+        <w:t>2 Tm 2:13,</w:t>
+      </w:r>
+      <w:r>
+        <w:rPr>
+          <w:lang w:val="es_ES" w:bidi="es_ES"/>
+        </w:rPr>
+        <w:t xml:space="preserve"> </w:t>
+      </w:r>
+      <w:r>
+        <w:rPr>
+          <w:lang w:val="es_ES" w:bidi="es_ES"/>
+        </w:rPr>
+        <w:t>1 Jn 1:9</w:t>
+      </w:r>
       <w:r>
         <w:rPr>
           <w:lang w:val="es_ES" w:bidi="es_ES"/>
@@ -9629,144 +7763,96 @@
         </w:rPr>
         <w:t xml:space="preserve">"en ósculo santo" (o beso sagrado, ver también </w:t>
       </w:r>
-      <w:hyperlink r:id="rId280">
-        <w:r>
-          <w:rPr>
-            <w:lang w:val="es_ES" w:bidi="es_ES"/>
-          </w:rPr>
-          <w:rPr>
-            <w:color w:val="0000EE"/>
-            <w:u w:val="single"/>
-          </w:rPr>
-          <w:t>Ro 16:16,</w:t>
-        </w:r>
-      </w:hyperlink>
-      <w:r>
-        <w:rPr>
-          <w:lang w:val="es_ES" w:bidi="es_ES"/>
-        </w:rPr>
-        <w:t xml:space="preserve"> </w:t>
-      </w:r>
-      <w:hyperlink r:id="rId281">
-        <w:r>
-          <w:rPr>
-            <w:lang w:val="es_ES" w:bidi="es_ES"/>
-          </w:rPr>
-          <w:rPr>
-            <w:color w:val="0000EE"/>
-            <w:u w:val="single"/>
-          </w:rPr>
-          <w:t>1 Co 16:20,</w:t>
-        </w:r>
-      </w:hyperlink>
-      <w:r>
-        <w:rPr>
-          <w:lang w:val="es_ES" w:bidi="es_ES"/>
-        </w:rPr>
-        <w:t xml:space="preserve"> </w:t>
-      </w:r>
-      <w:hyperlink r:id="rId282">
-        <w:r>
-          <w:rPr>
-            <w:lang w:val="es_ES" w:bidi="es_ES"/>
-          </w:rPr>
-          <w:rPr>
-            <w:color w:val="0000EE"/>
-            <w:u w:val="single"/>
-          </w:rPr>
-          <w:t>2 Co 13:12,</w:t>
-        </w:r>
-      </w:hyperlink>
-      <w:r>
-        <w:rPr>
-          <w:lang w:val="es_ES" w:bidi="es_ES"/>
-        </w:rPr>
-        <w:t xml:space="preserve"> </w:t>
-      </w:r>
-      <w:hyperlink r:id="rId283">
-        <w:r>
-          <w:rPr>
-            <w:lang w:val="es_ES" w:bidi="es_ES"/>
-          </w:rPr>
-          <w:rPr>
-            <w:color w:val="0000EE"/>
-            <w:u w:val="single"/>
-          </w:rPr>
-          <w:t>1 Pe 5:14</w:t>
-        </w:r>
-      </w:hyperlink>
+      <w:r>
+        <w:rPr>
+          <w:lang w:val="es_ES" w:bidi="es_ES"/>
+        </w:rPr>
+        <w:t>Ro 16:16,</w:t>
+      </w:r>
+      <w:r>
+        <w:rPr>
+          <w:lang w:val="es_ES" w:bidi="es_ES"/>
+        </w:rPr>
+        <w:t xml:space="preserve"> </w:t>
+      </w:r>
+      <w:r>
+        <w:rPr>
+          <w:lang w:val="es_ES" w:bidi="es_ES"/>
+        </w:rPr>
+        <w:t>1 Co 16:20,</w:t>
+      </w:r>
+      <w:r>
+        <w:rPr>
+          <w:lang w:val="es_ES" w:bidi="es_ES"/>
+        </w:rPr>
+        <w:t xml:space="preserve"> </w:t>
+      </w:r>
+      <w:r>
+        <w:rPr>
+          <w:lang w:val="es_ES" w:bidi="es_ES"/>
+        </w:rPr>
+        <w:t>2 Co 13:12,</w:t>
+      </w:r>
+      <w:r>
+        <w:rPr>
+          <w:lang w:val="es_ES" w:bidi="es_ES"/>
+        </w:rPr>
+        <w:t xml:space="preserve"> </w:t>
+      </w:r>
+      <w:r>
+        <w:rPr>
+          <w:lang w:val="es_ES" w:bidi="es_ES"/>
+        </w:rPr>
+        <w:t>1 Pe 5:14</w:t>
+      </w:r>
       <w:r>
         <w:rPr>
           <w:lang w:val="es_ES" w:bidi="es_ES"/>
         </w:rPr>
         <w:t>): besar en la mejilla o en la frente era una forma común de saludo que reflejaba sentimientos de honor, amistad y amor entre miembros de la familia (</w:t>
       </w:r>
-      <w:hyperlink r:id="rId284">
-        <w:r>
-          <w:rPr>
-            <w:lang w:val="es_ES" w:bidi="es_ES"/>
-          </w:rPr>
-          <w:rPr>
-            <w:color w:val="0000EE"/>
-            <w:u w:val="single"/>
-          </w:rPr>
-          <w:t>Mc 14:44–45;</w:t>
-        </w:r>
-      </w:hyperlink>
-      <w:r>
-        <w:rPr>
-          <w:lang w:val="es_ES" w:bidi="es_ES"/>
-        </w:rPr>
-        <w:t xml:space="preserve"> </w:t>
-      </w:r>
-      <w:hyperlink r:id="rId285">
-        <w:r>
-          <w:rPr>
-            <w:lang w:val="es_ES" w:bidi="es_ES"/>
-          </w:rPr>
-          <w:rPr>
-            <w:color w:val="0000EE"/>
-            <w:u w:val="single"/>
-          </w:rPr>
-          <w:t>Lc 7:36–47,</w:t>
-        </w:r>
-      </w:hyperlink>
-      <w:r>
-        <w:rPr>
-          <w:lang w:val="es_ES" w:bidi="es_ES"/>
-        </w:rPr>
-        <w:t xml:space="preserve"> </w:t>
-      </w:r>
-      <w:hyperlink r:id="rId286">
-        <w:r>
-          <w:rPr>
-            <w:lang w:val="es_ES" w:bidi="es_ES"/>
-          </w:rPr>
-          <w:rPr>
-            <w:color w:val="0000EE"/>
-            <w:u w:val="single"/>
-          </w:rPr>
-          <w:t>15:20;</w:t>
-        </w:r>
-      </w:hyperlink>
-      <w:r>
-        <w:rPr>
-          <w:lang w:val="es_ES" w:bidi="es_ES"/>
-        </w:rPr>
-        <w:t xml:space="preserve"> </w:t>
-      </w:r>
-      <w:hyperlink r:id="rId287">
-        <w:r>
-          <w:rPr>
-            <w:lang w:val="es_ES" w:bidi="es_ES"/>
-          </w:rPr>
-          <w:rPr>
-            <w:color w:val="0000EE"/>
-            <w:u w:val="single"/>
-          </w:rPr>
-          <w:t>Hc 20:37</w:t>
-        </w:r>
-      </w:hyperlink>
+      <w:r>
+        <w:rPr>
+          <w:lang w:val="es_ES" w:bidi="es_ES"/>
+        </w:rPr>
+        <w:t>Mc 14:44–45;</w:t>
+      </w:r>
+      <w:r>
+        <w:rPr>
+          <w:lang w:val="es_ES" w:bidi="es_ES"/>
+        </w:rPr>
+        <w:t xml:space="preserve"> </w:t>
+      </w:r>
+      <w:r>
+        <w:rPr>
+          <w:lang w:val="es_ES" w:bidi="es_ES"/>
+        </w:rPr>
+        <w:t>Lc 7:36–47,</w:t>
+      </w:r>
+      <w:r>
+        <w:rPr>
+          <w:lang w:val="es_ES" w:bidi="es_ES"/>
+        </w:rPr>
+        <w:t xml:space="preserve"> </w:t>
+      </w:r>
+      <w:r>
+        <w:rPr>
+          <w:lang w:val="es_ES" w:bidi="es_ES"/>
+        </w:rPr>
+        <w:t>15:20;</w:t>
+      </w:r>
+      <w:r>
+        <w:rPr>
+          <w:lang w:val="es_ES" w:bidi="es_ES"/>
+        </w:rPr>
+        <w:t xml:space="preserve"> </w:t>
+      </w:r>
+      <w:r>
+        <w:rPr>
+          <w:lang w:val="es_ES" w:bidi="es_ES"/>
+        </w:rPr>
+        <w:t>Hc 20:37</w:t>
+      </w:r>
       <w:r>
         <w:rPr>
           <w:lang w:val="es_ES" w:bidi="es_ES"/>
@@ -9821,72 +7907,48 @@
         </w:rPr>
         <w:t>"esta carta sea leída": La lectura pública de las Escrituras se practicaba tanto en la sinagoga (</w:t>
       </w:r>
-      <w:hyperlink r:id="rId288">
-        <w:r>
-          <w:rPr>
-            <w:lang w:val="es_ES" w:bidi="es_ES"/>
-          </w:rPr>
-          <w:rPr>
-            <w:color w:val="0000EE"/>
-            <w:u w:val="single"/>
-          </w:rPr>
-          <w:t>Lc 4:16,</w:t>
-        </w:r>
-      </w:hyperlink>
-      <w:r>
-        <w:rPr>
-          <w:lang w:val="es_ES" w:bidi="es_ES"/>
-        </w:rPr>
-        <w:t xml:space="preserve"> </w:t>
-      </w:r>
-      <w:hyperlink r:id="rId289">
-        <w:r>
-          <w:rPr>
-            <w:lang w:val="es_ES" w:bidi="es_ES"/>
-          </w:rPr>
-          <w:rPr>
-            <w:color w:val="0000EE"/>
-            <w:u w:val="single"/>
-          </w:rPr>
-          <w:t>Hc 13:15</w:t>
-        </w:r>
-      </w:hyperlink>
+      <w:r>
+        <w:rPr>
+          <w:lang w:val="es_ES" w:bidi="es_ES"/>
+        </w:rPr>
+        <w:t>Lc 4:16,</w:t>
+      </w:r>
+      <w:r>
+        <w:rPr>
+          <w:lang w:val="es_ES" w:bidi="es_ES"/>
+        </w:rPr>
+        <w:t xml:space="preserve"> </w:t>
+      </w:r>
+      <w:r>
+        <w:rPr>
+          <w:lang w:val="es_ES" w:bidi="es_ES"/>
+        </w:rPr>
+        <w:t>Hc 13:15</w:t>
+      </w:r>
       <w:r>
         <w:rPr>
           <w:lang w:val="es_ES" w:bidi="es_ES"/>
         </w:rPr>
         <w:t>) como en la iglesia (</w:t>
       </w:r>
-      <w:hyperlink r:id="rId290">
-        <w:r>
-          <w:rPr>
-            <w:lang w:val="es_ES" w:bidi="es_ES"/>
-          </w:rPr>
-          <w:rPr>
-            <w:color w:val="0000EE"/>
-            <w:u w:val="single"/>
-          </w:rPr>
-          <w:t>1 Tm 4:13</w:t>
-        </w:r>
-      </w:hyperlink>
+      <w:r>
+        <w:rPr>
+          <w:lang w:val="es_ES" w:bidi="es_ES"/>
+        </w:rPr>
+        <w:t>1 Tm 4:13</w:t>
+      </w:r>
       <w:r>
         <w:rPr>
           <w:lang w:val="es_ES" w:bidi="es_ES"/>
         </w:rPr>
         <w:t>). De manera similar, las cartas de Pablo debían leerse en voz alta a toda la congregación (</w:t>
       </w:r>
-      <w:hyperlink r:id="rId291">
-        <w:r>
-          <w:rPr>
-            <w:lang w:val="es_ES" w:bidi="es_ES"/>
-          </w:rPr>
-          <w:rPr>
-            <w:color w:val="0000EE"/>
-            <w:u w:val="single"/>
-          </w:rPr>
-          <w:t>Col 4:16</w:t>
-        </w:r>
-      </w:hyperlink>
+      <w:r>
+        <w:rPr>
+          <w:lang w:val="es_ES" w:bidi="es_ES"/>
+        </w:rPr>
+        <w:t>Col 4:16</w:t>
+      </w:r>
       <w:r>
         <w:rPr>
           <w:lang w:val="es_ES" w:bidi="es_ES"/>
@@ -9941,90 +8003,60 @@
         </w:rPr>
         <w:t>Pablo mejora el saludo habitual añadiendo una bendición de gracia al final de su correspondencia (</w:t>
       </w:r>
-      <w:hyperlink r:id="rId86">
-        <w:r>
-          <w:rPr>
-            <w:lang w:val="es_ES" w:bidi="es_ES"/>
-          </w:rPr>
-          <w:rPr>
-            <w:color w:val="0000EE"/>
-            <w:u w:val="single"/>
-          </w:rPr>
-          <w:t>Ro 16:20,</w:t>
-        </w:r>
-      </w:hyperlink>
-      <w:r>
-        <w:rPr>
-          <w:lang w:val="es_ES" w:bidi="es_ES"/>
-        </w:rPr>
-        <w:t xml:space="preserve"> </w:t>
-      </w:r>
-      <w:hyperlink r:id="rId292">
-        <w:r>
-          <w:rPr>
-            <w:lang w:val="es_ES" w:bidi="es_ES"/>
-          </w:rPr>
-          <w:rPr>
-            <w:color w:val="0000EE"/>
-            <w:u w:val="single"/>
-          </w:rPr>
-          <w:t>1 Cor 16:23,</w:t>
-        </w:r>
-      </w:hyperlink>
-      <w:r>
-        <w:rPr>
-          <w:lang w:val="es_ES" w:bidi="es_ES"/>
-        </w:rPr>
-        <w:t xml:space="preserve"> </w:t>
-      </w:r>
-      <w:hyperlink r:id="rId293">
-        <w:r>
-          <w:rPr>
-            <w:lang w:val="es_ES" w:bidi="es_ES"/>
-          </w:rPr>
-          <w:rPr>
-            <w:color w:val="0000EE"/>
-            <w:u w:val="single"/>
-          </w:rPr>
-          <w:t>Ga 6:18,</w:t>
-        </w:r>
-      </w:hyperlink>
-      <w:r>
-        <w:rPr>
-          <w:lang w:val="es_ES" w:bidi="es_ES"/>
-        </w:rPr>
-        <w:t xml:space="preserve"> </w:t>
-      </w:r>
-      <w:hyperlink r:id="rId294">
-        <w:r>
-          <w:rPr>
-            <w:lang w:val="es_ES" w:bidi="es_ES"/>
-          </w:rPr>
-          <w:rPr>
-            <w:color w:val="0000EE"/>
-            <w:u w:val="single"/>
-          </w:rPr>
-          <w:t>Ef 6:24,</w:t>
-        </w:r>
-      </w:hyperlink>
-      <w:r>
-        <w:rPr>
-          <w:lang w:val="es_ES" w:bidi="es_ES"/>
-        </w:rPr>
-        <w:t xml:space="preserve"> </w:t>
-      </w:r>
-      <w:hyperlink r:id="rId295">
-        <w:r>
-          <w:rPr>
-            <w:lang w:val="es_ES" w:bidi="es_ES"/>
-          </w:rPr>
-          <w:rPr>
-            <w:color w:val="0000EE"/>
-            <w:u w:val="single"/>
-          </w:rPr>
-          <w:t>2 Ts 3:18</w:t>
-        </w:r>
-      </w:hyperlink>
+      <w:r>
+        <w:rPr>
+          <w:lang w:val="es_ES" w:bidi="es_ES"/>
+        </w:rPr>
+        <w:t>Ro 16:20,</w:t>
+      </w:r>
+      <w:r>
+        <w:rPr>
+          <w:lang w:val="es_ES" w:bidi="es_ES"/>
+        </w:rPr>
+        <w:t xml:space="preserve"> </w:t>
+      </w:r>
+      <w:r>
+        <w:rPr>
+          <w:lang w:val="es_ES" w:bidi="es_ES"/>
+        </w:rPr>
+        <w:t>1 Cor 16:23,</w:t>
+      </w:r>
+      <w:r>
+        <w:rPr>
+          <w:lang w:val="es_ES" w:bidi="es_ES"/>
+        </w:rPr>
+        <w:t xml:space="preserve"> </w:t>
+      </w:r>
+      <w:r>
+        <w:rPr>
+          <w:lang w:val="es_ES" w:bidi="es_ES"/>
+        </w:rPr>
+        <w:t>Ga 6:18,</w:t>
+      </w:r>
+      <w:r>
+        <w:rPr>
+          <w:lang w:val="es_ES" w:bidi="es_ES"/>
+        </w:rPr>
+        <w:t xml:space="preserve"> </w:t>
+      </w:r>
+      <w:r>
+        <w:rPr>
+          <w:lang w:val="es_ES" w:bidi="es_ES"/>
+        </w:rPr>
+        <w:t>Ef 6:24,</w:t>
+      </w:r>
+      <w:r>
+        <w:rPr>
+          <w:lang w:val="es_ES" w:bidi="es_ES"/>
+        </w:rPr>
+        <w:t xml:space="preserve"> </w:t>
+      </w:r>
+      <w:r>
+        <w:rPr>
+          <w:lang w:val="es_ES" w:bidi="es_ES"/>
+        </w:rPr>
+        <w:t>2 Ts 3:18</w:t>
+      </w:r>
       <w:r>
         <w:rPr>
           <w:lang w:val="es_ES" w:bidi="es_ES"/>
